--- a/ใบงานที่ 7 Tree.docx
+++ b/ใบงานที่ 7 Tree.docx
@@ -1204,13 +1204,1003 @@
             </w:pPr>
             <w:r>
               <w:rPr>
-                <w:rFonts w:eastAsia="Calibri" w:cs="Cordia New" w:ascii="Cordia New" w:hAnsi="Cordia New" w:asciiTheme="minorBidi" w:hAnsiTheme="minorBidi"/>
+                <w:rFonts w:eastAsia="Calibri" w:cs="Cordia New" w:ascii="Droid Sans Mono;monospace" w:hAnsi="Droid Sans Mono;monospace"/>
+                <w:b w:val="false"/>
+                <w:color w:val="4EC9B0"/>
+                <w:kern w:val="0"/>
+                <w:sz w:val="30"/>
+                <w:szCs w:val="28"/>
+                <w:shd w:fill="121314" w:val="clear"/>
+                <w:lang w:val="en-US" w:eastAsia="en-US" w:bidi="th-TH"/>
+              </w:rPr>
+              <w:t>TYPE_NODEPTR</w:t>
+            </w:r>
+            <w:r>
+              <w:rPr>
+                <w:rFonts w:eastAsia="Calibri" w:cs="Cordia New" w:ascii="Droid Sans Mono;monospace" w:hAnsi="Droid Sans Mono;monospace"/>
+                <w:b w:val="false"/>
+                <w:color w:val="BBBEBF"/>
+                <w:kern w:val="0"/>
+                <w:sz w:val="30"/>
+                <w:szCs w:val="28"/>
+                <w:shd w:fill="121314" w:val="clear"/>
+                <w:lang w:val="en-US" w:eastAsia="en-US" w:bidi="th-TH"/>
+              </w:rPr>
+              <w:t xml:space="preserve"> </w:t>
+            </w:r>
+            <w:r>
+              <w:rPr>
+                <w:rFonts w:eastAsia="Calibri" w:cs="Cordia New" w:ascii="Droid Sans Mono;monospace" w:hAnsi="Droid Sans Mono;monospace"/>
+                <w:b w:val="false"/>
+                <w:color w:val="D2A8FF"/>
+                <w:kern w:val="0"/>
+                <w:sz w:val="30"/>
+                <w:szCs w:val="28"/>
+                <w:shd w:fill="121314" w:val="clear"/>
+                <w:lang w:val="en-US" w:eastAsia="en-US" w:bidi="th-TH"/>
+              </w:rPr>
+              <w:t>CreateNode</w:t>
+            </w:r>
+            <w:r>
+              <w:rPr>
+                <w:rFonts w:eastAsia="Calibri" w:cs="Cordia New" w:ascii="Droid Sans Mono;monospace" w:hAnsi="Droid Sans Mono;monospace"/>
+                <w:b w:val="false"/>
+                <w:color w:val="BBBEBF"/>
+                <w:kern w:val="0"/>
+                <w:sz w:val="30"/>
+                <w:szCs w:val="28"/>
+                <w:shd w:fill="121314" w:val="clear"/>
+                <w:lang w:val="en-US" w:eastAsia="en-US" w:bidi="th-TH"/>
+              </w:rPr>
+              <w:t>(</w:t>
+            </w:r>
+            <w:r>
+              <w:rPr>
+                <w:rFonts w:eastAsia="Calibri" w:cs="Cordia New" w:ascii="Droid Sans Mono;monospace" w:hAnsi="Droid Sans Mono;monospace"/>
+                <w:b w:val="false"/>
+                <w:color w:val="FF7B72"/>
+                <w:kern w:val="0"/>
+                <w:sz w:val="30"/>
+                <w:szCs w:val="28"/>
+                <w:shd w:fill="121314" w:val="clear"/>
+                <w:lang w:val="en-US" w:eastAsia="en-US" w:bidi="th-TH"/>
+              </w:rPr>
+              <w:t>int</w:t>
+            </w:r>
+            <w:r>
+              <w:rPr>
+                <w:rFonts w:eastAsia="Calibri" w:cs="Cordia New" w:ascii="Droid Sans Mono;monospace" w:hAnsi="Droid Sans Mono;monospace"/>
+                <w:b w:val="false"/>
+                <w:color w:val="BBBEBF"/>
+                <w:kern w:val="0"/>
+                <w:sz w:val="30"/>
+                <w:szCs w:val="28"/>
+                <w:shd w:fill="121314" w:val="clear"/>
+                <w:lang w:val="en-US" w:eastAsia="en-US" w:bidi="th-TH"/>
+              </w:rPr>
+              <w:t xml:space="preserve"> </w:t>
+            </w:r>
+            <w:r>
+              <w:rPr>
+                <w:rFonts w:eastAsia="Calibri" w:cs="Cordia New" w:ascii="Droid Sans Mono;monospace" w:hAnsi="Droid Sans Mono;monospace"/>
+                <w:b w:val="false"/>
+                <w:color w:val="FFA657"/>
+                <w:kern w:val="0"/>
+                <w:sz w:val="30"/>
+                <w:szCs w:val="28"/>
+                <w:shd w:fill="121314" w:val="clear"/>
+                <w:lang w:val="en-US" w:eastAsia="en-US" w:bidi="th-TH"/>
+              </w:rPr>
+              <w:t>data</w:t>
+            </w:r>
+            <w:r>
+              <w:rPr>
+                <w:rFonts w:eastAsia="Calibri" w:cs="Cordia New" w:ascii="Droid Sans Mono;monospace" w:hAnsi="Droid Sans Mono;monospace"/>
+                <w:b w:val="false"/>
+                <w:color w:val="BBBEBF"/>
+                <w:kern w:val="0"/>
+                <w:sz w:val="30"/>
+                <w:szCs w:val="28"/>
+                <w:shd w:fill="121314" w:val="clear"/>
+                <w:lang w:val="en-US" w:eastAsia="en-US" w:bidi="th-TH"/>
+              </w:rPr>
+              <w:t xml:space="preserve">) </w:t>
+            </w:r>
+            <w:r>
+              <w:rPr>
+                <w:rFonts w:eastAsia="Calibri" w:cs="Cordia New" w:ascii="Droid Sans Mono;monospace" w:hAnsi="Droid Sans Mono;monospace"/>
+                <w:b w:val="false"/>
+                <w:color w:val="C9D1D9"/>
+                <w:kern w:val="0"/>
+                <w:sz w:val="30"/>
+                <w:szCs w:val="28"/>
+                <w:shd w:fill="121314" w:val="clear"/>
+                <w:lang w:val="en-US" w:eastAsia="en-US" w:bidi="th-TH"/>
+              </w:rPr>
+              <w:t>{</w:t>
+            </w:r>
+          </w:p>
+          <w:p>
+            <w:pPr>
+              <w:pStyle w:val="Normal"/>
+              <w:spacing w:lineRule="atLeast" w:line="405" w:before="0" w:after="0"/>
+              <w:ind w:hanging="0" w:start="0" w:end="0"/>
+              <w:rPr>
+                <w:rFonts w:ascii="Droid Sans Mono;monospace" w:hAnsi="Droid Sans Mono;monospace"/>
+                <w:b w:val="false"/>
+                <w:color w:val="BBBEBF"/>
+                <w:sz w:val="30"/>
+                <w:shd w:fill="121314" w:val="clear"/>
+              </w:rPr>
+            </w:pPr>
+            <w:r>
+              <w:rPr>
+                <w:rFonts w:ascii="Droid Sans Mono;monospace" w:hAnsi="Droid Sans Mono;monospace"/>
+                <w:b w:val="false"/>
+                <w:color w:val="C586C0"/>
+                <w:sz w:val="30"/>
+                <w:shd w:fill="121314" w:val="clear"/>
+              </w:rPr>
+              <w:t>if</w:t>
+            </w:r>
+            <w:r>
+              <w:rPr>
+                <w:rFonts w:ascii="Droid Sans Mono;monospace" w:hAnsi="Droid Sans Mono;monospace"/>
+                <w:b w:val="false"/>
+                <w:color w:val="C9D1D9"/>
+                <w:sz w:val="30"/>
+                <w:shd w:fill="121314" w:val="clear"/>
+              </w:rPr>
+              <w:t xml:space="preserve"> (root </w:t>
+            </w:r>
+            <w:r>
+              <w:rPr>
+                <w:rFonts w:ascii="Droid Sans Mono;monospace" w:hAnsi="Droid Sans Mono;monospace"/>
+                <w:b w:val="false"/>
+                <w:color w:val="D4D4D4"/>
+                <w:sz w:val="30"/>
+                <w:shd w:fill="121314" w:val="clear"/>
+              </w:rPr>
+              <w:t>!=</w:t>
+            </w:r>
+            <w:r>
+              <w:rPr>
+                <w:rFonts w:ascii="Droid Sans Mono;monospace" w:hAnsi="Droid Sans Mono;monospace"/>
+                <w:b w:val="false"/>
+                <w:color w:val="C9D1D9"/>
+                <w:sz w:val="30"/>
+                <w:shd w:fill="121314" w:val="clear"/>
+              </w:rPr>
+              <w:t xml:space="preserve"> </w:t>
+            </w:r>
+            <w:r>
+              <w:rPr>
+                <w:rFonts w:ascii="Droid Sans Mono;monospace" w:hAnsi="Droid Sans Mono;monospace"/>
+                <w:b w:val="false"/>
+                <w:color w:val="569CD6"/>
+                <w:sz w:val="30"/>
+                <w:shd w:fill="121314" w:val="clear"/>
+              </w:rPr>
+              <w:t>NULL</w:t>
+            </w:r>
+            <w:r>
+              <w:rPr>
+                <w:rFonts w:ascii="Droid Sans Mono;monospace" w:hAnsi="Droid Sans Mono;monospace"/>
+                <w:b w:val="false"/>
+                <w:color w:val="C9D1D9"/>
+                <w:sz w:val="30"/>
+                <w:shd w:fill="121314" w:val="clear"/>
+              </w:rPr>
+              <w:t>) {</w:t>
+            </w:r>
+          </w:p>
+          <w:p>
+            <w:pPr>
+              <w:pStyle w:val="Normal"/>
+              <w:spacing w:lineRule="atLeast" w:line="405" w:before="0" w:after="0"/>
+              <w:ind w:hanging="0" w:start="0" w:end="0"/>
+              <w:rPr>
+                <w:rFonts w:ascii="Droid Sans Mono;monospace" w:hAnsi="Droid Sans Mono;monospace"/>
+                <w:b w:val="false"/>
+                <w:color w:val="BBBEBF"/>
+                <w:sz w:val="30"/>
+                <w:shd w:fill="121314" w:val="clear"/>
+              </w:rPr>
+            </w:pPr>
+            <w:r>
+              <w:rPr>
+                <w:rFonts w:ascii="Droid Sans Mono;monospace" w:hAnsi="Droid Sans Mono;monospace"/>
+                <w:b w:val="false"/>
+                <w:color w:val="D2A8FF"/>
+                <w:sz w:val="30"/>
+                <w:shd w:fill="121314" w:val="clear"/>
+              </w:rPr>
+              <w:t>printf</w:t>
+            </w:r>
+            <w:r>
+              <w:rPr>
+                <w:rFonts w:ascii="Droid Sans Mono;monospace" w:hAnsi="Droid Sans Mono;monospace"/>
+                <w:b w:val="false"/>
+                <w:color w:val="C9D1D9"/>
+                <w:sz w:val="30"/>
+                <w:shd w:fill="121314" w:val="clear"/>
+              </w:rPr>
+              <w:t>(</w:t>
+            </w:r>
+            <w:r>
+              <w:rPr>
+                <w:rFonts w:ascii="Droid Sans Mono;monospace" w:hAnsi="Droid Sans Mono;monospace"/>
+                <w:b w:val="false"/>
+                <w:color w:val="A5D6FF"/>
+                <w:sz w:val="30"/>
+                <w:shd w:fill="121314" w:val="clear"/>
+              </w:rPr>
+              <w:t>"The tree already has a root node!</w:t>
+            </w:r>
+            <w:r>
+              <w:rPr>
+                <w:rFonts w:ascii="Droid Sans Mono;monospace" w:hAnsi="Droid Sans Mono;monospace"/>
+                <w:b w:val="false"/>
+                <w:color w:val="D7BA7D"/>
+                <w:sz w:val="30"/>
+                <w:shd w:fill="121314" w:val="clear"/>
+              </w:rPr>
+              <w:t>\n</w:t>
+            </w:r>
+            <w:r>
+              <w:rPr>
+                <w:rFonts w:ascii="Droid Sans Mono;monospace" w:hAnsi="Droid Sans Mono;monospace"/>
+                <w:b w:val="false"/>
+                <w:color w:val="A5D6FF"/>
+                <w:sz w:val="30"/>
+                <w:shd w:fill="121314" w:val="clear"/>
+              </w:rPr>
+              <w:t>"</w:t>
+            </w:r>
+            <w:r>
+              <w:rPr>
+                <w:rFonts w:ascii="Droid Sans Mono;monospace" w:hAnsi="Droid Sans Mono;monospace"/>
+                <w:b w:val="false"/>
+                <w:color w:val="C9D1D9"/>
+                <w:sz w:val="30"/>
+                <w:shd w:fill="121314" w:val="clear"/>
+              </w:rPr>
+              <w:t>);</w:t>
+            </w:r>
+          </w:p>
+          <w:p>
+            <w:pPr>
+              <w:pStyle w:val="Normal"/>
+              <w:spacing w:lineRule="atLeast" w:line="405" w:before="0" w:after="0"/>
+              <w:ind w:hanging="0" w:start="0" w:end="0"/>
+              <w:rPr>
+                <w:rFonts w:ascii="Droid Sans Mono;monospace" w:hAnsi="Droid Sans Mono;monospace"/>
+                <w:b w:val="false"/>
+                <w:color w:val="BBBEBF"/>
+                <w:sz w:val="30"/>
+                <w:shd w:fill="121314" w:val="clear"/>
+              </w:rPr>
+            </w:pPr>
+            <w:r>
+              <w:rPr>
+                <w:rFonts w:ascii="Droid Sans Mono;monospace" w:hAnsi="Droid Sans Mono;monospace"/>
+                <w:b w:val="false"/>
+                <w:color w:val="C586C0"/>
+                <w:sz w:val="30"/>
+                <w:shd w:fill="121314" w:val="clear"/>
+              </w:rPr>
+              <w:t>return</w:t>
+            </w:r>
+            <w:r>
+              <w:rPr>
+                <w:rFonts w:ascii="Droid Sans Mono;monospace" w:hAnsi="Droid Sans Mono;monospace"/>
+                <w:b w:val="false"/>
+                <w:color w:val="C9D1D9"/>
+                <w:sz w:val="30"/>
+                <w:shd w:fill="121314" w:val="clear"/>
+              </w:rPr>
+              <w:t xml:space="preserve"> root;</w:t>
+            </w:r>
+          </w:p>
+          <w:p>
+            <w:pPr>
+              <w:pStyle w:val="Normal"/>
+              <w:spacing w:lineRule="atLeast" w:line="405" w:before="0" w:after="0"/>
+              <w:ind w:hanging="0" w:start="0" w:end="0"/>
+              <w:rPr>
+                <w:rFonts w:ascii="Droid Sans Mono;monospace" w:hAnsi="Droid Sans Mono;monospace"/>
+                <w:b w:val="false"/>
+                <w:color w:val="C9D1D9"/>
+                <w:sz w:val="30"/>
+                <w:shd w:fill="121314" w:val="clear"/>
+              </w:rPr>
+            </w:pPr>
+            <w:r>
+              <w:rPr>
+                <w:rFonts w:ascii="Droid Sans Mono;monospace" w:hAnsi="Droid Sans Mono;monospace"/>
+                <w:b w:val="false"/>
+                <w:color w:val="C9D1D9"/>
+                <w:sz w:val="30"/>
+                <w:shd w:fill="121314" w:val="clear"/>
+              </w:rPr>
+              <w:t>}</w:t>
+            </w:r>
+          </w:p>
+          <w:p>
+            <w:pPr>
+              <w:pStyle w:val="Normal"/>
+              <w:spacing w:lineRule="atLeast" w:line="405" w:before="0" w:after="0"/>
+              <w:rPr/>
+            </w:pPr>
+            <w:r>
+              <w:rPr/>
+            </w:r>
+          </w:p>
+          <w:p>
+            <w:pPr>
+              <w:pStyle w:val="Normal"/>
+              <w:spacing w:lineRule="atLeast" w:line="405" w:before="0" w:after="0"/>
+              <w:ind w:hanging="0" w:start="0" w:end="0"/>
+              <w:rPr>
+                <w:rFonts w:ascii="Droid Sans Mono;monospace" w:hAnsi="Droid Sans Mono;monospace"/>
+                <w:b w:val="false"/>
+                <w:color w:val="BBBEBF"/>
+                <w:sz w:val="30"/>
+                <w:shd w:fill="121314" w:val="clear"/>
+              </w:rPr>
+            </w:pPr>
+            <w:r>
+              <w:rPr>
+                <w:rFonts w:ascii="Droid Sans Mono;monospace" w:hAnsi="Droid Sans Mono;monospace"/>
+                <w:b w:val="false"/>
+                <w:color w:val="4EC9B0"/>
+                <w:sz w:val="30"/>
+                <w:shd w:fill="121314" w:val="clear"/>
+              </w:rPr>
+              <w:t>TYPE_NODEPTR</w:t>
+            </w:r>
+            <w:r>
+              <w:rPr>
+                <w:rFonts w:ascii="Droid Sans Mono;monospace" w:hAnsi="Droid Sans Mono;monospace"/>
+                <w:b w:val="false"/>
+                <w:color w:val="C9D1D9"/>
+                <w:sz w:val="30"/>
+                <w:shd w:fill="121314" w:val="clear"/>
+              </w:rPr>
+              <w:t xml:space="preserve"> newNode </w:t>
+            </w:r>
+            <w:r>
+              <w:rPr>
+                <w:rFonts w:ascii="Droid Sans Mono;monospace" w:hAnsi="Droid Sans Mono;monospace"/>
+                <w:b w:val="false"/>
+                <w:color w:val="D4D4D4"/>
+                <w:sz w:val="30"/>
+                <w:shd w:fill="121314" w:val="clear"/>
+              </w:rPr>
+              <w:t>=</w:t>
+            </w:r>
+            <w:r>
+              <w:rPr>
+                <w:rFonts w:ascii="Droid Sans Mono;monospace" w:hAnsi="Droid Sans Mono;monospace"/>
+                <w:b w:val="false"/>
+                <w:color w:val="C9D1D9"/>
+                <w:sz w:val="30"/>
+                <w:shd w:fill="121314" w:val="clear"/>
+              </w:rPr>
+              <w:t xml:space="preserve"> (</w:t>
+            </w:r>
+            <w:r>
+              <w:rPr>
+                <w:rFonts w:ascii="Droid Sans Mono;monospace" w:hAnsi="Droid Sans Mono;monospace"/>
+                <w:b w:val="false"/>
+                <w:color w:val="4EC9B0"/>
+                <w:sz w:val="30"/>
+                <w:shd w:fill="121314" w:val="clear"/>
+              </w:rPr>
+              <w:t>TYPE_NODEPTR</w:t>
+            </w:r>
+            <w:r>
+              <w:rPr>
+                <w:rFonts w:ascii="Droid Sans Mono;monospace" w:hAnsi="Droid Sans Mono;monospace"/>
+                <w:b w:val="false"/>
+                <w:color w:val="C9D1D9"/>
+                <w:sz w:val="30"/>
+                <w:shd w:fill="121314" w:val="clear"/>
+              </w:rPr>
+              <w:t>)</w:t>
+            </w:r>
+            <w:r>
+              <w:rPr>
+                <w:rFonts w:ascii="Droid Sans Mono;monospace" w:hAnsi="Droid Sans Mono;monospace"/>
+                <w:b w:val="false"/>
+                <w:color w:val="D2A8FF"/>
+                <w:sz w:val="30"/>
+                <w:shd w:fill="121314" w:val="clear"/>
+              </w:rPr>
+              <w:t>malloc</w:t>
+            </w:r>
+            <w:r>
+              <w:rPr>
+                <w:rFonts w:ascii="Droid Sans Mono;monospace" w:hAnsi="Droid Sans Mono;monospace"/>
+                <w:b w:val="false"/>
+                <w:color w:val="C9D1D9"/>
+                <w:sz w:val="30"/>
+                <w:shd w:fill="121314" w:val="clear"/>
+              </w:rPr>
+              <w:t>(</w:t>
+            </w:r>
+            <w:r>
+              <w:rPr>
+                <w:rFonts w:ascii="Droid Sans Mono;monospace" w:hAnsi="Droid Sans Mono;monospace"/>
+                <w:b w:val="false"/>
+                <w:color w:val="569CD6"/>
+                <w:sz w:val="30"/>
+                <w:shd w:fill="121314" w:val="clear"/>
+              </w:rPr>
+              <w:t>sizeof</w:t>
+            </w:r>
+            <w:r>
+              <w:rPr>
+                <w:rFonts w:ascii="Droid Sans Mono;monospace" w:hAnsi="Droid Sans Mono;monospace"/>
+                <w:b w:val="false"/>
+                <w:color w:val="C9D1D9"/>
+                <w:sz w:val="30"/>
+                <w:shd w:fill="121314" w:val="clear"/>
+              </w:rPr>
+              <w:t>(</w:t>
+            </w:r>
+            <w:r>
+              <w:rPr>
+                <w:rFonts w:ascii="Droid Sans Mono;monospace" w:hAnsi="Droid Sans Mono;monospace"/>
+                <w:b w:val="false"/>
+                <w:color w:val="FF7B72"/>
+                <w:sz w:val="30"/>
+                <w:shd w:fill="121314" w:val="clear"/>
+              </w:rPr>
+              <w:t>struct</w:t>
+            </w:r>
+            <w:r>
+              <w:rPr>
+                <w:rFonts w:ascii="Droid Sans Mono;monospace" w:hAnsi="Droid Sans Mono;monospace"/>
+                <w:b w:val="false"/>
+                <w:color w:val="C9D1D9"/>
+                <w:sz w:val="30"/>
+                <w:shd w:fill="121314" w:val="clear"/>
+              </w:rPr>
+              <w:t xml:space="preserve"> </w:t>
+            </w:r>
+            <w:r>
+              <w:rPr>
+                <w:rFonts w:ascii="Droid Sans Mono;monospace" w:hAnsi="Droid Sans Mono;monospace"/>
+                <w:b w:val="false"/>
+                <w:color w:val="4EC9B0"/>
+                <w:sz w:val="30"/>
+                <w:shd w:fill="121314" w:val="clear"/>
+              </w:rPr>
+              <w:t>TreeNode</w:t>
+            </w:r>
+            <w:r>
+              <w:rPr>
+                <w:rFonts w:ascii="Droid Sans Mono;monospace" w:hAnsi="Droid Sans Mono;monospace"/>
+                <w:b w:val="false"/>
+                <w:color w:val="C9D1D9"/>
+                <w:sz w:val="30"/>
+                <w:shd w:fill="121314" w:val="clear"/>
+              </w:rPr>
+              <w:t>));</w:t>
+            </w:r>
+          </w:p>
+          <w:p>
+            <w:pPr>
+              <w:pStyle w:val="Normal"/>
+              <w:spacing w:lineRule="atLeast" w:line="405" w:before="0" w:after="0"/>
+              <w:ind w:hanging="0" w:start="0" w:end="0"/>
+              <w:rPr>
+                <w:rFonts w:ascii="Droid Sans Mono;monospace" w:hAnsi="Droid Sans Mono;monospace"/>
+                <w:b w:val="false"/>
+                <w:color w:val="BBBEBF"/>
+                <w:sz w:val="30"/>
+                <w:shd w:fill="121314" w:val="clear"/>
+              </w:rPr>
+            </w:pPr>
+            <w:r>
+              <w:rPr>
+                <w:rFonts w:ascii="Droid Sans Mono;monospace" w:hAnsi="Droid Sans Mono;monospace"/>
+                <w:b w:val="false"/>
+                <w:color w:val="C9D1D9"/>
+                <w:sz w:val="30"/>
+                <w:shd w:fill="121314" w:val="clear"/>
+              </w:rPr>
+              <w:t xml:space="preserve">newNode-&gt;data </w:t>
+            </w:r>
+            <w:r>
+              <w:rPr>
+                <w:rFonts w:ascii="Droid Sans Mono;monospace" w:hAnsi="Droid Sans Mono;monospace"/>
+                <w:b w:val="false"/>
+                <w:color w:val="D4D4D4"/>
+                <w:sz w:val="30"/>
+                <w:shd w:fill="121314" w:val="clear"/>
+              </w:rPr>
+              <w:t>=</w:t>
+            </w:r>
+            <w:r>
+              <w:rPr>
+                <w:rFonts w:ascii="Droid Sans Mono;monospace" w:hAnsi="Droid Sans Mono;monospace"/>
+                <w:b w:val="false"/>
+                <w:color w:val="C9D1D9"/>
+                <w:sz w:val="30"/>
+                <w:shd w:fill="121314" w:val="clear"/>
+              </w:rPr>
+              <w:t xml:space="preserve"> </w:t>
+            </w:r>
+            <w:r>
+              <w:rPr>
+                <w:rFonts w:ascii="Droid Sans Mono;monospace" w:hAnsi="Droid Sans Mono;monospace"/>
+                <w:b w:val="false"/>
+                <w:color w:val="FFA657"/>
+                <w:sz w:val="30"/>
+                <w:shd w:fill="121314" w:val="clear"/>
+              </w:rPr>
+              <w:t>data</w:t>
+            </w:r>
+            <w:r>
+              <w:rPr>
+                <w:rFonts w:ascii="Droid Sans Mono;monospace" w:hAnsi="Droid Sans Mono;monospace"/>
+                <w:b w:val="false"/>
+                <w:color w:val="C9D1D9"/>
+                <w:sz w:val="30"/>
+                <w:shd w:fill="121314" w:val="clear"/>
+              </w:rPr>
+              <w:t>;</w:t>
+            </w:r>
+          </w:p>
+          <w:p>
+            <w:pPr>
+              <w:pStyle w:val="Normal"/>
+              <w:spacing w:lineRule="atLeast" w:line="405" w:before="0" w:after="0"/>
+              <w:ind w:hanging="0" w:start="0" w:end="0"/>
+              <w:rPr>
+                <w:rFonts w:ascii="Droid Sans Mono;monospace" w:hAnsi="Droid Sans Mono;monospace"/>
+                <w:b w:val="false"/>
+                <w:color w:val="BBBEBF"/>
+                <w:sz w:val="30"/>
+                <w:shd w:fill="121314" w:val="clear"/>
+              </w:rPr>
+            </w:pPr>
+            <w:r>
+              <w:rPr>
+                <w:rFonts w:ascii="Droid Sans Mono;monospace" w:hAnsi="Droid Sans Mono;monospace"/>
+                <w:b w:val="false"/>
+                <w:color w:val="C9D1D9"/>
+                <w:sz w:val="30"/>
+                <w:shd w:fill="121314" w:val="clear"/>
+              </w:rPr>
+              <w:t xml:space="preserve">newNode-&gt;left </w:t>
+            </w:r>
+            <w:r>
+              <w:rPr>
+                <w:rFonts w:ascii="Droid Sans Mono;monospace" w:hAnsi="Droid Sans Mono;monospace"/>
+                <w:b w:val="false"/>
+                <w:color w:val="D4D4D4"/>
+                <w:sz w:val="30"/>
+                <w:shd w:fill="121314" w:val="clear"/>
+              </w:rPr>
+              <w:t>=</w:t>
+            </w:r>
+            <w:r>
+              <w:rPr>
+                <w:rFonts w:ascii="Droid Sans Mono;monospace" w:hAnsi="Droid Sans Mono;monospace"/>
+                <w:b w:val="false"/>
+                <w:color w:val="C9D1D9"/>
+                <w:sz w:val="30"/>
+                <w:shd w:fill="121314" w:val="clear"/>
+              </w:rPr>
+              <w:t xml:space="preserve"> </w:t>
+            </w:r>
+            <w:r>
+              <w:rPr>
+                <w:rFonts w:ascii="Droid Sans Mono;monospace" w:hAnsi="Droid Sans Mono;monospace"/>
+                <w:b w:val="false"/>
+                <w:color w:val="569CD6"/>
+                <w:sz w:val="30"/>
+                <w:shd w:fill="121314" w:val="clear"/>
+              </w:rPr>
+              <w:t>NULL</w:t>
+            </w:r>
+            <w:r>
+              <w:rPr>
+                <w:rFonts w:ascii="Droid Sans Mono;monospace" w:hAnsi="Droid Sans Mono;monospace"/>
+                <w:b w:val="false"/>
+                <w:color w:val="C9D1D9"/>
+                <w:sz w:val="30"/>
+                <w:shd w:fill="121314" w:val="clear"/>
+              </w:rPr>
+              <w:t>;</w:t>
+            </w:r>
+          </w:p>
+          <w:p>
+            <w:pPr>
+              <w:pStyle w:val="Normal"/>
+              <w:spacing w:lineRule="atLeast" w:line="405" w:before="0" w:after="0"/>
+              <w:ind w:hanging="0" w:start="0" w:end="0"/>
+              <w:rPr>
+                <w:rFonts w:ascii="Droid Sans Mono;monospace" w:hAnsi="Droid Sans Mono;monospace"/>
+                <w:b w:val="false"/>
+                <w:color w:val="BBBEBF"/>
+                <w:sz w:val="30"/>
+                <w:shd w:fill="121314" w:val="clear"/>
+              </w:rPr>
+            </w:pPr>
+            <w:r>
+              <w:rPr>
+                <w:rFonts w:ascii="Droid Sans Mono;monospace" w:hAnsi="Droid Sans Mono;monospace"/>
+                <w:b w:val="false"/>
+                <w:color w:val="C9D1D9"/>
+                <w:sz w:val="30"/>
+                <w:shd w:fill="121314" w:val="clear"/>
+              </w:rPr>
+              <w:t xml:space="preserve">newNode-&gt;right </w:t>
+            </w:r>
+            <w:r>
+              <w:rPr>
+                <w:rFonts w:ascii="Droid Sans Mono;monospace" w:hAnsi="Droid Sans Mono;monospace"/>
+                <w:b w:val="false"/>
+                <w:color w:val="D4D4D4"/>
+                <w:sz w:val="30"/>
+                <w:shd w:fill="121314" w:val="clear"/>
+              </w:rPr>
+              <w:t>=</w:t>
+            </w:r>
+            <w:r>
+              <w:rPr>
+                <w:rFonts w:ascii="Droid Sans Mono;monospace" w:hAnsi="Droid Sans Mono;monospace"/>
+                <w:b w:val="false"/>
+                <w:color w:val="C9D1D9"/>
+                <w:sz w:val="30"/>
+                <w:shd w:fill="121314" w:val="clear"/>
+              </w:rPr>
+              <w:t xml:space="preserve"> </w:t>
+            </w:r>
+            <w:r>
+              <w:rPr>
+                <w:rFonts w:ascii="Droid Sans Mono;monospace" w:hAnsi="Droid Sans Mono;monospace"/>
+                <w:b w:val="false"/>
+                <w:color w:val="569CD6"/>
+                <w:sz w:val="30"/>
+                <w:shd w:fill="121314" w:val="clear"/>
+              </w:rPr>
+              <w:t>NULL</w:t>
+            </w:r>
+            <w:r>
+              <w:rPr>
+                <w:rFonts w:ascii="Droid Sans Mono;monospace" w:hAnsi="Droid Sans Mono;monospace"/>
+                <w:b w:val="false"/>
+                <w:color w:val="C9D1D9"/>
+                <w:sz w:val="30"/>
+                <w:shd w:fill="121314" w:val="clear"/>
+              </w:rPr>
+              <w:t>;</w:t>
+            </w:r>
+          </w:p>
+          <w:p>
+            <w:pPr>
+              <w:pStyle w:val="Normal"/>
+              <w:spacing w:lineRule="atLeast" w:line="405" w:before="0" w:after="0"/>
+              <w:ind w:hanging="0" w:start="0" w:end="0"/>
+              <w:rPr>
+                <w:rFonts w:ascii="Droid Sans Mono;monospace" w:hAnsi="Droid Sans Mono;monospace"/>
+                <w:b w:val="false"/>
+                <w:color w:val="BBBEBF"/>
+                <w:sz w:val="30"/>
+                <w:shd w:fill="121314" w:val="clear"/>
+              </w:rPr>
+            </w:pPr>
+            <w:r>
+              <w:rPr>
+                <w:rFonts w:ascii="Droid Sans Mono;monospace" w:hAnsi="Droid Sans Mono;monospace"/>
+                <w:b w:val="false"/>
+                <w:color w:val="C9D1D9"/>
+                <w:sz w:val="30"/>
+                <w:shd w:fill="121314" w:val="clear"/>
+              </w:rPr>
+              <w:t xml:space="preserve">newNode-&gt;Mother </w:t>
+            </w:r>
+            <w:r>
+              <w:rPr>
+                <w:rFonts w:ascii="Droid Sans Mono;monospace" w:hAnsi="Droid Sans Mono;monospace"/>
+                <w:b w:val="false"/>
+                <w:color w:val="D4D4D4"/>
+                <w:sz w:val="30"/>
+                <w:shd w:fill="121314" w:val="clear"/>
+              </w:rPr>
+              <w:t>=</w:t>
+            </w:r>
+            <w:r>
+              <w:rPr>
+                <w:rFonts w:ascii="Droid Sans Mono;monospace" w:hAnsi="Droid Sans Mono;monospace"/>
+                <w:b w:val="false"/>
+                <w:color w:val="C9D1D9"/>
+                <w:sz w:val="30"/>
+                <w:shd w:fill="121314" w:val="clear"/>
+              </w:rPr>
+              <w:t xml:space="preserve"> </w:t>
+            </w:r>
+            <w:r>
+              <w:rPr>
+                <w:rFonts w:ascii="Droid Sans Mono;monospace" w:hAnsi="Droid Sans Mono;monospace"/>
+                <w:b w:val="false"/>
+                <w:color w:val="569CD6"/>
+                <w:sz w:val="30"/>
+                <w:shd w:fill="121314" w:val="clear"/>
+              </w:rPr>
+              <w:t>NULL</w:t>
+            </w:r>
+            <w:r>
+              <w:rPr>
+                <w:rFonts w:ascii="Droid Sans Mono;monospace" w:hAnsi="Droid Sans Mono;monospace"/>
+                <w:b w:val="false"/>
+                <w:color w:val="C9D1D9"/>
+                <w:sz w:val="30"/>
+                <w:shd w:fill="121314" w:val="clear"/>
+              </w:rPr>
+              <w:t>;</w:t>
+            </w:r>
+          </w:p>
+          <w:p>
+            <w:pPr>
+              <w:pStyle w:val="Normal"/>
+              <w:spacing w:lineRule="atLeast" w:line="405" w:before="0" w:after="0"/>
+              <w:rPr/>
+            </w:pPr>
+            <w:r>
+              <w:rPr/>
+            </w:r>
+          </w:p>
+          <w:p>
+            <w:pPr>
+              <w:pStyle w:val="Normal"/>
+              <w:spacing w:lineRule="atLeast" w:line="405" w:before="0" w:after="0"/>
+              <w:ind w:hanging="0" w:start="0" w:end="0"/>
+              <w:rPr>
+                <w:rFonts w:ascii="Droid Sans Mono;monospace" w:hAnsi="Droid Sans Mono;monospace"/>
+                <w:b w:val="false"/>
+                <w:color w:val="BBBEBF"/>
+                <w:sz w:val="30"/>
+                <w:shd w:fill="121314" w:val="clear"/>
+              </w:rPr>
+            </w:pPr>
+            <w:r>
+              <w:rPr>
+                <w:rFonts w:ascii="Droid Sans Mono;monospace" w:hAnsi="Droid Sans Mono;monospace"/>
+                <w:b w:val="false"/>
+                <w:color w:val="C9D1D9"/>
+                <w:sz w:val="30"/>
+                <w:shd w:fill="121314" w:val="clear"/>
+              </w:rPr>
+              <w:t xml:space="preserve">root </w:t>
+            </w:r>
+            <w:r>
+              <w:rPr>
+                <w:rFonts w:ascii="Droid Sans Mono;monospace" w:hAnsi="Droid Sans Mono;monospace"/>
+                <w:b w:val="false"/>
+                <w:color w:val="D4D4D4"/>
+                <w:sz w:val="30"/>
+                <w:shd w:fill="121314" w:val="clear"/>
+              </w:rPr>
+              <w:t>=</w:t>
+            </w:r>
+            <w:r>
+              <w:rPr>
+                <w:rFonts w:ascii="Droid Sans Mono;monospace" w:hAnsi="Droid Sans Mono;monospace"/>
+                <w:b w:val="false"/>
+                <w:color w:val="C9D1D9"/>
+                <w:sz w:val="30"/>
+                <w:shd w:fill="121314" w:val="clear"/>
+              </w:rPr>
+              <w:t xml:space="preserve"> newNode;</w:t>
+            </w:r>
+          </w:p>
+          <w:p>
+            <w:pPr>
+              <w:pStyle w:val="Normal"/>
+              <w:spacing w:lineRule="atLeast" w:line="405" w:before="0" w:after="0"/>
+              <w:ind w:hanging="0" w:start="0" w:end="0"/>
+              <w:rPr>
+                <w:rFonts w:ascii="Droid Sans Mono;monospace" w:hAnsi="Droid Sans Mono;monospace"/>
+                <w:b w:val="false"/>
+                <w:color w:val="BBBEBF"/>
+                <w:sz w:val="30"/>
+                <w:shd w:fill="121314" w:val="clear"/>
+              </w:rPr>
+            </w:pPr>
+            <w:r>
+              <w:rPr>
+                <w:rFonts w:ascii="Droid Sans Mono;monospace" w:hAnsi="Droid Sans Mono;monospace"/>
+                <w:b w:val="false"/>
+                <w:color w:val="C9D1D9"/>
+                <w:sz w:val="30"/>
+                <w:shd w:fill="121314" w:val="clear"/>
+              </w:rPr>
+              <w:t xml:space="preserve">roottmp </w:t>
+            </w:r>
+            <w:r>
+              <w:rPr>
+                <w:rFonts w:ascii="Droid Sans Mono;monospace" w:hAnsi="Droid Sans Mono;monospace"/>
+                <w:b w:val="false"/>
+                <w:color w:val="D4D4D4"/>
+                <w:sz w:val="30"/>
+                <w:shd w:fill="121314" w:val="clear"/>
+              </w:rPr>
+              <w:t>=</w:t>
+            </w:r>
+            <w:r>
+              <w:rPr>
+                <w:rFonts w:ascii="Droid Sans Mono;monospace" w:hAnsi="Droid Sans Mono;monospace"/>
+                <w:b w:val="false"/>
+                <w:color w:val="C9D1D9"/>
+                <w:sz w:val="30"/>
+                <w:shd w:fill="121314" w:val="clear"/>
+              </w:rPr>
+              <w:t xml:space="preserve"> newNode;</w:t>
+            </w:r>
+          </w:p>
+          <w:p>
+            <w:pPr>
+              <w:pStyle w:val="Normal"/>
+              <w:spacing w:lineRule="atLeast" w:line="405" w:before="0" w:after="0"/>
+              <w:ind w:hanging="0" w:start="0" w:end="0"/>
+              <w:rPr>
+                <w:rFonts w:ascii="Droid Sans Mono;monospace" w:hAnsi="Droid Sans Mono;monospace"/>
+                <w:b w:val="false"/>
+                <w:color w:val="BBBEBF"/>
+                <w:sz w:val="30"/>
+                <w:shd w:fill="121314" w:val="clear"/>
+              </w:rPr>
+            </w:pPr>
+            <w:r>
+              <w:rPr>
+                <w:rFonts w:ascii="Droid Sans Mono;monospace" w:hAnsi="Droid Sans Mono;monospace"/>
+                <w:b w:val="false"/>
+                <w:color w:val="D2A8FF"/>
+                <w:sz w:val="30"/>
+                <w:shd w:fill="121314" w:val="clear"/>
+              </w:rPr>
+              <w:t>printf</w:t>
+            </w:r>
+            <w:r>
+              <w:rPr>
+                <w:rFonts w:ascii="Droid Sans Mono;monospace" w:hAnsi="Droid Sans Mono;monospace"/>
+                <w:b w:val="false"/>
+                <w:color w:val="C9D1D9"/>
+                <w:sz w:val="30"/>
+                <w:shd w:fill="121314" w:val="clear"/>
+              </w:rPr>
+              <w:t>(</w:t>
+            </w:r>
+            <w:r>
+              <w:rPr>
+                <w:rFonts w:ascii="Droid Sans Mono;monospace" w:hAnsi="Droid Sans Mono;monospace"/>
+                <w:b w:val="false"/>
+                <w:color w:val="A5D6FF"/>
+                <w:sz w:val="30"/>
+                <w:shd w:fill="121314" w:val="clear"/>
+              </w:rPr>
+              <w:t>"Create First Node Successfully!</w:t>
+            </w:r>
+            <w:r>
+              <w:rPr>
+                <w:rFonts w:ascii="Droid Sans Mono;monospace" w:hAnsi="Droid Sans Mono;monospace"/>
+                <w:b w:val="false"/>
+                <w:color w:val="D7BA7D"/>
+                <w:sz w:val="30"/>
+                <w:shd w:fill="121314" w:val="clear"/>
+              </w:rPr>
+              <w:t>\n</w:t>
+            </w:r>
+            <w:r>
+              <w:rPr>
+                <w:rFonts w:ascii="Droid Sans Mono;monospace" w:hAnsi="Droid Sans Mono;monospace"/>
+                <w:b w:val="false"/>
+                <w:color w:val="A5D6FF"/>
+                <w:sz w:val="30"/>
+                <w:shd w:fill="121314" w:val="clear"/>
+              </w:rPr>
+              <w:t>"</w:t>
+            </w:r>
+            <w:r>
+              <w:rPr>
+                <w:rFonts w:ascii="Droid Sans Mono;monospace" w:hAnsi="Droid Sans Mono;monospace"/>
+                <w:b w:val="false"/>
+                <w:color w:val="C9D1D9"/>
+                <w:sz w:val="30"/>
+                <w:shd w:fill="121314" w:val="clear"/>
+              </w:rPr>
+              <w:t>);</w:t>
+            </w:r>
+          </w:p>
+          <w:p>
+            <w:pPr>
+              <w:pStyle w:val="Normal"/>
+              <w:spacing w:lineRule="atLeast" w:line="405" w:before="0" w:after="0"/>
+              <w:ind w:hanging="0" w:start="0" w:end="0"/>
+              <w:rPr>
+                <w:rFonts w:ascii="Droid Sans Mono;monospace" w:hAnsi="Droid Sans Mono;monospace"/>
+                <w:b w:val="false"/>
+                <w:color w:val="BBBEBF"/>
+                <w:sz w:val="30"/>
+                <w:shd w:fill="121314" w:val="clear"/>
+              </w:rPr>
+            </w:pPr>
+            <w:r>
+              <w:rPr>
+                <w:rFonts w:ascii="Droid Sans Mono;monospace" w:hAnsi="Droid Sans Mono;monospace"/>
+                <w:b w:val="false"/>
+                <w:color w:val="C586C0"/>
+                <w:sz w:val="30"/>
+                <w:shd w:fill="121314" w:val="clear"/>
+              </w:rPr>
+              <w:t>return</w:t>
+            </w:r>
+            <w:r>
+              <w:rPr>
+                <w:rFonts w:ascii="Droid Sans Mono;monospace" w:hAnsi="Droid Sans Mono;monospace"/>
+                <w:b w:val="false"/>
+                <w:color w:val="C9D1D9"/>
+                <w:sz w:val="30"/>
+                <w:shd w:fill="121314" w:val="clear"/>
+              </w:rPr>
+              <w:t xml:space="preserve"> root;</w:t>
+            </w:r>
+          </w:p>
+          <w:p>
+            <w:pPr>
+              <w:pStyle w:val="Normal"/>
+              <w:spacing w:lineRule="atLeast" w:line="405" w:before="0" w:after="0"/>
+              <w:ind w:hanging="0" w:start="0" w:end="0"/>
+              <w:rPr>
+                <w:rFonts w:ascii="Droid Sans Mono;monospace" w:hAnsi="Droid Sans Mono;monospace"/>
+                <w:b w:val="false"/>
+                <w:color w:val="C9D1D9"/>
+                <w:sz w:val="30"/>
+                <w:shd w:fill="121314" w:val="clear"/>
+              </w:rPr>
+            </w:pPr>
+            <w:r>
+              <w:rPr>
+                <w:rFonts w:ascii="Droid Sans Mono;monospace" w:hAnsi="Droid Sans Mono;monospace"/>
+                <w:b w:val="false"/>
+                <w:color w:val="C9D1D9"/>
+                <w:sz w:val="30"/>
+                <w:shd w:fill="121314" w:val="clear"/>
+              </w:rPr>
+              <w:t>}</w:t>
+            </w:r>
+          </w:p>
+          <w:p>
+            <w:pPr>
+              <w:pStyle w:val="Normal"/>
+              <w:widowControl/>
+              <w:tabs>
+                <w:tab w:val="clear" w:pos="720"/>
+                <w:tab w:val="left" w:pos="1120" w:leader="none"/>
+              </w:tabs>
+              <w:spacing w:lineRule="auto" w:line="240" w:before="0" w:after="0"/>
+              <w:jc w:val="start"/>
+              <w:rPr>
+                <w:rFonts w:ascii="Cordia New" w:hAnsi="Cordia New" w:asciiTheme="minorBidi" w:hAnsiTheme="minorBidi"/>
+                <w:sz w:val="28"/>
+                <w:szCs w:val="28"/>
+                <w:lang w:bidi="th-TH"/>
+              </w:rPr>
+            </w:pPr>
+            <w:r>
+              <w:rPr>
+                <w:rFonts w:eastAsia="Calibri" w:cs="Cordia New" w:ascii="Cordia New" w:hAnsi="Cordia New"/>
                 <w:kern w:val="0"/>
                 <w:sz w:val="28"/>
                 <w:szCs w:val="28"/>
                 <w:lang w:val="en-US" w:eastAsia="en-US" w:bidi="th-TH"/>
               </w:rPr>
-              <w:t>TYPE_NODEPTR MakeT(TYPE_NODEPTR T,int Data)</w:t>
             </w:r>
           </w:p>
         </w:tc>
@@ -1249,13 +2239,550 @@
             </w:pPr>
             <w:r>
               <w:rPr>
-                <w:rFonts w:eastAsia="Calibri" w:cs="Cordia New" w:ascii="Cordia New" w:hAnsi="Cordia New" w:asciiTheme="minorBidi" w:hAnsiTheme="minorBidi"/>
+                <w:rFonts w:eastAsia="Calibri" w:cs="Cordia New" w:ascii="Droid Sans Mono;monospace" w:hAnsi="Droid Sans Mono;monospace"/>
+                <w:b w:val="false"/>
+                <w:color w:val="FF7B72"/>
+                <w:kern w:val="0"/>
+                <w:sz w:val="30"/>
+                <w:szCs w:val="28"/>
+                <w:shd w:fill="121314" w:val="clear"/>
+                <w:lang w:val="en-US" w:eastAsia="en-US" w:bidi="th-TH"/>
+              </w:rPr>
+              <w:t>void</w:t>
+            </w:r>
+            <w:r>
+              <w:rPr>
+                <w:rFonts w:eastAsia="Calibri" w:cs="Cordia New" w:ascii="Droid Sans Mono;monospace" w:hAnsi="Droid Sans Mono;monospace"/>
+                <w:b w:val="false"/>
+                <w:color w:val="BBBEBF"/>
+                <w:kern w:val="0"/>
+                <w:sz w:val="30"/>
+                <w:szCs w:val="28"/>
+                <w:shd w:fill="121314" w:val="clear"/>
+                <w:lang w:val="en-US" w:eastAsia="en-US" w:bidi="th-TH"/>
+              </w:rPr>
+              <w:t xml:space="preserve"> </w:t>
+            </w:r>
+            <w:r>
+              <w:rPr>
+                <w:rFonts w:eastAsia="Calibri" w:cs="Cordia New" w:ascii="Droid Sans Mono;monospace" w:hAnsi="Droid Sans Mono;monospace"/>
+                <w:b w:val="false"/>
+                <w:color w:val="D2A8FF"/>
+                <w:kern w:val="0"/>
+                <w:sz w:val="30"/>
+                <w:szCs w:val="28"/>
+                <w:shd w:fill="121314" w:val="clear"/>
+                <w:lang w:val="en-US" w:eastAsia="en-US" w:bidi="th-TH"/>
+              </w:rPr>
+              <w:t>Displaytree</w:t>
+            </w:r>
+            <w:r>
+              <w:rPr>
+                <w:rFonts w:eastAsia="Calibri" w:cs="Cordia New" w:ascii="Droid Sans Mono;monospace" w:hAnsi="Droid Sans Mono;monospace"/>
+                <w:b w:val="false"/>
+                <w:color w:val="BBBEBF"/>
+                <w:kern w:val="0"/>
+                <w:sz w:val="30"/>
+                <w:szCs w:val="28"/>
+                <w:shd w:fill="121314" w:val="clear"/>
+                <w:lang w:val="en-US" w:eastAsia="en-US" w:bidi="th-TH"/>
+              </w:rPr>
+              <w:t>(</w:t>
+            </w:r>
+            <w:r>
+              <w:rPr>
+                <w:rFonts w:eastAsia="Calibri" w:cs="Cordia New" w:ascii="Droid Sans Mono;monospace" w:hAnsi="Droid Sans Mono;monospace"/>
+                <w:b w:val="false"/>
+                <w:color w:val="4EC9B0"/>
+                <w:kern w:val="0"/>
+                <w:sz w:val="30"/>
+                <w:szCs w:val="28"/>
+                <w:shd w:fill="121314" w:val="clear"/>
+                <w:lang w:val="en-US" w:eastAsia="en-US" w:bidi="th-TH"/>
+              </w:rPr>
+              <w:t>TYPE_NODEPTR</w:t>
+            </w:r>
+            <w:r>
+              <w:rPr>
+                <w:rFonts w:eastAsia="Calibri" w:cs="Cordia New" w:ascii="Droid Sans Mono;monospace" w:hAnsi="Droid Sans Mono;monospace"/>
+                <w:b w:val="false"/>
+                <w:color w:val="BBBEBF"/>
+                <w:kern w:val="0"/>
+                <w:sz w:val="30"/>
+                <w:szCs w:val="28"/>
+                <w:shd w:fill="121314" w:val="clear"/>
+                <w:lang w:val="en-US" w:eastAsia="en-US" w:bidi="th-TH"/>
+              </w:rPr>
+              <w:t xml:space="preserve"> </w:t>
+            </w:r>
+            <w:r>
+              <w:rPr>
+                <w:rFonts w:eastAsia="Calibri" w:cs="Cordia New" w:ascii="Droid Sans Mono;monospace" w:hAnsi="Droid Sans Mono;monospace"/>
+                <w:b w:val="false"/>
+                <w:color w:val="FFA657"/>
+                <w:kern w:val="0"/>
+                <w:sz w:val="30"/>
+                <w:szCs w:val="28"/>
+                <w:shd w:fill="121314" w:val="clear"/>
+                <w:lang w:val="en-US" w:eastAsia="en-US" w:bidi="th-TH"/>
+              </w:rPr>
+              <w:t>node</w:t>
+            </w:r>
+            <w:r>
+              <w:rPr>
+                <w:rFonts w:eastAsia="Calibri" w:cs="Cordia New" w:ascii="Droid Sans Mono;monospace" w:hAnsi="Droid Sans Mono;monospace"/>
+                <w:b w:val="false"/>
+                <w:color w:val="BBBEBF"/>
+                <w:kern w:val="0"/>
+                <w:sz w:val="30"/>
+                <w:szCs w:val="28"/>
+                <w:shd w:fill="121314" w:val="clear"/>
+                <w:lang w:val="en-US" w:eastAsia="en-US" w:bidi="th-TH"/>
+              </w:rPr>
+              <w:t>)</w:t>
+            </w:r>
+            <w:r>
+              <w:rPr>
+                <w:rFonts w:eastAsia="Calibri" w:cs="Cordia New" w:ascii="Droid Sans Mono;monospace" w:hAnsi="Droid Sans Mono;monospace"/>
+                <w:b w:val="false"/>
+                <w:color w:val="C9D1D9"/>
+                <w:kern w:val="0"/>
+                <w:sz w:val="30"/>
+                <w:szCs w:val="28"/>
+                <w:shd w:fill="121314" w:val="clear"/>
+                <w:lang w:val="en-US" w:eastAsia="en-US" w:bidi="th-TH"/>
+              </w:rPr>
+              <w:t>{</w:t>
+            </w:r>
+          </w:p>
+          <w:p>
+            <w:pPr>
+              <w:pStyle w:val="Normal"/>
+              <w:spacing w:lineRule="atLeast" w:line="405" w:before="0" w:after="0"/>
+              <w:ind w:hanging="0" w:start="0" w:end="0"/>
+              <w:rPr>
+                <w:rFonts w:ascii="Droid Sans Mono;monospace" w:hAnsi="Droid Sans Mono;monospace"/>
+                <w:b w:val="false"/>
+                <w:color w:val="BBBEBF"/>
+                <w:sz w:val="30"/>
+                <w:shd w:fill="121314" w:val="clear"/>
+              </w:rPr>
+            </w:pPr>
+            <w:r>
+              <w:rPr>
+                <w:rFonts w:ascii="Droid Sans Mono;monospace" w:hAnsi="Droid Sans Mono;monospace"/>
+                <w:b w:val="false"/>
+                <w:color w:val="C586C0"/>
+                <w:sz w:val="30"/>
+                <w:shd w:fill="121314" w:val="clear"/>
+              </w:rPr>
+              <w:t>if</w:t>
+            </w:r>
+            <w:r>
+              <w:rPr>
+                <w:rFonts w:ascii="Droid Sans Mono;monospace" w:hAnsi="Droid Sans Mono;monospace"/>
+                <w:b w:val="false"/>
+                <w:color w:val="C9D1D9"/>
+                <w:sz w:val="30"/>
+                <w:shd w:fill="121314" w:val="clear"/>
+              </w:rPr>
+              <w:t xml:space="preserve"> (</w:t>
+            </w:r>
+            <w:r>
+              <w:rPr>
+                <w:rFonts w:ascii="Droid Sans Mono;monospace" w:hAnsi="Droid Sans Mono;monospace"/>
+                <w:b w:val="false"/>
+                <w:color w:val="FFA657"/>
+                <w:sz w:val="30"/>
+                <w:shd w:fill="121314" w:val="clear"/>
+              </w:rPr>
+              <w:t>node</w:t>
+            </w:r>
+            <w:r>
+              <w:rPr>
+                <w:rFonts w:ascii="Droid Sans Mono;monospace" w:hAnsi="Droid Sans Mono;monospace"/>
+                <w:b w:val="false"/>
+                <w:color w:val="C9D1D9"/>
+                <w:sz w:val="30"/>
+                <w:shd w:fill="121314" w:val="clear"/>
+              </w:rPr>
+              <w:t xml:space="preserve"> </w:t>
+            </w:r>
+            <w:r>
+              <w:rPr>
+                <w:rFonts w:ascii="Droid Sans Mono;monospace" w:hAnsi="Droid Sans Mono;monospace"/>
+                <w:b w:val="false"/>
+                <w:color w:val="D4D4D4"/>
+                <w:sz w:val="30"/>
+                <w:shd w:fill="121314" w:val="clear"/>
+              </w:rPr>
+              <w:t>!=</w:t>
+            </w:r>
+            <w:r>
+              <w:rPr>
+                <w:rFonts w:ascii="Droid Sans Mono;monospace" w:hAnsi="Droid Sans Mono;monospace"/>
+                <w:b w:val="false"/>
+                <w:color w:val="C9D1D9"/>
+                <w:sz w:val="30"/>
+                <w:shd w:fill="121314" w:val="clear"/>
+              </w:rPr>
+              <w:t xml:space="preserve"> </w:t>
+            </w:r>
+            <w:r>
+              <w:rPr>
+                <w:rFonts w:ascii="Droid Sans Mono;monospace" w:hAnsi="Droid Sans Mono;monospace"/>
+                <w:b w:val="false"/>
+                <w:color w:val="569CD6"/>
+                <w:sz w:val="30"/>
+                <w:shd w:fill="121314" w:val="clear"/>
+              </w:rPr>
+              <w:t>NULL</w:t>
+            </w:r>
+            <w:r>
+              <w:rPr>
+                <w:rFonts w:ascii="Droid Sans Mono;monospace" w:hAnsi="Droid Sans Mono;monospace"/>
+                <w:b w:val="false"/>
+                <w:color w:val="C9D1D9"/>
+                <w:sz w:val="30"/>
+                <w:shd w:fill="121314" w:val="clear"/>
+              </w:rPr>
+              <w:t>) {</w:t>
+            </w:r>
+          </w:p>
+          <w:p>
+            <w:pPr>
+              <w:pStyle w:val="Normal"/>
+              <w:spacing w:lineRule="atLeast" w:line="405" w:before="0" w:after="0"/>
+              <w:ind w:hanging="0" w:start="0" w:end="0"/>
+              <w:rPr>
+                <w:rFonts w:ascii="Droid Sans Mono;monospace" w:hAnsi="Droid Sans Mono;monospace"/>
+                <w:b w:val="false"/>
+                <w:color w:val="BBBEBF"/>
+                <w:sz w:val="30"/>
+                <w:shd w:fill="121314" w:val="clear"/>
+              </w:rPr>
+            </w:pPr>
+            <w:r>
+              <w:rPr>
+                <w:rFonts w:ascii="Droid Sans Mono;monospace" w:hAnsi="Droid Sans Mono;monospace"/>
+                <w:b w:val="false"/>
+                <w:color w:val="D2A8FF"/>
+                <w:sz w:val="30"/>
+                <w:shd w:fill="121314" w:val="clear"/>
+              </w:rPr>
+              <w:t>Displaytree</w:t>
+            </w:r>
+            <w:r>
+              <w:rPr>
+                <w:rFonts w:ascii="Droid Sans Mono;monospace" w:hAnsi="Droid Sans Mono;monospace"/>
+                <w:b w:val="false"/>
+                <w:color w:val="C9D1D9"/>
+                <w:sz w:val="30"/>
+                <w:shd w:fill="121314" w:val="clear"/>
+              </w:rPr>
+              <w:t>(</w:t>
+            </w:r>
+            <w:r>
+              <w:rPr>
+                <w:rFonts w:ascii="Droid Sans Mono;monospace" w:hAnsi="Droid Sans Mono;monospace"/>
+                <w:b w:val="false"/>
+                <w:color w:val="FFA657"/>
+                <w:sz w:val="30"/>
+                <w:shd w:fill="121314" w:val="clear"/>
+              </w:rPr>
+              <w:t>node</w:t>
+            </w:r>
+            <w:r>
+              <w:rPr>
+                <w:rFonts w:ascii="Droid Sans Mono;monospace" w:hAnsi="Droid Sans Mono;monospace"/>
+                <w:b w:val="false"/>
+                <w:color w:val="C9D1D9"/>
+                <w:sz w:val="30"/>
+                <w:shd w:fill="121314" w:val="clear"/>
+              </w:rPr>
+              <w:t>-&gt;left);</w:t>
+            </w:r>
+          </w:p>
+          <w:p>
+            <w:pPr>
+              <w:pStyle w:val="Normal"/>
+              <w:spacing w:lineRule="atLeast" w:line="405" w:before="0" w:after="0"/>
+              <w:ind w:hanging="0" w:start="0" w:end="0"/>
+              <w:rPr>
+                <w:rFonts w:ascii="Droid Sans Mono;monospace" w:hAnsi="Droid Sans Mono;monospace"/>
+                <w:b w:val="false"/>
+                <w:color w:val="BBBEBF"/>
+                <w:sz w:val="30"/>
+                <w:shd w:fill="121314" w:val="clear"/>
+              </w:rPr>
+            </w:pPr>
+            <w:r>
+              <w:rPr>
+                <w:rFonts w:ascii="Droid Sans Mono;monospace" w:hAnsi="Droid Sans Mono;monospace"/>
+                <w:b w:val="false"/>
+                <w:color w:val="D2A8FF"/>
+                <w:sz w:val="30"/>
+                <w:shd w:fill="121314" w:val="clear"/>
+              </w:rPr>
+              <w:t>printf</w:t>
+            </w:r>
+            <w:r>
+              <w:rPr>
+                <w:rFonts w:ascii="Droid Sans Mono;monospace" w:hAnsi="Droid Sans Mono;monospace"/>
+                <w:b w:val="false"/>
+                <w:color w:val="C9D1D9"/>
+                <w:sz w:val="30"/>
+                <w:shd w:fill="121314" w:val="clear"/>
+              </w:rPr>
+              <w:t>(</w:t>
+            </w:r>
+            <w:r>
+              <w:rPr>
+                <w:rFonts w:ascii="Droid Sans Mono;monospace" w:hAnsi="Droid Sans Mono;monospace"/>
+                <w:b w:val="false"/>
+                <w:color w:val="A5D6FF"/>
+                <w:sz w:val="30"/>
+                <w:shd w:fill="121314" w:val="clear"/>
+              </w:rPr>
+              <w:t xml:space="preserve">" </w:t>
+            </w:r>
+            <w:r>
+              <w:rPr>
+                <w:rFonts w:ascii="Droid Sans Mono;monospace" w:hAnsi="Droid Sans Mono;monospace"/>
+                <w:b w:val="false"/>
+                <w:color w:val="FF7B72"/>
+                <w:sz w:val="30"/>
+                <w:shd w:fill="121314" w:val="clear"/>
+              </w:rPr>
+              <w:t>%d</w:t>
+            </w:r>
+            <w:r>
+              <w:rPr>
+                <w:rFonts w:ascii="Droid Sans Mono;monospace" w:hAnsi="Droid Sans Mono;monospace"/>
+                <w:b w:val="false"/>
+                <w:color w:val="A5D6FF"/>
+                <w:sz w:val="30"/>
+                <w:shd w:fill="121314" w:val="clear"/>
+              </w:rPr>
+              <w:t xml:space="preserve"> -&gt;"</w:t>
+            </w:r>
+            <w:r>
+              <w:rPr>
+                <w:rFonts w:ascii="Droid Sans Mono;monospace" w:hAnsi="Droid Sans Mono;monospace"/>
+                <w:b w:val="false"/>
+                <w:color w:val="C9D1D9"/>
+                <w:sz w:val="30"/>
+                <w:shd w:fill="121314" w:val="clear"/>
+              </w:rPr>
+              <w:t xml:space="preserve">, </w:t>
+            </w:r>
+            <w:r>
+              <w:rPr>
+                <w:rFonts w:ascii="Droid Sans Mono;monospace" w:hAnsi="Droid Sans Mono;monospace"/>
+                <w:b w:val="false"/>
+                <w:color w:val="FFA657"/>
+                <w:sz w:val="30"/>
+                <w:shd w:fill="121314" w:val="clear"/>
+              </w:rPr>
+              <w:t>node</w:t>
+            </w:r>
+            <w:r>
+              <w:rPr>
+                <w:rFonts w:ascii="Droid Sans Mono;monospace" w:hAnsi="Droid Sans Mono;monospace"/>
+                <w:b w:val="false"/>
+                <w:color w:val="C9D1D9"/>
+                <w:sz w:val="30"/>
+                <w:shd w:fill="121314" w:val="clear"/>
+              </w:rPr>
+              <w:t>-&gt;data);</w:t>
+            </w:r>
+          </w:p>
+          <w:p>
+            <w:pPr>
+              <w:pStyle w:val="Normal"/>
+              <w:spacing w:lineRule="atLeast" w:line="405" w:before="0" w:after="0"/>
+              <w:ind w:hanging="0" w:start="0" w:end="0"/>
+              <w:rPr>
+                <w:rFonts w:ascii="Droid Sans Mono;monospace" w:hAnsi="Droid Sans Mono;monospace"/>
+                <w:b w:val="false"/>
+                <w:color w:val="BBBEBF"/>
+                <w:sz w:val="30"/>
+                <w:shd w:fill="121314" w:val="clear"/>
+              </w:rPr>
+            </w:pPr>
+            <w:r>
+              <w:rPr>
+                <w:rFonts w:ascii="Droid Sans Mono;monospace" w:hAnsi="Droid Sans Mono;monospace"/>
+                <w:b w:val="false"/>
+                <w:color w:val="D2A8FF"/>
+                <w:sz w:val="30"/>
+                <w:shd w:fill="121314" w:val="clear"/>
+              </w:rPr>
+              <w:t>Displaytree</w:t>
+            </w:r>
+            <w:r>
+              <w:rPr>
+                <w:rFonts w:ascii="Droid Sans Mono;monospace" w:hAnsi="Droid Sans Mono;monospace"/>
+                <w:b w:val="false"/>
+                <w:color w:val="C9D1D9"/>
+                <w:sz w:val="30"/>
+                <w:shd w:fill="121314" w:val="clear"/>
+              </w:rPr>
+              <w:t>(</w:t>
+            </w:r>
+            <w:r>
+              <w:rPr>
+                <w:rFonts w:ascii="Droid Sans Mono;monospace" w:hAnsi="Droid Sans Mono;monospace"/>
+                <w:b w:val="false"/>
+                <w:color w:val="FFA657"/>
+                <w:sz w:val="30"/>
+                <w:shd w:fill="121314" w:val="clear"/>
+              </w:rPr>
+              <w:t>node</w:t>
+            </w:r>
+            <w:r>
+              <w:rPr>
+                <w:rFonts w:ascii="Droid Sans Mono;monospace" w:hAnsi="Droid Sans Mono;monospace"/>
+                <w:b w:val="false"/>
+                <w:color w:val="C9D1D9"/>
+                <w:sz w:val="30"/>
+                <w:shd w:fill="121314" w:val="clear"/>
+              </w:rPr>
+              <w:t>-&gt;right);</w:t>
+            </w:r>
+          </w:p>
+          <w:p>
+            <w:pPr>
+              <w:pStyle w:val="Normal"/>
+              <w:spacing w:lineRule="atLeast" w:line="405" w:before="0" w:after="0"/>
+              <w:ind w:hanging="0" w:start="0" w:end="0"/>
+              <w:rPr>
+                <w:rFonts w:ascii="Droid Sans Mono;monospace" w:hAnsi="Droid Sans Mono;monospace"/>
+                <w:b w:val="false"/>
+                <w:color w:val="C9D1D9"/>
+                <w:sz w:val="30"/>
+                <w:shd w:fill="121314" w:val="clear"/>
+              </w:rPr>
+            </w:pPr>
+            <w:r>
+              <w:rPr>
+                <w:rFonts w:ascii="Droid Sans Mono;monospace" w:hAnsi="Droid Sans Mono;monospace"/>
+                <w:b w:val="false"/>
+                <w:color w:val="C9D1D9"/>
+                <w:sz w:val="30"/>
+                <w:shd w:fill="121314" w:val="clear"/>
+              </w:rPr>
+              <w:t>}</w:t>
+            </w:r>
+          </w:p>
+          <w:p>
+            <w:pPr>
+              <w:pStyle w:val="Normal"/>
+              <w:spacing w:lineRule="atLeast" w:line="405" w:before="0" w:after="0"/>
+              <w:ind w:hanging="0" w:start="0" w:end="0"/>
+              <w:rPr>
+                <w:rFonts w:ascii="Droid Sans Mono;monospace" w:hAnsi="Droid Sans Mono;monospace"/>
+                <w:b w:val="false"/>
+                <w:color w:val="C9D1D9"/>
+                <w:sz w:val="30"/>
+                <w:shd w:fill="121314" w:val="clear"/>
+              </w:rPr>
+            </w:pPr>
+            <w:r>
+              <w:rPr>
+                <w:rFonts w:ascii="Droid Sans Mono;monospace" w:hAnsi="Droid Sans Mono;monospace"/>
+                <w:b w:val="false"/>
+                <w:color w:val="C9D1D9"/>
+                <w:sz w:val="30"/>
+                <w:shd w:fill="121314" w:val="clear"/>
+              </w:rPr>
+              <w:t>}</w:t>
+            </w:r>
+            <w:r>
+              <w:drawing>
+                <wp:anchor distT="0" distB="0" distL="0" distR="0" simplePos="0" relativeHeight="4" behindDoc="0" locked="0" layoutInCell="0" allowOverlap="1">
+                  <wp:simplePos x="0" y="0"/>
+                  <wp:positionH relativeFrom="column">
+                    <wp:align>center</wp:align>
+                  </wp:positionH>
+                  <wp:positionV relativeFrom="paragraph">
+                    <wp:posOffset>635</wp:posOffset>
+                  </wp:positionV>
+                  <wp:extent cx="2777490" cy="2207895"/>
+                  <wp:effectExtent l="0" t="0" r="0" b="0"/>
+                  <wp:wrapSquare wrapText="largest"/>
+                  <wp:docPr id="1" name="Image3"/>
+                  <wp:cNvGraphicFramePr>
+                    <a:graphicFrameLocks xmlns:a="http://schemas.openxmlformats.org/drawingml/2006/main" noChangeAspect="1"/>
+                  </wp:cNvGraphicFramePr>
+                  <a:graphic xmlns:a="http://schemas.openxmlformats.org/drawingml/2006/main">
+                    <a:graphicData uri="http://schemas.openxmlformats.org/drawingml/2006/picture">
+                      <pic:pic xmlns:pic="http://schemas.openxmlformats.org/drawingml/2006/picture">
+                        <pic:nvPicPr>
+                          <pic:cNvPr id="1" name="Image3"/>
+                          <pic:cNvPicPr>
+                            <a:picLocks noChangeAspect="1" noChangeArrowheads="1"/>
+                          </pic:cNvPicPr>
+                        </pic:nvPicPr>
+                        <pic:blipFill>
+                          <a:blip r:embed="rId2"/>
+                          <a:stretch>
+                            <a:fillRect/>
+                          </a:stretch>
+                        </pic:blipFill>
+                        <pic:spPr bwMode="auto">
+                          <a:xfrm>
+                            <a:off x="0" y="0"/>
+                            <a:ext cx="2777490" cy="2207895"/>
+                          </a:xfrm>
+                          <a:prstGeom prst="rect">
+                            <a:avLst/>
+                          </a:prstGeom>
+                          <a:noFill/>
+                        </pic:spPr>
+                      </pic:pic>
+                    </a:graphicData>
+                  </a:graphic>
+                </wp:anchor>
+              </w:drawing>
+            </w:r>
+          </w:p>
+          <w:p>
+            <w:pPr>
+              <w:pStyle w:val="Normal"/>
+              <w:widowControl/>
+              <w:tabs>
+                <w:tab w:val="clear" w:pos="720"/>
+                <w:tab w:val="left" w:pos="560" w:leader="none"/>
+                <w:tab w:val="left" w:pos="1120" w:leader="none"/>
+                <w:tab w:val="left" w:pos="1680" w:leader="none"/>
+                <w:tab w:val="left" w:pos="2240" w:leader="none"/>
+                <w:tab w:val="left" w:pos="2800" w:leader="none"/>
+                <w:tab w:val="left" w:pos="3360" w:leader="none"/>
+                <w:tab w:val="left" w:pos="3920" w:leader="none"/>
+                <w:tab w:val="left" w:pos="4480" w:leader="none"/>
+                <w:tab w:val="left" w:pos="5040" w:leader="none"/>
+                <w:tab w:val="left" w:pos="5600" w:leader="none"/>
+                <w:tab w:val="left" w:pos="6160" w:leader="none"/>
+                <w:tab w:val="left" w:pos="6720" w:leader="none"/>
+              </w:tabs>
+              <w:spacing w:lineRule="auto" w:line="240" w:before="0" w:after="0"/>
+              <w:jc w:val="start"/>
+              <w:rPr>
+                <w:rFonts w:ascii="Cordia New" w:hAnsi="Cordia New" w:asciiTheme="minorBidi" w:hAnsiTheme="minorBidi"/>
+                <w:sz w:val="28"/>
+                <w:szCs w:val="28"/>
+                <w:lang w:bidi="th-TH"/>
+              </w:rPr>
+            </w:pPr>
+            <w:r>
+              <w:rPr>
+                <w:rFonts w:eastAsia="Calibri" w:cs="Cordia New" w:ascii="Cordia New" w:hAnsi="Cordia New"/>
                 <w:kern w:val="0"/>
                 <w:sz w:val="28"/>
                 <w:szCs w:val="28"/>
                 <w:lang w:val="en-US" w:eastAsia="en-US" w:bidi="th-TH"/>
               </w:rPr>
-              <w:t>void DisplayC(TYPE_NODEPTR P)</w:t>
             </w:r>
           </w:p>
         </w:tc>
@@ -1600,13 +3127,1425 @@
             </w:pPr>
             <w:r>
               <w:rPr>
-                <w:rFonts w:eastAsia="Calibri" w:cs="Cordia New" w:ascii="Cordia New" w:hAnsi="Cordia New" w:asciiTheme="minorBidi" w:hAnsiTheme="minorBidi"/>
+                <w:rFonts w:eastAsia="Calibri" w:cs="Cordia New" w:ascii="Droid Sans Mono;monospace" w:hAnsi="Droid Sans Mono;monospace"/>
+                <w:b w:val="false"/>
+                <w:color w:val="4EC9B0"/>
                 <w:kern w:val="0"/>
-                <w:sz w:val="28"/>
-                <w:szCs w:val="28"/>
+                <w:sz w:val="30"/>
+                <w:szCs w:val="28"/>
+                <w:shd w:fill="121314" w:val="clear"/>
                 <w:lang w:val="en-US" w:eastAsia="en-US" w:bidi="th-TH"/>
               </w:rPr>
-              <w:t>TYPE_NODEPTR InsertLeft(TYPE_NODEPTR P,int Data)</w:t>
+              <w:t>TYPE_NODEPTR</w:t>
+            </w:r>
+            <w:r>
+              <w:rPr>
+                <w:rFonts w:eastAsia="Calibri" w:cs="Cordia New" w:ascii="Droid Sans Mono;monospace" w:hAnsi="Droid Sans Mono;monospace"/>
+                <w:b w:val="false"/>
+                <w:color w:val="BBBEBF"/>
+                <w:kern w:val="0"/>
+                <w:sz w:val="30"/>
+                <w:szCs w:val="28"/>
+                <w:shd w:fill="121314" w:val="clear"/>
+                <w:lang w:val="en-US" w:eastAsia="en-US" w:bidi="th-TH"/>
+              </w:rPr>
+              <w:t xml:space="preserve"> </w:t>
+            </w:r>
+            <w:r>
+              <w:rPr>
+                <w:rFonts w:eastAsia="Calibri" w:cs="Cordia New" w:ascii="Droid Sans Mono;monospace" w:hAnsi="Droid Sans Mono;monospace"/>
+                <w:b w:val="false"/>
+                <w:color w:val="D2A8FF"/>
+                <w:kern w:val="0"/>
+                <w:sz w:val="30"/>
+                <w:szCs w:val="28"/>
+                <w:shd w:fill="121314" w:val="clear"/>
+                <w:lang w:val="en-US" w:eastAsia="en-US" w:bidi="th-TH"/>
+              </w:rPr>
+              <w:t>insert_left</w:t>
+            </w:r>
+            <w:r>
+              <w:rPr>
+                <w:rFonts w:eastAsia="Calibri" w:cs="Cordia New" w:ascii="Droid Sans Mono;monospace" w:hAnsi="Droid Sans Mono;monospace"/>
+                <w:b w:val="false"/>
+                <w:color w:val="BBBEBF"/>
+                <w:kern w:val="0"/>
+                <w:sz w:val="30"/>
+                <w:szCs w:val="28"/>
+                <w:shd w:fill="121314" w:val="clear"/>
+                <w:lang w:val="en-US" w:eastAsia="en-US" w:bidi="th-TH"/>
+              </w:rPr>
+              <w:t>(</w:t>
+            </w:r>
+            <w:r>
+              <w:rPr>
+                <w:rFonts w:eastAsia="Calibri" w:cs="Cordia New" w:ascii="Droid Sans Mono;monospace" w:hAnsi="Droid Sans Mono;monospace"/>
+                <w:b w:val="false"/>
+                <w:color w:val="4EC9B0"/>
+                <w:kern w:val="0"/>
+                <w:sz w:val="30"/>
+                <w:szCs w:val="28"/>
+                <w:shd w:fill="121314" w:val="clear"/>
+                <w:lang w:val="en-US" w:eastAsia="en-US" w:bidi="th-TH"/>
+              </w:rPr>
+              <w:t>TYPE_NODEPTR</w:t>
+            </w:r>
+            <w:r>
+              <w:rPr>
+                <w:rFonts w:eastAsia="Calibri" w:cs="Cordia New" w:ascii="Droid Sans Mono;monospace" w:hAnsi="Droid Sans Mono;monospace"/>
+                <w:b w:val="false"/>
+                <w:color w:val="BBBEBF"/>
+                <w:kern w:val="0"/>
+                <w:sz w:val="30"/>
+                <w:szCs w:val="28"/>
+                <w:shd w:fill="121314" w:val="clear"/>
+                <w:lang w:val="en-US" w:eastAsia="en-US" w:bidi="th-TH"/>
+              </w:rPr>
+              <w:t xml:space="preserve"> </w:t>
+            </w:r>
+            <w:r>
+              <w:rPr>
+                <w:rFonts w:eastAsia="Calibri" w:cs="Cordia New" w:ascii="Droid Sans Mono;monospace" w:hAnsi="Droid Sans Mono;monospace"/>
+                <w:b w:val="false"/>
+                <w:color w:val="FFA657"/>
+                <w:kern w:val="0"/>
+                <w:sz w:val="30"/>
+                <w:szCs w:val="28"/>
+                <w:shd w:fill="121314" w:val="clear"/>
+                <w:lang w:val="en-US" w:eastAsia="en-US" w:bidi="th-TH"/>
+              </w:rPr>
+              <w:t>t</w:t>
+            </w:r>
+            <w:r>
+              <w:rPr>
+                <w:rFonts w:eastAsia="Calibri" w:cs="Cordia New" w:ascii="Droid Sans Mono;monospace" w:hAnsi="Droid Sans Mono;monospace"/>
+                <w:b w:val="false"/>
+                <w:color w:val="BBBEBF"/>
+                <w:kern w:val="0"/>
+                <w:sz w:val="30"/>
+                <w:szCs w:val="28"/>
+                <w:shd w:fill="121314" w:val="clear"/>
+                <w:lang w:val="en-US" w:eastAsia="en-US" w:bidi="th-TH"/>
+              </w:rPr>
+              <w:t xml:space="preserve">, </w:t>
+            </w:r>
+            <w:r>
+              <w:rPr>
+                <w:rFonts w:eastAsia="Calibri" w:cs="Cordia New" w:ascii="Droid Sans Mono;monospace" w:hAnsi="Droid Sans Mono;monospace"/>
+                <w:b w:val="false"/>
+                <w:color w:val="FF7B72"/>
+                <w:kern w:val="0"/>
+                <w:sz w:val="30"/>
+                <w:szCs w:val="28"/>
+                <w:shd w:fill="121314" w:val="clear"/>
+                <w:lang w:val="en-US" w:eastAsia="en-US" w:bidi="th-TH"/>
+              </w:rPr>
+              <w:t>int</w:t>
+            </w:r>
+            <w:r>
+              <w:rPr>
+                <w:rFonts w:eastAsia="Calibri" w:cs="Cordia New" w:ascii="Droid Sans Mono;monospace" w:hAnsi="Droid Sans Mono;monospace"/>
+                <w:b w:val="false"/>
+                <w:color w:val="BBBEBF"/>
+                <w:kern w:val="0"/>
+                <w:sz w:val="30"/>
+                <w:szCs w:val="28"/>
+                <w:shd w:fill="121314" w:val="clear"/>
+                <w:lang w:val="en-US" w:eastAsia="en-US" w:bidi="th-TH"/>
+              </w:rPr>
+              <w:t xml:space="preserve"> </w:t>
+            </w:r>
+            <w:r>
+              <w:rPr>
+                <w:rFonts w:eastAsia="Calibri" w:cs="Cordia New" w:ascii="Droid Sans Mono;monospace" w:hAnsi="Droid Sans Mono;monospace"/>
+                <w:b w:val="false"/>
+                <w:color w:val="FFA657"/>
+                <w:kern w:val="0"/>
+                <w:sz w:val="30"/>
+                <w:szCs w:val="28"/>
+                <w:shd w:fill="121314" w:val="clear"/>
+                <w:lang w:val="en-US" w:eastAsia="en-US" w:bidi="th-TH"/>
+              </w:rPr>
+              <w:t>data</w:t>
+            </w:r>
+            <w:r>
+              <w:rPr>
+                <w:rFonts w:eastAsia="Calibri" w:cs="Cordia New" w:ascii="Droid Sans Mono;monospace" w:hAnsi="Droid Sans Mono;monospace"/>
+                <w:b w:val="false"/>
+                <w:color w:val="BBBEBF"/>
+                <w:kern w:val="0"/>
+                <w:sz w:val="30"/>
+                <w:szCs w:val="28"/>
+                <w:shd w:fill="121314" w:val="clear"/>
+                <w:lang w:val="en-US" w:eastAsia="en-US" w:bidi="th-TH"/>
+              </w:rPr>
+              <w:t>)</w:t>
+            </w:r>
+            <w:r>
+              <w:rPr>
+                <w:rFonts w:eastAsia="Calibri" w:cs="Cordia New" w:ascii="Droid Sans Mono;monospace" w:hAnsi="Droid Sans Mono;monospace"/>
+                <w:b w:val="false"/>
+                <w:color w:val="C9D1D9"/>
+                <w:kern w:val="0"/>
+                <w:sz w:val="30"/>
+                <w:szCs w:val="28"/>
+                <w:shd w:fill="121314" w:val="clear"/>
+                <w:lang w:val="en-US" w:eastAsia="en-US" w:bidi="th-TH"/>
+              </w:rPr>
+              <w:t>{</w:t>
+            </w:r>
+          </w:p>
+          <w:p>
+            <w:pPr>
+              <w:pStyle w:val="Normal"/>
+              <w:spacing w:lineRule="atLeast" w:line="405" w:before="0" w:after="0"/>
+              <w:ind w:hanging="0" w:start="0" w:end="0"/>
+              <w:rPr>
+                <w:rFonts w:ascii="Droid Sans Mono;monospace" w:hAnsi="Droid Sans Mono;monospace"/>
+                <w:b w:val="false"/>
+                <w:color w:val="BBBEBF"/>
+                <w:sz w:val="30"/>
+                <w:shd w:fill="121314" w:val="clear"/>
+              </w:rPr>
+            </w:pPr>
+            <w:r>
+              <w:rPr>
+                <w:rFonts w:ascii="Droid Sans Mono;monospace" w:hAnsi="Droid Sans Mono;monospace"/>
+                <w:b w:val="false"/>
+                <w:color w:val="C586C0"/>
+                <w:sz w:val="30"/>
+                <w:shd w:fill="121314" w:val="clear"/>
+              </w:rPr>
+              <w:t>if</w:t>
+            </w:r>
+            <w:r>
+              <w:rPr>
+                <w:rFonts w:ascii="Droid Sans Mono;monospace" w:hAnsi="Droid Sans Mono;monospace"/>
+                <w:b w:val="false"/>
+                <w:color w:val="C9D1D9"/>
+                <w:sz w:val="30"/>
+                <w:shd w:fill="121314" w:val="clear"/>
+              </w:rPr>
+              <w:t xml:space="preserve"> (</w:t>
+            </w:r>
+            <w:r>
+              <w:rPr>
+                <w:rFonts w:ascii="Droid Sans Mono;monospace" w:hAnsi="Droid Sans Mono;monospace"/>
+                <w:b w:val="false"/>
+                <w:color w:val="FFA657"/>
+                <w:sz w:val="30"/>
+                <w:shd w:fill="121314" w:val="clear"/>
+              </w:rPr>
+              <w:t>t</w:t>
+            </w:r>
+            <w:r>
+              <w:rPr>
+                <w:rFonts w:ascii="Droid Sans Mono;monospace" w:hAnsi="Droid Sans Mono;monospace"/>
+                <w:b w:val="false"/>
+                <w:color w:val="C9D1D9"/>
+                <w:sz w:val="30"/>
+                <w:shd w:fill="121314" w:val="clear"/>
+              </w:rPr>
+              <w:t xml:space="preserve"> </w:t>
+            </w:r>
+            <w:r>
+              <w:rPr>
+                <w:rFonts w:ascii="Droid Sans Mono;monospace" w:hAnsi="Droid Sans Mono;monospace"/>
+                <w:b w:val="false"/>
+                <w:color w:val="D4D4D4"/>
+                <w:sz w:val="30"/>
+                <w:shd w:fill="121314" w:val="clear"/>
+              </w:rPr>
+              <w:t>==</w:t>
+            </w:r>
+            <w:r>
+              <w:rPr>
+                <w:rFonts w:ascii="Droid Sans Mono;monospace" w:hAnsi="Droid Sans Mono;monospace"/>
+                <w:b w:val="false"/>
+                <w:color w:val="C9D1D9"/>
+                <w:sz w:val="30"/>
+                <w:shd w:fill="121314" w:val="clear"/>
+              </w:rPr>
+              <w:t xml:space="preserve"> </w:t>
+            </w:r>
+            <w:r>
+              <w:rPr>
+                <w:rFonts w:ascii="Droid Sans Mono;monospace" w:hAnsi="Droid Sans Mono;monospace"/>
+                <w:b w:val="false"/>
+                <w:color w:val="569CD6"/>
+                <w:sz w:val="30"/>
+                <w:shd w:fill="121314" w:val="clear"/>
+              </w:rPr>
+              <w:t>NULL</w:t>
+            </w:r>
+            <w:r>
+              <w:rPr>
+                <w:rFonts w:ascii="Droid Sans Mono;monospace" w:hAnsi="Droid Sans Mono;monospace"/>
+                <w:b w:val="false"/>
+                <w:color w:val="C9D1D9"/>
+                <w:sz w:val="30"/>
+                <w:shd w:fill="121314" w:val="clear"/>
+              </w:rPr>
+              <w:t>) {</w:t>
+            </w:r>
+          </w:p>
+          <w:p>
+            <w:pPr>
+              <w:pStyle w:val="Normal"/>
+              <w:spacing w:lineRule="atLeast" w:line="405" w:before="0" w:after="0"/>
+              <w:ind w:hanging="0" w:start="0" w:end="0"/>
+              <w:rPr>
+                <w:rFonts w:ascii="Droid Sans Mono;monospace" w:hAnsi="Droid Sans Mono;monospace"/>
+                <w:b w:val="false"/>
+                <w:color w:val="BBBEBF"/>
+                <w:sz w:val="30"/>
+                <w:shd w:fill="121314" w:val="clear"/>
+              </w:rPr>
+            </w:pPr>
+            <w:r>
+              <w:rPr>
+                <w:rFonts w:ascii="Droid Sans Mono;monospace" w:hAnsi="Droid Sans Mono;monospace"/>
+                <w:b w:val="false"/>
+                <w:color w:val="D2A8FF"/>
+                <w:sz w:val="30"/>
+                <w:shd w:fill="121314" w:val="clear"/>
+              </w:rPr>
+              <w:t>printf</w:t>
+            </w:r>
+            <w:r>
+              <w:rPr>
+                <w:rFonts w:ascii="Droid Sans Mono;monospace" w:hAnsi="Droid Sans Mono;monospace"/>
+                <w:b w:val="false"/>
+                <w:color w:val="C9D1D9"/>
+                <w:sz w:val="30"/>
+                <w:shd w:fill="121314" w:val="clear"/>
+              </w:rPr>
+              <w:t>(</w:t>
+            </w:r>
+            <w:r>
+              <w:rPr>
+                <w:rFonts w:ascii="Droid Sans Mono;monospace" w:hAnsi="Droid Sans Mono;monospace"/>
+                <w:b w:val="false"/>
+                <w:color w:val="A5D6FF"/>
+                <w:sz w:val="30"/>
+                <w:shd w:fill="121314" w:val="clear"/>
+              </w:rPr>
+              <w:t>"!! ERROR: no root yet, please create the first node !!</w:t>
+            </w:r>
+            <w:r>
+              <w:rPr>
+                <w:rFonts w:ascii="Droid Sans Mono;monospace" w:hAnsi="Droid Sans Mono;monospace"/>
+                <w:b w:val="false"/>
+                <w:color w:val="D7BA7D"/>
+                <w:sz w:val="30"/>
+                <w:shd w:fill="121314" w:val="clear"/>
+              </w:rPr>
+              <w:t>\n</w:t>
+            </w:r>
+            <w:r>
+              <w:rPr>
+                <w:rFonts w:ascii="Droid Sans Mono;monospace" w:hAnsi="Droid Sans Mono;monospace"/>
+                <w:b w:val="false"/>
+                <w:color w:val="A5D6FF"/>
+                <w:sz w:val="30"/>
+                <w:shd w:fill="121314" w:val="clear"/>
+              </w:rPr>
+              <w:t>"</w:t>
+            </w:r>
+            <w:r>
+              <w:rPr>
+                <w:rFonts w:ascii="Droid Sans Mono;monospace" w:hAnsi="Droid Sans Mono;monospace"/>
+                <w:b w:val="false"/>
+                <w:color w:val="C9D1D9"/>
+                <w:sz w:val="30"/>
+                <w:shd w:fill="121314" w:val="clear"/>
+              </w:rPr>
+              <w:t>);</w:t>
+            </w:r>
+          </w:p>
+          <w:p>
+            <w:pPr>
+              <w:pStyle w:val="Normal"/>
+              <w:spacing w:lineRule="atLeast" w:line="405" w:before="0" w:after="0"/>
+              <w:ind w:hanging="0" w:start="0" w:end="0"/>
+              <w:rPr>
+                <w:rFonts w:ascii="Droid Sans Mono;monospace" w:hAnsi="Droid Sans Mono;monospace"/>
+                <w:b w:val="false"/>
+                <w:color w:val="BBBEBF"/>
+                <w:sz w:val="30"/>
+                <w:shd w:fill="121314" w:val="clear"/>
+              </w:rPr>
+            </w:pPr>
+            <w:r>
+              <w:rPr>
+                <w:rFonts w:ascii="Droid Sans Mono;monospace" w:hAnsi="Droid Sans Mono;monospace"/>
+                <w:b w:val="false"/>
+                <w:color w:val="C586C0"/>
+                <w:sz w:val="30"/>
+                <w:shd w:fill="121314" w:val="clear"/>
+              </w:rPr>
+              <w:t>return</w:t>
+            </w:r>
+            <w:r>
+              <w:rPr>
+                <w:rFonts w:ascii="Droid Sans Mono;monospace" w:hAnsi="Droid Sans Mono;monospace"/>
+                <w:b w:val="false"/>
+                <w:color w:val="C9D1D9"/>
+                <w:sz w:val="30"/>
+                <w:shd w:fill="121314" w:val="clear"/>
+              </w:rPr>
+              <w:t xml:space="preserve"> </w:t>
+            </w:r>
+            <w:r>
+              <w:rPr>
+                <w:rFonts w:ascii="Droid Sans Mono;monospace" w:hAnsi="Droid Sans Mono;monospace"/>
+                <w:b w:val="false"/>
+                <w:color w:val="569CD6"/>
+                <w:sz w:val="30"/>
+                <w:shd w:fill="121314" w:val="clear"/>
+              </w:rPr>
+              <w:t>NULL</w:t>
+            </w:r>
+            <w:r>
+              <w:rPr>
+                <w:rFonts w:ascii="Droid Sans Mono;monospace" w:hAnsi="Droid Sans Mono;monospace"/>
+                <w:b w:val="false"/>
+                <w:color w:val="C9D1D9"/>
+                <w:sz w:val="30"/>
+                <w:shd w:fill="121314" w:val="clear"/>
+              </w:rPr>
+              <w:t>;</w:t>
+            </w:r>
+          </w:p>
+          <w:p>
+            <w:pPr>
+              <w:pStyle w:val="Normal"/>
+              <w:spacing w:lineRule="atLeast" w:line="405" w:before="0" w:after="0"/>
+              <w:ind w:hanging="0" w:start="0" w:end="0"/>
+              <w:rPr>
+                <w:rFonts w:ascii="Droid Sans Mono;monospace" w:hAnsi="Droid Sans Mono;monospace"/>
+                <w:b w:val="false"/>
+                <w:color w:val="C9D1D9"/>
+                <w:sz w:val="30"/>
+                <w:shd w:fill="121314" w:val="clear"/>
+              </w:rPr>
+            </w:pPr>
+            <w:r>
+              <w:rPr>
+                <w:rFonts w:ascii="Droid Sans Mono;monospace" w:hAnsi="Droid Sans Mono;monospace"/>
+                <w:b w:val="false"/>
+                <w:color w:val="C9D1D9"/>
+                <w:sz w:val="30"/>
+                <w:shd w:fill="121314" w:val="clear"/>
+              </w:rPr>
+              <w:t>}</w:t>
+            </w:r>
+          </w:p>
+          <w:p>
+            <w:pPr>
+              <w:pStyle w:val="Normal"/>
+              <w:spacing w:lineRule="atLeast" w:line="405" w:before="0" w:after="0"/>
+              <w:ind w:hanging="0" w:start="0" w:end="0"/>
+              <w:rPr>
+                <w:rFonts w:ascii="Droid Sans Mono;monospace" w:hAnsi="Droid Sans Mono;monospace"/>
+                <w:b w:val="false"/>
+                <w:color w:val="BBBEBF"/>
+                <w:sz w:val="30"/>
+                <w:shd w:fill="121314" w:val="clear"/>
+              </w:rPr>
+            </w:pPr>
+            <w:r>
+              <w:rPr>
+                <w:rFonts w:ascii="Droid Sans Mono;monospace" w:hAnsi="Droid Sans Mono;monospace"/>
+                <w:b w:val="false"/>
+                <w:color w:val="C586C0"/>
+                <w:sz w:val="30"/>
+                <w:shd w:fill="121314" w:val="clear"/>
+              </w:rPr>
+              <w:t>if</w:t>
+            </w:r>
+            <w:r>
+              <w:rPr>
+                <w:rFonts w:ascii="Droid Sans Mono;monospace" w:hAnsi="Droid Sans Mono;monospace"/>
+                <w:b w:val="false"/>
+                <w:color w:val="C9D1D9"/>
+                <w:sz w:val="30"/>
+                <w:shd w:fill="121314" w:val="clear"/>
+              </w:rPr>
+              <w:t xml:space="preserve"> (</w:t>
+            </w:r>
+            <w:r>
+              <w:rPr>
+                <w:rFonts w:ascii="Droid Sans Mono;monospace" w:hAnsi="Droid Sans Mono;monospace"/>
+                <w:b w:val="false"/>
+                <w:color w:val="FFA657"/>
+                <w:sz w:val="30"/>
+                <w:shd w:fill="121314" w:val="clear"/>
+              </w:rPr>
+              <w:t>t</w:t>
+            </w:r>
+            <w:r>
+              <w:rPr>
+                <w:rFonts w:ascii="Droid Sans Mono;monospace" w:hAnsi="Droid Sans Mono;monospace"/>
+                <w:b w:val="false"/>
+                <w:color w:val="C9D1D9"/>
+                <w:sz w:val="30"/>
+                <w:shd w:fill="121314" w:val="clear"/>
+              </w:rPr>
+              <w:t xml:space="preserve">-&gt;left </w:t>
+            </w:r>
+            <w:r>
+              <w:rPr>
+                <w:rFonts w:ascii="Droid Sans Mono;monospace" w:hAnsi="Droid Sans Mono;monospace"/>
+                <w:b w:val="false"/>
+                <w:color w:val="D4D4D4"/>
+                <w:sz w:val="30"/>
+                <w:shd w:fill="121314" w:val="clear"/>
+              </w:rPr>
+              <w:t>!=</w:t>
+            </w:r>
+            <w:r>
+              <w:rPr>
+                <w:rFonts w:ascii="Droid Sans Mono;monospace" w:hAnsi="Droid Sans Mono;monospace"/>
+                <w:b w:val="false"/>
+                <w:color w:val="C9D1D9"/>
+                <w:sz w:val="30"/>
+                <w:shd w:fill="121314" w:val="clear"/>
+              </w:rPr>
+              <w:t xml:space="preserve"> </w:t>
+            </w:r>
+            <w:r>
+              <w:rPr>
+                <w:rFonts w:ascii="Droid Sans Mono;monospace" w:hAnsi="Droid Sans Mono;monospace"/>
+                <w:b w:val="false"/>
+                <w:color w:val="569CD6"/>
+                <w:sz w:val="30"/>
+                <w:shd w:fill="121314" w:val="clear"/>
+              </w:rPr>
+              <w:t>NULL</w:t>
+            </w:r>
+            <w:r>
+              <w:rPr>
+                <w:rFonts w:ascii="Droid Sans Mono;monospace" w:hAnsi="Droid Sans Mono;monospace"/>
+                <w:b w:val="false"/>
+                <w:color w:val="C9D1D9"/>
+                <w:sz w:val="30"/>
+                <w:shd w:fill="121314" w:val="clear"/>
+              </w:rPr>
+              <w:t>) {</w:t>
+            </w:r>
+          </w:p>
+          <w:p>
+            <w:pPr>
+              <w:pStyle w:val="Normal"/>
+              <w:spacing w:lineRule="atLeast" w:line="405" w:before="0" w:after="0"/>
+              <w:ind w:hanging="0" w:start="0" w:end="0"/>
+              <w:rPr>
+                <w:rFonts w:ascii="Droid Sans Mono;monospace" w:hAnsi="Droid Sans Mono;monospace"/>
+                <w:b w:val="false"/>
+                <w:color w:val="BBBEBF"/>
+                <w:sz w:val="30"/>
+                <w:shd w:fill="121314" w:val="clear"/>
+              </w:rPr>
+            </w:pPr>
+            <w:r>
+              <w:rPr>
+                <w:rFonts w:ascii="Droid Sans Mono;monospace" w:hAnsi="Droid Sans Mono;monospace"/>
+                <w:b w:val="false"/>
+                <w:color w:val="D2A8FF"/>
+                <w:sz w:val="30"/>
+                <w:shd w:fill="121314" w:val="clear"/>
+              </w:rPr>
+              <w:t>printf</w:t>
+            </w:r>
+            <w:r>
+              <w:rPr>
+                <w:rFonts w:ascii="Droid Sans Mono;monospace" w:hAnsi="Droid Sans Mono;monospace"/>
+                <w:b w:val="false"/>
+                <w:color w:val="C9D1D9"/>
+                <w:sz w:val="30"/>
+                <w:shd w:fill="121314" w:val="clear"/>
+              </w:rPr>
+              <w:t>(</w:t>
+            </w:r>
+            <w:r>
+              <w:rPr>
+                <w:rFonts w:ascii="Droid Sans Mono;monospace" w:hAnsi="Droid Sans Mono;monospace"/>
+                <w:b w:val="false"/>
+                <w:color w:val="A5D6FF"/>
+                <w:sz w:val="30"/>
+                <w:shd w:fill="121314" w:val="clear"/>
+              </w:rPr>
+              <w:t xml:space="preserve">"(left child already exists: </w:t>
+            </w:r>
+            <w:r>
+              <w:rPr>
+                <w:rFonts w:ascii="Droid Sans Mono;monospace" w:hAnsi="Droid Sans Mono;monospace"/>
+                <w:b w:val="false"/>
+                <w:color w:val="FF7B72"/>
+                <w:sz w:val="30"/>
+                <w:shd w:fill="121314" w:val="clear"/>
+              </w:rPr>
+              <w:t>%d</w:t>
+            </w:r>
+            <w:r>
+              <w:rPr>
+                <w:rFonts w:ascii="Droid Sans Mono;monospace" w:hAnsi="Droid Sans Mono;monospace"/>
+                <w:b w:val="false"/>
+                <w:color w:val="A5D6FF"/>
+                <w:sz w:val="30"/>
+                <w:shd w:fill="121314" w:val="clear"/>
+              </w:rPr>
+              <w:t>)</w:t>
+            </w:r>
+            <w:r>
+              <w:rPr>
+                <w:rFonts w:ascii="Droid Sans Mono;monospace" w:hAnsi="Droid Sans Mono;monospace"/>
+                <w:b w:val="false"/>
+                <w:color w:val="D7BA7D"/>
+                <w:sz w:val="30"/>
+                <w:shd w:fill="121314" w:val="clear"/>
+              </w:rPr>
+              <w:t>\n</w:t>
+            </w:r>
+            <w:r>
+              <w:rPr>
+                <w:rFonts w:ascii="Droid Sans Mono;monospace" w:hAnsi="Droid Sans Mono;monospace"/>
+                <w:b w:val="false"/>
+                <w:color w:val="A5D6FF"/>
+                <w:sz w:val="30"/>
+                <w:shd w:fill="121314" w:val="clear"/>
+              </w:rPr>
+              <w:t>"</w:t>
+            </w:r>
+            <w:r>
+              <w:rPr>
+                <w:rFonts w:ascii="Droid Sans Mono;monospace" w:hAnsi="Droid Sans Mono;monospace"/>
+                <w:b w:val="false"/>
+                <w:color w:val="C9D1D9"/>
+                <w:sz w:val="30"/>
+                <w:shd w:fill="121314" w:val="clear"/>
+              </w:rPr>
+              <w:t xml:space="preserve">, </w:t>
+            </w:r>
+            <w:r>
+              <w:rPr>
+                <w:rFonts w:ascii="Droid Sans Mono;monospace" w:hAnsi="Droid Sans Mono;monospace"/>
+                <w:b w:val="false"/>
+                <w:color w:val="FFA657"/>
+                <w:sz w:val="30"/>
+                <w:shd w:fill="121314" w:val="clear"/>
+              </w:rPr>
+              <w:t>t</w:t>
+            </w:r>
+            <w:r>
+              <w:rPr>
+                <w:rFonts w:ascii="Droid Sans Mono;monospace" w:hAnsi="Droid Sans Mono;monospace"/>
+                <w:b w:val="false"/>
+                <w:color w:val="C9D1D9"/>
+                <w:sz w:val="30"/>
+                <w:shd w:fill="121314" w:val="clear"/>
+              </w:rPr>
+              <w:t>-&gt;left-&gt;data);</w:t>
+            </w:r>
+          </w:p>
+          <w:p>
+            <w:pPr>
+              <w:pStyle w:val="Normal"/>
+              <w:spacing w:lineRule="atLeast" w:line="405" w:before="0" w:after="0"/>
+              <w:ind w:hanging="0" w:start="0" w:end="0"/>
+              <w:rPr>
+                <w:rFonts w:ascii="Droid Sans Mono;monospace" w:hAnsi="Droid Sans Mono;monospace"/>
+                <w:b w:val="false"/>
+                <w:color w:val="BBBEBF"/>
+                <w:sz w:val="30"/>
+                <w:shd w:fill="121314" w:val="clear"/>
+              </w:rPr>
+            </w:pPr>
+            <w:r>
+              <w:rPr>
+                <w:rFonts w:ascii="Droid Sans Mono;monospace" w:hAnsi="Droid Sans Mono;monospace"/>
+                <w:b w:val="false"/>
+                <w:color w:val="C586C0"/>
+                <w:sz w:val="30"/>
+                <w:shd w:fill="121314" w:val="clear"/>
+              </w:rPr>
+              <w:t>return</w:t>
+            </w:r>
+            <w:r>
+              <w:rPr>
+                <w:rFonts w:ascii="Droid Sans Mono;monospace" w:hAnsi="Droid Sans Mono;monospace"/>
+                <w:b w:val="false"/>
+                <w:color w:val="C9D1D9"/>
+                <w:sz w:val="30"/>
+                <w:shd w:fill="121314" w:val="clear"/>
+              </w:rPr>
+              <w:t xml:space="preserve"> </w:t>
+            </w:r>
+            <w:r>
+              <w:rPr>
+                <w:rFonts w:ascii="Droid Sans Mono;monospace" w:hAnsi="Droid Sans Mono;monospace"/>
+                <w:b w:val="false"/>
+                <w:color w:val="FFA657"/>
+                <w:sz w:val="30"/>
+                <w:shd w:fill="121314" w:val="clear"/>
+              </w:rPr>
+              <w:t>t</w:t>
+            </w:r>
+            <w:r>
+              <w:rPr>
+                <w:rFonts w:ascii="Droid Sans Mono;monospace" w:hAnsi="Droid Sans Mono;monospace"/>
+                <w:b w:val="false"/>
+                <w:color w:val="C9D1D9"/>
+                <w:sz w:val="30"/>
+                <w:shd w:fill="121314" w:val="clear"/>
+              </w:rPr>
+              <w:t>;</w:t>
+            </w:r>
+          </w:p>
+          <w:p>
+            <w:pPr>
+              <w:pStyle w:val="Normal"/>
+              <w:spacing w:lineRule="atLeast" w:line="405" w:before="0" w:after="0"/>
+              <w:ind w:hanging="0" w:start="0" w:end="0"/>
+              <w:rPr>
+                <w:rFonts w:ascii="Droid Sans Mono;monospace" w:hAnsi="Droid Sans Mono;monospace"/>
+                <w:b w:val="false"/>
+                <w:color w:val="C9D1D9"/>
+                <w:sz w:val="30"/>
+                <w:shd w:fill="121314" w:val="clear"/>
+              </w:rPr>
+            </w:pPr>
+            <w:r>
+              <w:rPr>
+                <w:rFonts w:ascii="Droid Sans Mono;monospace" w:hAnsi="Droid Sans Mono;monospace"/>
+                <w:b w:val="false"/>
+                <w:color w:val="C9D1D9"/>
+                <w:sz w:val="30"/>
+                <w:shd w:fill="121314" w:val="clear"/>
+              </w:rPr>
+              <w:t>}</w:t>
+            </w:r>
+          </w:p>
+          <w:p>
+            <w:pPr>
+              <w:pStyle w:val="Normal"/>
+              <w:spacing w:lineRule="atLeast" w:line="405" w:before="0" w:after="0"/>
+              <w:rPr/>
+            </w:pPr>
+            <w:r>
+              <w:rPr/>
+            </w:r>
+          </w:p>
+          <w:p>
+            <w:pPr>
+              <w:pStyle w:val="Normal"/>
+              <w:spacing w:lineRule="atLeast" w:line="405" w:before="0" w:after="0"/>
+              <w:ind w:hanging="0" w:start="0" w:end="0"/>
+              <w:rPr>
+                <w:rFonts w:ascii="Droid Sans Mono;monospace" w:hAnsi="Droid Sans Mono;monospace"/>
+                <w:b w:val="false"/>
+                <w:color w:val="BBBEBF"/>
+                <w:sz w:val="30"/>
+                <w:shd w:fill="121314" w:val="clear"/>
+              </w:rPr>
+            </w:pPr>
+            <w:r>
+              <w:rPr>
+                <w:rFonts w:ascii="Droid Sans Mono;monospace" w:hAnsi="Droid Sans Mono;monospace"/>
+                <w:b w:val="false"/>
+                <w:color w:val="4EC9B0"/>
+                <w:sz w:val="30"/>
+                <w:shd w:fill="121314" w:val="clear"/>
+              </w:rPr>
+              <w:t>TYPE_NODEPTR</w:t>
+            </w:r>
+            <w:r>
+              <w:rPr>
+                <w:rFonts w:ascii="Droid Sans Mono;monospace" w:hAnsi="Droid Sans Mono;monospace"/>
+                <w:b w:val="false"/>
+                <w:color w:val="C9D1D9"/>
+                <w:sz w:val="30"/>
+                <w:shd w:fill="121314" w:val="clear"/>
+              </w:rPr>
+              <w:t xml:space="preserve"> newNode </w:t>
+            </w:r>
+            <w:r>
+              <w:rPr>
+                <w:rFonts w:ascii="Droid Sans Mono;monospace" w:hAnsi="Droid Sans Mono;monospace"/>
+                <w:b w:val="false"/>
+                <w:color w:val="D4D4D4"/>
+                <w:sz w:val="30"/>
+                <w:shd w:fill="121314" w:val="clear"/>
+              </w:rPr>
+              <w:t>=</w:t>
+            </w:r>
+            <w:r>
+              <w:rPr>
+                <w:rFonts w:ascii="Droid Sans Mono;monospace" w:hAnsi="Droid Sans Mono;monospace"/>
+                <w:b w:val="false"/>
+                <w:color w:val="C9D1D9"/>
+                <w:sz w:val="30"/>
+                <w:shd w:fill="121314" w:val="clear"/>
+              </w:rPr>
+              <w:t xml:space="preserve"> (</w:t>
+            </w:r>
+            <w:r>
+              <w:rPr>
+                <w:rFonts w:ascii="Droid Sans Mono;monospace" w:hAnsi="Droid Sans Mono;monospace"/>
+                <w:b w:val="false"/>
+                <w:color w:val="4EC9B0"/>
+                <w:sz w:val="30"/>
+                <w:shd w:fill="121314" w:val="clear"/>
+              </w:rPr>
+              <w:t>TYPE_NODEPTR</w:t>
+            </w:r>
+            <w:r>
+              <w:rPr>
+                <w:rFonts w:ascii="Droid Sans Mono;monospace" w:hAnsi="Droid Sans Mono;monospace"/>
+                <w:b w:val="false"/>
+                <w:color w:val="C9D1D9"/>
+                <w:sz w:val="30"/>
+                <w:shd w:fill="121314" w:val="clear"/>
+              </w:rPr>
+              <w:t>)</w:t>
+            </w:r>
+            <w:r>
+              <w:rPr>
+                <w:rFonts w:ascii="Droid Sans Mono;monospace" w:hAnsi="Droid Sans Mono;monospace"/>
+                <w:b w:val="false"/>
+                <w:color w:val="D2A8FF"/>
+                <w:sz w:val="30"/>
+                <w:shd w:fill="121314" w:val="clear"/>
+              </w:rPr>
+              <w:t>malloc</w:t>
+            </w:r>
+            <w:r>
+              <w:rPr>
+                <w:rFonts w:ascii="Droid Sans Mono;monospace" w:hAnsi="Droid Sans Mono;monospace"/>
+                <w:b w:val="false"/>
+                <w:color w:val="C9D1D9"/>
+                <w:sz w:val="30"/>
+                <w:shd w:fill="121314" w:val="clear"/>
+              </w:rPr>
+              <w:t>(</w:t>
+            </w:r>
+            <w:r>
+              <w:rPr>
+                <w:rFonts w:ascii="Droid Sans Mono;monospace" w:hAnsi="Droid Sans Mono;monospace"/>
+                <w:b w:val="false"/>
+                <w:color w:val="569CD6"/>
+                <w:sz w:val="30"/>
+                <w:shd w:fill="121314" w:val="clear"/>
+              </w:rPr>
+              <w:t>sizeof</w:t>
+            </w:r>
+            <w:r>
+              <w:rPr>
+                <w:rFonts w:ascii="Droid Sans Mono;monospace" w:hAnsi="Droid Sans Mono;monospace"/>
+                <w:b w:val="false"/>
+                <w:color w:val="C9D1D9"/>
+                <w:sz w:val="30"/>
+                <w:shd w:fill="121314" w:val="clear"/>
+              </w:rPr>
+              <w:t>(</w:t>
+            </w:r>
+            <w:r>
+              <w:rPr>
+                <w:rFonts w:ascii="Droid Sans Mono;monospace" w:hAnsi="Droid Sans Mono;monospace"/>
+                <w:b w:val="false"/>
+                <w:color w:val="FF7B72"/>
+                <w:sz w:val="30"/>
+                <w:shd w:fill="121314" w:val="clear"/>
+              </w:rPr>
+              <w:t>struct</w:t>
+            </w:r>
+            <w:r>
+              <w:rPr>
+                <w:rFonts w:ascii="Droid Sans Mono;monospace" w:hAnsi="Droid Sans Mono;monospace"/>
+                <w:b w:val="false"/>
+                <w:color w:val="C9D1D9"/>
+                <w:sz w:val="30"/>
+                <w:shd w:fill="121314" w:val="clear"/>
+              </w:rPr>
+              <w:t xml:space="preserve"> </w:t>
+            </w:r>
+            <w:r>
+              <w:rPr>
+                <w:rFonts w:ascii="Droid Sans Mono;monospace" w:hAnsi="Droid Sans Mono;monospace"/>
+                <w:b w:val="false"/>
+                <w:color w:val="4EC9B0"/>
+                <w:sz w:val="30"/>
+                <w:shd w:fill="121314" w:val="clear"/>
+              </w:rPr>
+              <w:t>TreeNode</w:t>
+            </w:r>
+            <w:r>
+              <w:rPr>
+                <w:rFonts w:ascii="Droid Sans Mono;monospace" w:hAnsi="Droid Sans Mono;monospace"/>
+                <w:b w:val="false"/>
+                <w:color w:val="C9D1D9"/>
+                <w:sz w:val="30"/>
+                <w:shd w:fill="121314" w:val="clear"/>
+              </w:rPr>
+              <w:t>));</w:t>
+            </w:r>
+          </w:p>
+          <w:p>
+            <w:pPr>
+              <w:pStyle w:val="Normal"/>
+              <w:spacing w:lineRule="atLeast" w:line="405" w:before="0" w:after="0"/>
+              <w:ind w:hanging="0" w:start="0" w:end="0"/>
+              <w:rPr>
+                <w:rFonts w:ascii="Droid Sans Mono;monospace" w:hAnsi="Droid Sans Mono;monospace"/>
+                <w:b w:val="false"/>
+                <w:color w:val="BBBEBF"/>
+                <w:sz w:val="30"/>
+                <w:shd w:fill="121314" w:val="clear"/>
+              </w:rPr>
+            </w:pPr>
+            <w:r>
+              <w:rPr>
+                <w:rFonts w:ascii="Droid Sans Mono;monospace" w:hAnsi="Droid Sans Mono;monospace"/>
+                <w:b w:val="false"/>
+                <w:color w:val="C9D1D9"/>
+                <w:sz w:val="30"/>
+                <w:shd w:fill="121314" w:val="clear"/>
+              </w:rPr>
+              <w:t xml:space="preserve">newNode-&gt;data </w:t>
+            </w:r>
+            <w:r>
+              <w:rPr>
+                <w:rFonts w:ascii="Droid Sans Mono;monospace" w:hAnsi="Droid Sans Mono;monospace"/>
+                <w:b w:val="false"/>
+                <w:color w:val="D4D4D4"/>
+                <w:sz w:val="30"/>
+                <w:shd w:fill="121314" w:val="clear"/>
+              </w:rPr>
+              <w:t>=</w:t>
+            </w:r>
+            <w:r>
+              <w:rPr>
+                <w:rFonts w:ascii="Droid Sans Mono;monospace" w:hAnsi="Droid Sans Mono;monospace"/>
+                <w:b w:val="false"/>
+                <w:color w:val="C9D1D9"/>
+                <w:sz w:val="30"/>
+                <w:shd w:fill="121314" w:val="clear"/>
+              </w:rPr>
+              <w:t xml:space="preserve"> </w:t>
+            </w:r>
+            <w:r>
+              <w:rPr>
+                <w:rFonts w:ascii="Droid Sans Mono;monospace" w:hAnsi="Droid Sans Mono;monospace"/>
+                <w:b w:val="false"/>
+                <w:color w:val="FFA657"/>
+                <w:sz w:val="30"/>
+                <w:shd w:fill="121314" w:val="clear"/>
+              </w:rPr>
+              <w:t>data</w:t>
+            </w:r>
+            <w:r>
+              <w:rPr>
+                <w:rFonts w:ascii="Droid Sans Mono;monospace" w:hAnsi="Droid Sans Mono;monospace"/>
+                <w:b w:val="false"/>
+                <w:color w:val="C9D1D9"/>
+                <w:sz w:val="30"/>
+                <w:shd w:fill="121314" w:val="clear"/>
+              </w:rPr>
+              <w:t>;</w:t>
+            </w:r>
+          </w:p>
+          <w:p>
+            <w:pPr>
+              <w:pStyle w:val="Normal"/>
+              <w:spacing w:lineRule="atLeast" w:line="405" w:before="0" w:after="0"/>
+              <w:ind w:hanging="0" w:start="0" w:end="0"/>
+              <w:rPr>
+                <w:rFonts w:ascii="Droid Sans Mono;monospace" w:hAnsi="Droid Sans Mono;monospace"/>
+                <w:b w:val="false"/>
+                <w:color w:val="BBBEBF"/>
+                <w:sz w:val="30"/>
+                <w:shd w:fill="121314" w:val="clear"/>
+              </w:rPr>
+            </w:pPr>
+            <w:r>
+              <w:rPr>
+                <w:rFonts w:ascii="Droid Sans Mono;monospace" w:hAnsi="Droid Sans Mono;monospace"/>
+                <w:b w:val="false"/>
+                <w:color w:val="C9D1D9"/>
+                <w:sz w:val="30"/>
+                <w:shd w:fill="121314" w:val="clear"/>
+              </w:rPr>
+              <w:t xml:space="preserve">newNode-&gt;left </w:t>
+            </w:r>
+            <w:r>
+              <w:rPr>
+                <w:rFonts w:ascii="Droid Sans Mono;monospace" w:hAnsi="Droid Sans Mono;monospace"/>
+                <w:b w:val="false"/>
+                <w:color w:val="D4D4D4"/>
+                <w:sz w:val="30"/>
+                <w:shd w:fill="121314" w:val="clear"/>
+              </w:rPr>
+              <w:t>=</w:t>
+            </w:r>
+            <w:r>
+              <w:rPr>
+                <w:rFonts w:ascii="Droid Sans Mono;monospace" w:hAnsi="Droid Sans Mono;monospace"/>
+                <w:b w:val="false"/>
+                <w:color w:val="C9D1D9"/>
+                <w:sz w:val="30"/>
+                <w:shd w:fill="121314" w:val="clear"/>
+              </w:rPr>
+              <w:t xml:space="preserve"> </w:t>
+            </w:r>
+            <w:r>
+              <w:rPr>
+                <w:rFonts w:ascii="Droid Sans Mono;monospace" w:hAnsi="Droid Sans Mono;monospace"/>
+                <w:b w:val="false"/>
+                <w:color w:val="569CD6"/>
+                <w:sz w:val="30"/>
+                <w:shd w:fill="121314" w:val="clear"/>
+              </w:rPr>
+              <w:t>NULL</w:t>
+            </w:r>
+            <w:r>
+              <w:rPr>
+                <w:rFonts w:ascii="Droid Sans Mono;monospace" w:hAnsi="Droid Sans Mono;monospace"/>
+                <w:b w:val="false"/>
+                <w:color w:val="C9D1D9"/>
+                <w:sz w:val="30"/>
+                <w:shd w:fill="121314" w:val="clear"/>
+              </w:rPr>
+              <w:t>;</w:t>
+            </w:r>
+          </w:p>
+          <w:p>
+            <w:pPr>
+              <w:pStyle w:val="Normal"/>
+              <w:spacing w:lineRule="atLeast" w:line="405" w:before="0" w:after="0"/>
+              <w:ind w:hanging="0" w:start="0" w:end="0"/>
+              <w:rPr>
+                <w:rFonts w:ascii="Droid Sans Mono;monospace" w:hAnsi="Droid Sans Mono;monospace"/>
+                <w:b w:val="false"/>
+                <w:color w:val="BBBEBF"/>
+                <w:sz w:val="30"/>
+                <w:shd w:fill="121314" w:val="clear"/>
+              </w:rPr>
+            </w:pPr>
+            <w:r>
+              <w:rPr>
+                <w:rFonts w:ascii="Droid Sans Mono;monospace" w:hAnsi="Droid Sans Mono;monospace"/>
+                <w:b w:val="false"/>
+                <w:color w:val="C9D1D9"/>
+                <w:sz w:val="30"/>
+                <w:shd w:fill="121314" w:val="clear"/>
+              </w:rPr>
+              <w:t xml:space="preserve">newNode-&gt;right </w:t>
+            </w:r>
+            <w:r>
+              <w:rPr>
+                <w:rFonts w:ascii="Droid Sans Mono;monospace" w:hAnsi="Droid Sans Mono;monospace"/>
+                <w:b w:val="false"/>
+                <w:color w:val="D4D4D4"/>
+                <w:sz w:val="30"/>
+                <w:shd w:fill="121314" w:val="clear"/>
+              </w:rPr>
+              <w:t>=</w:t>
+            </w:r>
+            <w:r>
+              <w:rPr>
+                <w:rFonts w:ascii="Droid Sans Mono;monospace" w:hAnsi="Droid Sans Mono;monospace"/>
+                <w:b w:val="false"/>
+                <w:color w:val="C9D1D9"/>
+                <w:sz w:val="30"/>
+                <w:shd w:fill="121314" w:val="clear"/>
+              </w:rPr>
+              <w:t xml:space="preserve"> </w:t>
+            </w:r>
+            <w:r>
+              <w:rPr>
+                <w:rFonts w:ascii="Droid Sans Mono;monospace" w:hAnsi="Droid Sans Mono;monospace"/>
+                <w:b w:val="false"/>
+                <w:color w:val="569CD6"/>
+                <w:sz w:val="30"/>
+                <w:shd w:fill="121314" w:val="clear"/>
+              </w:rPr>
+              <w:t>NULL</w:t>
+            </w:r>
+            <w:r>
+              <w:rPr>
+                <w:rFonts w:ascii="Droid Sans Mono;monospace" w:hAnsi="Droid Sans Mono;monospace"/>
+                <w:b w:val="false"/>
+                <w:color w:val="C9D1D9"/>
+                <w:sz w:val="30"/>
+                <w:shd w:fill="121314" w:val="clear"/>
+              </w:rPr>
+              <w:t>;</w:t>
+            </w:r>
+          </w:p>
+          <w:p>
+            <w:pPr>
+              <w:pStyle w:val="Normal"/>
+              <w:spacing w:lineRule="atLeast" w:line="405" w:before="0" w:after="0"/>
+              <w:ind w:hanging="0" w:start="0" w:end="0"/>
+              <w:rPr>
+                <w:rFonts w:ascii="Droid Sans Mono;monospace" w:hAnsi="Droid Sans Mono;monospace"/>
+                <w:b w:val="false"/>
+                <w:color w:val="BBBEBF"/>
+                <w:sz w:val="30"/>
+                <w:shd w:fill="121314" w:val="clear"/>
+              </w:rPr>
+            </w:pPr>
+            <w:r>
+              <w:rPr>
+                <w:rFonts w:ascii="Droid Sans Mono;monospace" w:hAnsi="Droid Sans Mono;monospace"/>
+                <w:b w:val="false"/>
+                <w:color w:val="C9D1D9"/>
+                <w:sz w:val="30"/>
+                <w:shd w:fill="121314" w:val="clear"/>
+              </w:rPr>
+              <w:t xml:space="preserve">newNode-&gt;Mother </w:t>
+            </w:r>
+            <w:r>
+              <w:rPr>
+                <w:rFonts w:ascii="Droid Sans Mono;monospace" w:hAnsi="Droid Sans Mono;monospace"/>
+                <w:b w:val="false"/>
+                <w:color w:val="D4D4D4"/>
+                <w:sz w:val="30"/>
+                <w:shd w:fill="121314" w:val="clear"/>
+              </w:rPr>
+              <w:t>=</w:t>
+            </w:r>
+            <w:r>
+              <w:rPr>
+                <w:rFonts w:ascii="Droid Sans Mono;monospace" w:hAnsi="Droid Sans Mono;monospace"/>
+                <w:b w:val="false"/>
+                <w:color w:val="C9D1D9"/>
+                <w:sz w:val="30"/>
+                <w:shd w:fill="121314" w:val="clear"/>
+              </w:rPr>
+              <w:t xml:space="preserve"> </w:t>
+            </w:r>
+            <w:r>
+              <w:rPr>
+                <w:rFonts w:ascii="Droid Sans Mono;monospace" w:hAnsi="Droid Sans Mono;monospace"/>
+                <w:b w:val="false"/>
+                <w:color w:val="FFA657"/>
+                <w:sz w:val="30"/>
+                <w:shd w:fill="121314" w:val="clear"/>
+              </w:rPr>
+              <w:t>t</w:t>
+            </w:r>
+            <w:r>
+              <w:rPr>
+                <w:rFonts w:ascii="Droid Sans Mono;monospace" w:hAnsi="Droid Sans Mono;monospace"/>
+                <w:b w:val="false"/>
+                <w:color w:val="C9D1D9"/>
+                <w:sz w:val="30"/>
+                <w:shd w:fill="121314" w:val="clear"/>
+              </w:rPr>
+              <w:t>;</w:t>
+            </w:r>
+          </w:p>
+          <w:p>
+            <w:pPr>
+              <w:pStyle w:val="Normal"/>
+              <w:spacing w:lineRule="atLeast" w:line="405" w:before="0" w:after="0"/>
+              <w:rPr/>
+            </w:pPr>
+            <w:r>
+              <w:rPr/>
+            </w:r>
+          </w:p>
+          <w:p>
+            <w:pPr>
+              <w:pStyle w:val="Normal"/>
+              <w:spacing w:lineRule="atLeast" w:line="405" w:before="0" w:after="0"/>
+              <w:ind w:hanging="0" w:start="0" w:end="0"/>
+              <w:rPr>
+                <w:rFonts w:ascii="Droid Sans Mono;monospace" w:hAnsi="Droid Sans Mono;monospace"/>
+                <w:b w:val="false"/>
+                <w:color w:val="BBBEBF"/>
+                <w:sz w:val="30"/>
+                <w:shd w:fill="121314" w:val="clear"/>
+              </w:rPr>
+            </w:pPr>
+            <w:r>
+              <w:rPr>
+                <w:rFonts w:ascii="Droid Sans Mono;monospace" w:hAnsi="Droid Sans Mono;monospace"/>
+                <w:b w:val="false"/>
+                <w:color w:val="FFA657"/>
+                <w:sz w:val="30"/>
+                <w:shd w:fill="121314" w:val="clear"/>
+              </w:rPr>
+              <w:t>t</w:t>
+            </w:r>
+            <w:r>
+              <w:rPr>
+                <w:rFonts w:ascii="Droid Sans Mono;monospace" w:hAnsi="Droid Sans Mono;monospace"/>
+                <w:b w:val="false"/>
+                <w:color w:val="C9D1D9"/>
+                <w:sz w:val="30"/>
+                <w:shd w:fill="121314" w:val="clear"/>
+              </w:rPr>
+              <w:t xml:space="preserve">-&gt;left </w:t>
+            </w:r>
+            <w:r>
+              <w:rPr>
+                <w:rFonts w:ascii="Droid Sans Mono;monospace" w:hAnsi="Droid Sans Mono;monospace"/>
+                <w:b w:val="false"/>
+                <w:color w:val="D4D4D4"/>
+                <w:sz w:val="30"/>
+                <w:shd w:fill="121314" w:val="clear"/>
+              </w:rPr>
+              <w:t>=</w:t>
+            </w:r>
+            <w:r>
+              <w:rPr>
+                <w:rFonts w:ascii="Droid Sans Mono;monospace" w:hAnsi="Droid Sans Mono;monospace"/>
+                <w:b w:val="false"/>
+                <w:color w:val="C9D1D9"/>
+                <w:sz w:val="30"/>
+                <w:shd w:fill="121314" w:val="clear"/>
+              </w:rPr>
+              <w:t xml:space="preserve"> newNode;</w:t>
+            </w:r>
+          </w:p>
+          <w:p>
+            <w:pPr>
+              <w:pStyle w:val="Normal"/>
+              <w:spacing w:lineRule="atLeast" w:line="405" w:before="0" w:after="0"/>
+              <w:ind w:hanging="0" w:start="0" w:end="0"/>
+              <w:rPr>
+                <w:color w:val="BBBEBF"/>
+                <w:shd w:fill="121314" w:val="clear"/>
+              </w:rPr>
+            </w:pPr>
+            <w:r>
+              <w:rPr>
+                <w:rFonts w:ascii="Droid Sans Mono;monospace" w:hAnsi="Droid Sans Mono;monospace"/>
+                <w:b w:val="false"/>
+                <w:color w:val="C9D1D9"/>
+                <w:sz w:val="30"/>
+                <w:shd w:fill="121314" w:val="clear"/>
+              </w:rPr>
+              <w:t xml:space="preserve">roottmp </w:t>
+            </w:r>
+            <w:r>
+              <w:rPr>
+                <w:rFonts w:ascii="Droid Sans Mono;monospace" w:hAnsi="Droid Sans Mono;monospace"/>
+                <w:b w:val="false"/>
+                <w:color w:val="D4D4D4"/>
+                <w:sz w:val="30"/>
+                <w:shd w:fill="121314" w:val="clear"/>
+              </w:rPr>
+              <w:t>=</w:t>
+            </w:r>
+            <w:r>
+              <w:rPr>
+                <w:rFonts w:ascii="Droid Sans Mono;monospace" w:hAnsi="Droid Sans Mono;monospace"/>
+                <w:b w:val="false"/>
+                <w:color w:val="C9D1D9"/>
+                <w:sz w:val="30"/>
+                <w:shd w:fill="121314" w:val="clear"/>
+              </w:rPr>
+              <w:t xml:space="preserve"> newNode;</w:t>
+            </w:r>
+            <w:r>
+              <w:rPr>
+                <w:rFonts w:ascii="Droid Sans Mono;monospace" w:hAnsi="Droid Sans Mono;monospace"/>
+                <w:b w:val="false"/>
+                <w:color w:val="8B949E"/>
+                <w:sz w:val="30"/>
+                <w:shd w:fill="121314" w:val="clear"/>
+              </w:rPr>
+              <w:t xml:space="preserve"> // cursor </w:t>
+            </w:r>
+            <w:r>
+              <w:rPr>
+                <w:rFonts w:cs="Droid Sans Mono;monospace"/>
+                <w:bCs w:val="false"/>
+                <w:color w:val="8B949E"/>
+                <w:szCs w:val="30"/>
+                <w:shd w:fill="121314" w:val="clear"/>
+              </w:rPr>
+              <w:t xml:space="preserve">เดินตาม </w:t>
+            </w:r>
+            <w:r>
+              <w:rPr>
+                <w:rFonts w:ascii="Droid Sans Mono;monospace" w:hAnsi="Droid Sans Mono;monospace"/>
+                <w:b w:val="false"/>
+                <w:color w:val="8B949E"/>
+                <w:sz w:val="30"/>
+                <w:shd w:fill="121314" w:val="clear"/>
+              </w:rPr>
+              <w:t xml:space="preserve">node </w:t>
+            </w:r>
+            <w:r>
+              <w:rPr>
+                <w:rFonts w:cs="Droid Sans Mono;monospace"/>
+                <w:bCs w:val="false"/>
+                <w:color w:val="8B949E"/>
+                <w:szCs w:val="30"/>
+                <w:shd w:fill="121314" w:val="clear"/>
+              </w:rPr>
+              <w:t xml:space="preserve">ที่เพิ่ง </w:t>
+            </w:r>
+            <w:r>
+              <w:rPr>
+                <w:rFonts w:ascii="Droid Sans Mono;monospace" w:hAnsi="Droid Sans Mono;monospace"/>
+                <w:b w:val="false"/>
+                <w:color w:val="8B949E"/>
+                <w:sz w:val="30"/>
+                <w:shd w:fill="121314" w:val="clear"/>
+              </w:rPr>
+              <w:t>insert</w:t>
+            </w:r>
+          </w:p>
+          <w:p>
+            <w:pPr>
+              <w:pStyle w:val="Normal"/>
+              <w:spacing w:lineRule="atLeast" w:line="405" w:before="0" w:after="0"/>
+              <w:ind w:hanging="0" w:start="0" w:end="0"/>
+              <w:rPr>
+                <w:rFonts w:ascii="Droid Sans Mono;monospace" w:hAnsi="Droid Sans Mono;monospace"/>
+                <w:b w:val="false"/>
+                <w:color w:val="BBBEBF"/>
+                <w:sz w:val="30"/>
+                <w:shd w:fill="121314" w:val="clear"/>
+              </w:rPr>
+            </w:pPr>
+            <w:r>
+              <w:rPr>
+                <w:rFonts w:ascii="Droid Sans Mono;monospace" w:hAnsi="Droid Sans Mono;monospace"/>
+                <w:b w:val="false"/>
+                <w:color w:val="C586C0"/>
+                <w:sz w:val="30"/>
+                <w:shd w:fill="121314" w:val="clear"/>
+              </w:rPr>
+              <w:t>return</w:t>
+            </w:r>
+            <w:r>
+              <w:rPr>
+                <w:rFonts w:ascii="Droid Sans Mono;monospace" w:hAnsi="Droid Sans Mono;monospace"/>
+                <w:b w:val="false"/>
+                <w:color w:val="C9D1D9"/>
+                <w:sz w:val="30"/>
+                <w:shd w:fill="121314" w:val="clear"/>
+              </w:rPr>
+              <w:t xml:space="preserve"> </w:t>
+            </w:r>
+            <w:r>
+              <w:rPr>
+                <w:rFonts w:ascii="Droid Sans Mono;monospace" w:hAnsi="Droid Sans Mono;monospace"/>
+                <w:b w:val="false"/>
+                <w:color w:val="FFA657"/>
+                <w:sz w:val="30"/>
+                <w:shd w:fill="121314" w:val="clear"/>
+              </w:rPr>
+              <w:t>t</w:t>
+            </w:r>
+            <w:r>
+              <w:rPr>
+                <w:rFonts w:ascii="Droid Sans Mono;monospace" w:hAnsi="Droid Sans Mono;monospace"/>
+                <w:b w:val="false"/>
+                <w:color w:val="C9D1D9"/>
+                <w:sz w:val="30"/>
+                <w:shd w:fill="121314" w:val="clear"/>
+              </w:rPr>
+              <w:t>;</w:t>
+            </w:r>
+          </w:p>
+          <w:p>
+            <w:pPr>
+              <w:pStyle w:val="Normal"/>
+              <w:spacing w:lineRule="atLeast" w:line="405" w:before="0" w:after="0"/>
+              <w:ind w:hanging="0" w:start="0" w:end="0"/>
+              <w:rPr>
+                <w:rFonts w:ascii="Droid Sans Mono;monospace" w:hAnsi="Droid Sans Mono;monospace"/>
+                <w:b w:val="false"/>
+                <w:color w:val="C9D1D9"/>
+                <w:sz w:val="30"/>
+                <w:shd w:fill="121314" w:val="clear"/>
+              </w:rPr>
+            </w:pPr>
+            <w:r>
+              <w:rPr>
+                <w:rFonts w:ascii="Droid Sans Mono;monospace" w:hAnsi="Droid Sans Mono;monospace"/>
+                <w:b w:val="false"/>
+                <w:color w:val="C9D1D9"/>
+                <w:sz w:val="30"/>
+                <w:shd w:fill="121314" w:val="clear"/>
+              </w:rPr>
+              <w:t>}</w:t>
+            </w:r>
+          </w:p>
+          <w:p>
+            <w:pPr>
+              <w:pStyle w:val="Normal"/>
+              <w:spacing w:lineRule="atLeast" w:line="405" w:before="0" w:after="0"/>
+              <w:rPr>
+                <w:rFonts w:ascii="Droid Sans Mono;monospace" w:hAnsi="Droid Sans Mono;monospace"/>
+                <w:b w:val="false"/>
+                <w:color w:val="BBBEBF"/>
+                <w:sz w:val="30"/>
+                <w:shd w:fill="121314" w:val="clear"/>
+              </w:rPr>
+            </w:pPr>
+            <w:r>
+              <w:rPr>
+                <w:rFonts w:ascii="Droid Sans Mono;monospace" w:hAnsi="Droid Sans Mono;monospace"/>
+                <w:b w:val="false"/>
+                <w:color w:val="BBBEBF"/>
+                <w:sz w:val="30"/>
+                <w:shd w:fill="121314" w:val="clear"/>
+              </w:rPr>
+              <w:drawing>
+                <wp:anchor distT="0" distB="0" distL="0" distR="0" simplePos="0" relativeHeight="2" behindDoc="0" locked="0" layoutInCell="0" allowOverlap="1">
+                  <wp:simplePos x="0" y="0"/>
+                  <wp:positionH relativeFrom="column">
+                    <wp:align>center</wp:align>
+                  </wp:positionH>
+                  <wp:positionV relativeFrom="paragraph">
+                    <wp:posOffset>635</wp:posOffset>
+                  </wp:positionV>
+                  <wp:extent cx="3006090" cy="2809240"/>
+                  <wp:effectExtent l="0" t="0" r="0" b="0"/>
+                  <wp:wrapSquare wrapText="largest"/>
+                  <wp:docPr id="2" name="Image1"/>
+                  <wp:cNvGraphicFramePr>
+                    <a:graphicFrameLocks xmlns:a="http://schemas.openxmlformats.org/drawingml/2006/main" noChangeAspect="1"/>
+                  </wp:cNvGraphicFramePr>
+                  <a:graphic xmlns:a="http://schemas.openxmlformats.org/drawingml/2006/main">
+                    <a:graphicData uri="http://schemas.openxmlformats.org/drawingml/2006/picture">
+                      <pic:pic xmlns:pic="http://schemas.openxmlformats.org/drawingml/2006/picture">
+                        <pic:nvPicPr>
+                          <pic:cNvPr id="2" name="Image1"/>
+                          <pic:cNvPicPr>
+                            <a:picLocks noChangeAspect="1" noChangeArrowheads="1"/>
+                          </pic:cNvPicPr>
+                        </pic:nvPicPr>
+                        <pic:blipFill>
+                          <a:blip r:embed="rId3"/>
+                          <a:stretch>
+                            <a:fillRect/>
+                          </a:stretch>
+                        </pic:blipFill>
+                        <pic:spPr bwMode="auto">
+                          <a:xfrm>
+                            <a:off x="0" y="0"/>
+                            <a:ext cx="3006090" cy="2809240"/>
+                          </a:xfrm>
+                          <a:prstGeom prst="rect">
+                            <a:avLst/>
+                          </a:prstGeom>
+                          <a:noFill/>
+                        </pic:spPr>
+                      </pic:pic>
+                    </a:graphicData>
+                  </a:graphic>
+                </wp:anchor>
+              </w:drawing>
             </w:r>
           </w:p>
           <w:p>
@@ -1629,195 +4568,7 @@
             <w:r>
               <w:rPr>
                 <w:rFonts w:eastAsia="Calibri" w:cs="Cordia New" w:ascii="Cordia New" w:hAnsi="Cordia New"/>
-                <w:kern w:val="0"/>
-                <w:sz w:val="28"/>
-                <w:szCs w:val="28"/>
-                <w:lang w:val="en-US" w:eastAsia="en-US" w:bidi="th-TH"/>
-              </w:rPr>
-            </w:r>
-          </w:p>
-          <w:p>
-            <w:pPr>
-              <w:pStyle w:val="Normal"/>
-              <w:widowControl/>
-              <w:tabs>
-                <w:tab w:val="clear" w:pos="720"/>
-                <w:tab w:val="left" w:pos="1120" w:leader="none"/>
-              </w:tabs>
-              <w:spacing w:lineRule="auto" w:line="240" w:before="0" w:after="0"/>
-              <w:jc w:val="start"/>
-              <w:rPr>
-                <w:rFonts w:ascii="Cordia New" w:hAnsi="Cordia New" w:asciiTheme="minorBidi" w:hAnsiTheme="minorBidi"/>
-                <w:sz w:val="28"/>
-                <w:szCs w:val="28"/>
-                <w:lang w:bidi="th-TH"/>
-              </w:rPr>
-            </w:pPr>
-            <w:r>
-              <w:rPr>
-                <w:rFonts w:eastAsia="Calibri" w:cs="Cordia New" w:ascii="Cordia New" w:hAnsi="Cordia New"/>
-                <w:kern w:val="0"/>
-                <w:sz w:val="28"/>
-                <w:szCs w:val="28"/>
-                <w:lang w:val="en-US" w:eastAsia="en-US" w:bidi="th-TH"/>
-              </w:rPr>
-            </w:r>
-          </w:p>
-          <w:p>
-            <w:pPr>
-              <w:pStyle w:val="Normal"/>
-              <w:widowControl/>
-              <w:tabs>
-                <w:tab w:val="clear" w:pos="720"/>
-                <w:tab w:val="left" w:pos="1120" w:leader="none"/>
-              </w:tabs>
-              <w:spacing w:lineRule="auto" w:line="240" w:before="0" w:after="0"/>
-              <w:jc w:val="start"/>
-              <w:rPr>
-                <w:rFonts w:ascii="Cordia New" w:hAnsi="Cordia New" w:asciiTheme="minorBidi" w:hAnsiTheme="minorBidi"/>
-                <w:sz w:val="28"/>
-                <w:szCs w:val="28"/>
-                <w:lang w:bidi="th-TH"/>
-              </w:rPr>
-            </w:pPr>
-            <w:r>
-              <w:rPr>
-                <w:rFonts w:eastAsia="Calibri" w:cs="Cordia New" w:ascii="Cordia New" w:hAnsi="Cordia New"/>
-                <w:kern w:val="0"/>
-                <w:sz w:val="28"/>
-                <w:szCs w:val="28"/>
-                <w:lang w:val="en-US" w:eastAsia="en-US" w:bidi="th-TH"/>
-              </w:rPr>
-            </w:r>
-          </w:p>
-          <w:p>
-            <w:pPr>
-              <w:pStyle w:val="Normal"/>
-              <w:widowControl/>
-              <w:tabs>
-                <w:tab w:val="clear" w:pos="720"/>
-                <w:tab w:val="left" w:pos="1120" w:leader="none"/>
-              </w:tabs>
-              <w:spacing w:lineRule="auto" w:line="240" w:before="0" w:after="0"/>
-              <w:jc w:val="start"/>
-              <w:rPr>
-                <w:rFonts w:ascii="Cordia New" w:hAnsi="Cordia New" w:asciiTheme="minorBidi" w:hAnsiTheme="minorBidi"/>
-                <w:sz w:val="28"/>
-                <w:szCs w:val="28"/>
-                <w:lang w:bidi="th-TH"/>
-              </w:rPr>
-            </w:pPr>
-            <w:r>
-              <w:rPr>
-                <w:rFonts w:eastAsia="Calibri" w:cs="Cordia New" w:ascii="Cordia New" w:hAnsi="Cordia New"/>
-                <w:kern w:val="0"/>
-                <w:sz w:val="28"/>
-                <w:szCs w:val="28"/>
-                <w:lang w:val="en-US" w:eastAsia="en-US" w:bidi="th-TH"/>
-              </w:rPr>
-            </w:r>
-          </w:p>
-          <w:p>
-            <w:pPr>
-              <w:pStyle w:val="Normal"/>
-              <w:widowControl/>
-              <w:tabs>
-                <w:tab w:val="clear" w:pos="720"/>
-                <w:tab w:val="left" w:pos="1120" w:leader="none"/>
-              </w:tabs>
-              <w:spacing w:lineRule="auto" w:line="240" w:before="0" w:after="0"/>
-              <w:jc w:val="start"/>
-              <w:rPr>
-                <w:rFonts w:ascii="Cordia New" w:hAnsi="Cordia New" w:asciiTheme="minorBidi" w:hAnsiTheme="minorBidi"/>
-                <w:sz w:val="28"/>
-                <w:szCs w:val="28"/>
-                <w:lang w:bidi="th-TH"/>
-              </w:rPr>
-            </w:pPr>
-            <w:r>
-              <w:rPr>
-                <w:rFonts w:eastAsia="Calibri" w:cs="Cordia New" w:ascii="Cordia New" w:hAnsi="Cordia New"/>
-                <w:kern w:val="0"/>
-                <w:sz w:val="28"/>
-                <w:szCs w:val="28"/>
-                <w:lang w:val="en-US" w:eastAsia="en-US" w:bidi="th-TH"/>
-              </w:rPr>
-            </w:r>
-          </w:p>
-          <w:p>
-            <w:pPr>
-              <w:pStyle w:val="Normal"/>
-              <w:widowControl/>
-              <w:tabs>
-                <w:tab w:val="clear" w:pos="720"/>
-                <w:tab w:val="left" w:pos="1120" w:leader="none"/>
-              </w:tabs>
-              <w:spacing w:lineRule="auto" w:line="240" w:before="0" w:after="0"/>
-              <w:jc w:val="start"/>
-              <w:rPr>
-                <w:rFonts w:ascii="Cordia New" w:hAnsi="Cordia New" w:asciiTheme="minorBidi" w:hAnsiTheme="minorBidi"/>
-                <w:sz w:val="28"/>
-                <w:szCs w:val="28"/>
-                <w:lang w:bidi="th-TH"/>
-              </w:rPr>
-            </w:pPr>
-            <w:r>
-              <w:rPr>
-                <w:rFonts w:eastAsia="Calibri" w:cs="Cordia New" w:ascii="Cordia New" w:hAnsi="Cordia New"/>
-                <w:kern w:val="0"/>
-                <w:sz w:val="28"/>
-                <w:szCs w:val="28"/>
-                <w:lang w:val="en-US" w:eastAsia="en-US" w:bidi="th-TH"/>
-              </w:rPr>
-            </w:r>
-          </w:p>
-          <w:p>
-            <w:pPr>
-              <w:pStyle w:val="Normal"/>
-              <w:widowControl/>
-              <w:tabs>
-                <w:tab w:val="clear" w:pos="720"/>
-                <w:tab w:val="left" w:pos="1120" w:leader="none"/>
-              </w:tabs>
-              <w:spacing w:lineRule="auto" w:line="240" w:before="0" w:after="0"/>
-              <w:jc w:val="start"/>
-              <w:rPr>
-                <w:rFonts w:ascii="Cordia New" w:hAnsi="Cordia New" w:asciiTheme="minorBidi" w:hAnsiTheme="minorBidi"/>
-                <w:sz w:val="28"/>
-                <w:szCs w:val="28"/>
-                <w:lang w:bidi="th-TH"/>
-              </w:rPr>
-            </w:pPr>
-            <w:r>
-              <w:rPr>
-                <w:rFonts w:eastAsia="Calibri" w:cs="Cordia New" w:ascii="Cordia New" w:hAnsi="Cordia New"/>
-                <w:kern w:val="0"/>
-                <w:sz w:val="28"/>
-                <w:szCs w:val="28"/>
-                <w:lang w:val="en-US" w:eastAsia="en-US" w:bidi="th-TH"/>
-              </w:rPr>
-            </w:r>
-          </w:p>
-          <w:p>
-            <w:pPr>
-              <w:pStyle w:val="Normal"/>
-              <w:widowControl/>
-              <w:tabs>
-                <w:tab w:val="clear" w:pos="720"/>
-                <w:tab w:val="left" w:pos="1120" w:leader="none"/>
-              </w:tabs>
-              <w:spacing w:lineRule="auto" w:line="240" w:before="0" w:after="0"/>
-              <w:jc w:val="start"/>
-              <w:rPr>
-                <w:rFonts w:ascii="Cordia New" w:hAnsi="Cordia New" w:asciiTheme="minorBidi" w:hAnsiTheme="minorBidi"/>
-                <w:sz w:val="28"/>
-                <w:szCs w:val="28"/>
-                <w:lang w:bidi="th-TH"/>
-              </w:rPr>
-            </w:pPr>
-            <w:r>
-              <w:rPr>
-                <w:rFonts w:eastAsia="Calibri" w:cs="Cordia New" w:ascii="Cordia New" w:hAnsi="Cordia New"/>
+                <w:color w:val="C9D1D9"/>
                 <w:kern w:val="0"/>
                 <w:sz w:val="28"/>
                 <w:szCs w:val="28"/>
@@ -1861,13 +4612,1463 @@
             </w:pPr>
             <w:r>
               <w:rPr>
-                <w:rFonts w:eastAsia="Calibri" w:cs="Cordia New" w:ascii="Cordia New" w:hAnsi="Cordia New" w:asciiTheme="minorBidi" w:hAnsiTheme="minorBidi"/>
+                <w:rFonts w:eastAsia="Calibri" w:cs="Cordia New" w:ascii="Droid Sans Mono;monospace" w:hAnsi="Droid Sans Mono;monospace"/>
+                <w:b w:val="false"/>
+                <w:color w:val="4EC9B0"/>
+                <w:kern w:val="0"/>
+                <w:sz w:val="30"/>
+                <w:szCs w:val="28"/>
+                <w:shd w:fill="121314" w:val="clear"/>
+                <w:lang w:val="en-US" w:eastAsia="en-US" w:bidi="th-TH"/>
+              </w:rPr>
+              <w:t>TYPE_NODEPTR</w:t>
+            </w:r>
+            <w:r>
+              <w:rPr>
+                <w:rFonts w:eastAsia="Calibri" w:cs="Cordia New" w:ascii="Droid Sans Mono;monospace" w:hAnsi="Droid Sans Mono;monospace"/>
+                <w:b w:val="false"/>
+                <w:color w:val="BBBEBF"/>
+                <w:kern w:val="0"/>
+                <w:sz w:val="30"/>
+                <w:szCs w:val="28"/>
+                <w:shd w:fill="121314" w:val="clear"/>
+                <w:lang w:val="en-US" w:eastAsia="en-US" w:bidi="th-TH"/>
+              </w:rPr>
+              <w:t xml:space="preserve"> </w:t>
+            </w:r>
+            <w:r>
+              <w:rPr>
+                <w:rFonts w:eastAsia="Calibri" w:cs="Cordia New" w:ascii="Droid Sans Mono;monospace" w:hAnsi="Droid Sans Mono;monospace"/>
+                <w:b w:val="false"/>
+                <w:color w:val="D2A8FF"/>
+                <w:kern w:val="0"/>
+                <w:sz w:val="30"/>
+                <w:szCs w:val="28"/>
+                <w:shd w:fill="121314" w:val="clear"/>
+                <w:lang w:val="en-US" w:eastAsia="en-US" w:bidi="th-TH"/>
+              </w:rPr>
+              <w:t>insert_right</w:t>
+            </w:r>
+            <w:r>
+              <w:rPr>
+                <w:rFonts w:eastAsia="Calibri" w:cs="Cordia New" w:ascii="Droid Sans Mono;monospace" w:hAnsi="Droid Sans Mono;monospace"/>
+                <w:b w:val="false"/>
+                <w:color w:val="BBBEBF"/>
+                <w:kern w:val="0"/>
+                <w:sz w:val="30"/>
+                <w:szCs w:val="28"/>
+                <w:shd w:fill="121314" w:val="clear"/>
+                <w:lang w:val="en-US" w:eastAsia="en-US" w:bidi="th-TH"/>
+              </w:rPr>
+              <w:t>(</w:t>
+            </w:r>
+            <w:r>
+              <w:rPr>
+                <w:rFonts w:eastAsia="Calibri" w:cs="Cordia New" w:ascii="Droid Sans Mono;monospace" w:hAnsi="Droid Sans Mono;monospace"/>
+                <w:b w:val="false"/>
+                <w:color w:val="4EC9B0"/>
+                <w:kern w:val="0"/>
+                <w:sz w:val="30"/>
+                <w:szCs w:val="28"/>
+                <w:shd w:fill="121314" w:val="clear"/>
+                <w:lang w:val="en-US" w:eastAsia="en-US" w:bidi="th-TH"/>
+              </w:rPr>
+              <w:t>TYPE_NODEPTR</w:t>
+            </w:r>
+            <w:r>
+              <w:rPr>
+                <w:rFonts w:eastAsia="Calibri" w:cs="Cordia New" w:ascii="Droid Sans Mono;monospace" w:hAnsi="Droid Sans Mono;monospace"/>
+                <w:b w:val="false"/>
+                <w:color w:val="BBBEBF"/>
+                <w:kern w:val="0"/>
+                <w:sz w:val="30"/>
+                <w:szCs w:val="28"/>
+                <w:shd w:fill="121314" w:val="clear"/>
+                <w:lang w:val="en-US" w:eastAsia="en-US" w:bidi="th-TH"/>
+              </w:rPr>
+              <w:t xml:space="preserve"> </w:t>
+            </w:r>
+            <w:r>
+              <w:rPr>
+                <w:rFonts w:eastAsia="Calibri" w:cs="Cordia New" w:ascii="Droid Sans Mono;monospace" w:hAnsi="Droid Sans Mono;monospace"/>
+                <w:b w:val="false"/>
+                <w:color w:val="FFA657"/>
+                <w:kern w:val="0"/>
+                <w:sz w:val="30"/>
+                <w:szCs w:val="28"/>
+                <w:shd w:fill="121314" w:val="clear"/>
+                <w:lang w:val="en-US" w:eastAsia="en-US" w:bidi="th-TH"/>
+              </w:rPr>
+              <w:t>t</w:t>
+            </w:r>
+            <w:r>
+              <w:rPr>
+                <w:rFonts w:eastAsia="Calibri" w:cs="Cordia New" w:ascii="Droid Sans Mono;monospace" w:hAnsi="Droid Sans Mono;monospace"/>
+                <w:b w:val="false"/>
+                <w:color w:val="BBBEBF"/>
+                <w:kern w:val="0"/>
+                <w:sz w:val="30"/>
+                <w:szCs w:val="28"/>
+                <w:shd w:fill="121314" w:val="clear"/>
+                <w:lang w:val="en-US" w:eastAsia="en-US" w:bidi="th-TH"/>
+              </w:rPr>
+              <w:t xml:space="preserve">, </w:t>
+            </w:r>
+            <w:r>
+              <w:rPr>
+                <w:rFonts w:eastAsia="Calibri" w:cs="Cordia New" w:ascii="Droid Sans Mono;monospace" w:hAnsi="Droid Sans Mono;monospace"/>
+                <w:b w:val="false"/>
+                <w:color w:val="FF7B72"/>
+                <w:kern w:val="0"/>
+                <w:sz w:val="30"/>
+                <w:szCs w:val="28"/>
+                <w:shd w:fill="121314" w:val="clear"/>
+                <w:lang w:val="en-US" w:eastAsia="en-US" w:bidi="th-TH"/>
+              </w:rPr>
+              <w:t>int</w:t>
+            </w:r>
+            <w:r>
+              <w:rPr>
+                <w:rFonts w:eastAsia="Calibri" w:cs="Cordia New" w:ascii="Droid Sans Mono;monospace" w:hAnsi="Droid Sans Mono;monospace"/>
+                <w:b w:val="false"/>
+                <w:color w:val="BBBEBF"/>
+                <w:kern w:val="0"/>
+                <w:sz w:val="30"/>
+                <w:szCs w:val="28"/>
+                <w:shd w:fill="121314" w:val="clear"/>
+                <w:lang w:val="en-US" w:eastAsia="en-US" w:bidi="th-TH"/>
+              </w:rPr>
+              <w:t xml:space="preserve"> </w:t>
+            </w:r>
+            <w:r>
+              <w:rPr>
+                <w:rFonts w:eastAsia="Calibri" w:cs="Cordia New" w:ascii="Droid Sans Mono;monospace" w:hAnsi="Droid Sans Mono;monospace"/>
+                <w:b w:val="false"/>
+                <w:color w:val="FFA657"/>
+                <w:kern w:val="0"/>
+                <w:sz w:val="30"/>
+                <w:szCs w:val="28"/>
+                <w:shd w:fill="121314" w:val="clear"/>
+                <w:lang w:val="en-US" w:eastAsia="en-US" w:bidi="th-TH"/>
+              </w:rPr>
+              <w:t>data</w:t>
+            </w:r>
+            <w:r>
+              <w:rPr>
+                <w:rFonts w:eastAsia="Calibri" w:cs="Cordia New" w:ascii="Droid Sans Mono;monospace" w:hAnsi="Droid Sans Mono;monospace"/>
+                <w:b w:val="false"/>
+                <w:color w:val="BBBEBF"/>
+                <w:kern w:val="0"/>
+                <w:sz w:val="30"/>
+                <w:szCs w:val="28"/>
+                <w:shd w:fill="121314" w:val="clear"/>
+                <w:lang w:val="en-US" w:eastAsia="en-US" w:bidi="th-TH"/>
+              </w:rPr>
+              <w:t>)</w:t>
+            </w:r>
+            <w:r>
+              <w:rPr>
+                <w:rFonts w:eastAsia="Calibri" w:cs="Cordia New" w:ascii="Droid Sans Mono;monospace" w:hAnsi="Droid Sans Mono;monospace"/>
+                <w:b w:val="false"/>
+                <w:color w:val="C9D1D9"/>
+                <w:kern w:val="0"/>
+                <w:sz w:val="30"/>
+                <w:szCs w:val="28"/>
+                <w:shd w:fill="121314" w:val="clear"/>
+                <w:lang w:val="en-US" w:eastAsia="en-US" w:bidi="th-TH"/>
+              </w:rPr>
+              <w:t>{</w:t>
+            </w:r>
+          </w:p>
+          <w:p>
+            <w:pPr>
+              <w:pStyle w:val="Normal"/>
+              <w:spacing w:lineRule="atLeast" w:line="405" w:before="0" w:after="0"/>
+              <w:ind w:hanging="0" w:start="0" w:end="0"/>
+              <w:rPr>
+                <w:rFonts w:ascii="Droid Sans Mono;monospace" w:hAnsi="Droid Sans Mono;monospace"/>
+                <w:b w:val="false"/>
+                <w:color w:val="BBBEBF"/>
+                <w:sz w:val="30"/>
+                <w:shd w:fill="121314" w:val="clear"/>
+              </w:rPr>
+            </w:pPr>
+            <w:r>
+              <w:rPr>
+                <w:rFonts w:ascii="Droid Sans Mono;monospace" w:hAnsi="Droid Sans Mono;monospace"/>
+                <w:b w:val="false"/>
+                <w:color w:val="C586C0"/>
+                <w:sz w:val="30"/>
+                <w:shd w:fill="121314" w:val="clear"/>
+              </w:rPr>
+              <w:t>if</w:t>
+            </w:r>
+            <w:r>
+              <w:rPr>
+                <w:rFonts w:ascii="Droid Sans Mono;monospace" w:hAnsi="Droid Sans Mono;monospace"/>
+                <w:b w:val="false"/>
+                <w:color w:val="C9D1D9"/>
+                <w:sz w:val="30"/>
+                <w:shd w:fill="121314" w:val="clear"/>
+              </w:rPr>
+              <w:t xml:space="preserve"> (</w:t>
+            </w:r>
+            <w:r>
+              <w:rPr>
+                <w:rFonts w:ascii="Droid Sans Mono;monospace" w:hAnsi="Droid Sans Mono;monospace"/>
+                <w:b w:val="false"/>
+                <w:color w:val="FFA657"/>
+                <w:sz w:val="30"/>
+                <w:shd w:fill="121314" w:val="clear"/>
+              </w:rPr>
+              <w:t>t</w:t>
+            </w:r>
+            <w:r>
+              <w:rPr>
+                <w:rFonts w:ascii="Droid Sans Mono;monospace" w:hAnsi="Droid Sans Mono;monospace"/>
+                <w:b w:val="false"/>
+                <w:color w:val="C9D1D9"/>
+                <w:sz w:val="30"/>
+                <w:shd w:fill="121314" w:val="clear"/>
+              </w:rPr>
+              <w:t xml:space="preserve"> </w:t>
+            </w:r>
+            <w:r>
+              <w:rPr>
+                <w:rFonts w:ascii="Droid Sans Mono;monospace" w:hAnsi="Droid Sans Mono;monospace"/>
+                <w:b w:val="false"/>
+                <w:color w:val="D4D4D4"/>
+                <w:sz w:val="30"/>
+                <w:shd w:fill="121314" w:val="clear"/>
+              </w:rPr>
+              <w:t>==</w:t>
+            </w:r>
+            <w:r>
+              <w:rPr>
+                <w:rFonts w:ascii="Droid Sans Mono;monospace" w:hAnsi="Droid Sans Mono;monospace"/>
+                <w:b w:val="false"/>
+                <w:color w:val="C9D1D9"/>
+                <w:sz w:val="30"/>
+                <w:shd w:fill="121314" w:val="clear"/>
+              </w:rPr>
+              <w:t xml:space="preserve"> </w:t>
+            </w:r>
+            <w:r>
+              <w:rPr>
+                <w:rFonts w:ascii="Droid Sans Mono;monospace" w:hAnsi="Droid Sans Mono;monospace"/>
+                <w:b w:val="false"/>
+                <w:color w:val="569CD6"/>
+                <w:sz w:val="30"/>
+                <w:shd w:fill="121314" w:val="clear"/>
+              </w:rPr>
+              <w:t>NULL</w:t>
+            </w:r>
+            <w:r>
+              <w:rPr>
+                <w:rFonts w:ascii="Droid Sans Mono;monospace" w:hAnsi="Droid Sans Mono;monospace"/>
+                <w:b w:val="false"/>
+                <w:color w:val="C9D1D9"/>
+                <w:sz w:val="30"/>
+                <w:shd w:fill="121314" w:val="clear"/>
+              </w:rPr>
+              <w:t>) {</w:t>
+            </w:r>
+          </w:p>
+          <w:p>
+            <w:pPr>
+              <w:pStyle w:val="Normal"/>
+              <w:spacing w:lineRule="atLeast" w:line="405" w:before="0" w:after="0"/>
+              <w:ind w:hanging="0" w:start="0" w:end="0"/>
+              <w:rPr>
+                <w:rFonts w:ascii="Droid Sans Mono;monospace" w:hAnsi="Droid Sans Mono;monospace"/>
+                <w:b w:val="false"/>
+                <w:color w:val="BBBEBF"/>
+                <w:sz w:val="30"/>
+                <w:shd w:fill="121314" w:val="clear"/>
+              </w:rPr>
+            </w:pPr>
+            <w:r>
+              <w:rPr>
+                <w:rFonts w:ascii="Droid Sans Mono;monospace" w:hAnsi="Droid Sans Mono;monospace"/>
+                <w:b w:val="false"/>
+                <w:color w:val="D2A8FF"/>
+                <w:sz w:val="30"/>
+                <w:shd w:fill="121314" w:val="clear"/>
+              </w:rPr>
+              <w:t>printf</w:t>
+            </w:r>
+            <w:r>
+              <w:rPr>
+                <w:rFonts w:ascii="Droid Sans Mono;monospace" w:hAnsi="Droid Sans Mono;monospace"/>
+                <w:b w:val="false"/>
+                <w:color w:val="C9D1D9"/>
+                <w:sz w:val="30"/>
+                <w:shd w:fill="121314" w:val="clear"/>
+              </w:rPr>
+              <w:t>(</w:t>
+            </w:r>
+            <w:r>
+              <w:rPr>
+                <w:rFonts w:ascii="Droid Sans Mono;monospace" w:hAnsi="Droid Sans Mono;monospace"/>
+                <w:b w:val="false"/>
+                <w:color w:val="A5D6FF"/>
+                <w:sz w:val="30"/>
+                <w:shd w:fill="121314" w:val="clear"/>
+              </w:rPr>
+              <w:t>"!! ERROR: no root yet, please create the first node !!</w:t>
+            </w:r>
+            <w:r>
+              <w:rPr>
+                <w:rFonts w:ascii="Droid Sans Mono;monospace" w:hAnsi="Droid Sans Mono;monospace"/>
+                <w:b w:val="false"/>
+                <w:color w:val="D7BA7D"/>
+                <w:sz w:val="30"/>
+                <w:shd w:fill="121314" w:val="clear"/>
+              </w:rPr>
+              <w:t>\n</w:t>
+            </w:r>
+            <w:r>
+              <w:rPr>
+                <w:rFonts w:ascii="Droid Sans Mono;monospace" w:hAnsi="Droid Sans Mono;monospace"/>
+                <w:b w:val="false"/>
+                <w:color w:val="A5D6FF"/>
+                <w:sz w:val="30"/>
+                <w:shd w:fill="121314" w:val="clear"/>
+              </w:rPr>
+              <w:t>"</w:t>
+            </w:r>
+            <w:r>
+              <w:rPr>
+                <w:rFonts w:ascii="Droid Sans Mono;monospace" w:hAnsi="Droid Sans Mono;monospace"/>
+                <w:b w:val="false"/>
+                <w:color w:val="C9D1D9"/>
+                <w:sz w:val="30"/>
+                <w:shd w:fill="121314" w:val="clear"/>
+              </w:rPr>
+              <w:t>);</w:t>
+            </w:r>
+          </w:p>
+          <w:p>
+            <w:pPr>
+              <w:pStyle w:val="Normal"/>
+              <w:spacing w:lineRule="atLeast" w:line="405" w:before="0" w:after="0"/>
+              <w:ind w:hanging="0" w:start="0" w:end="0"/>
+              <w:rPr>
+                <w:rFonts w:ascii="Droid Sans Mono;monospace" w:hAnsi="Droid Sans Mono;monospace"/>
+                <w:b w:val="false"/>
+                <w:color w:val="BBBEBF"/>
+                <w:sz w:val="30"/>
+                <w:shd w:fill="121314" w:val="clear"/>
+              </w:rPr>
+            </w:pPr>
+            <w:r>
+              <w:rPr>
+                <w:rFonts w:ascii="Droid Sans Mono;monospace" w:hAnsi="Droid Sans Mono;monospace"/>
+                <w:b w:val="false"/>
+                <w:color w:val="C586C0"/>
+                <w:sz w:val="30"/>
+                <w:shd w:fill="121314" w:val="clear"/>
+              </w:rPr>
+              <w:t>return</w:t>
+            </w:r>
+            <w:r>
+              <w:rPr>
+                <w:rFonts w:ascii="Droid Sans Mono;monospace" w:hAnsi="Droid Sans Mono;monospace"/>
+                <w:b w:val="false"/>
+                <w:color w:val="C9D1D9"/>
+                <w:sz w:val="30"/>
+                <w:shd w:fill="121314" w:val="clear"/>
+              </w:rPr>
+              <w:t xml:space="preserve"> </w:t>
+            </w:r>
+            <w:r>
+              <w:rPr>
+                <w:rFonts w:ascii="Droid Sans Mono;monospace" w:hAnsi="Droid Sans Mono;monospace"/>
+                <w:b w:val="false"/>
+                <w:color w:val="569CD6"/>
+                <w:sz w:val="30"/>
+                <w:shd w:fill="121314" w:val="clear"/>
+              </w:rPr>
+              <w:t>NULL</w:t>
+            </w:r>
+            <w:r>
+              <w:rPr>
+                <w:rFonts w:ascii="Droid Sans Mono;monospace" w:hAnsi="Droid Sans Mono;monospace"/>
+                <w:b w:val="false"/>
+                <w:color w:val="C9D1D9"/>
+                <w:sz w:val="30"/>
+                <w:shd w:fill="121314" w:val="clear"/>
+              </w:rPr>
+              <w:t>;</w:t>
+            </w:r>
+          </w:p>
+          <w:p>
+            <w:pPr>
+              <w:pStyle w:val="Normal"/>
+              <w:spacing w:lineRule="atLeast" w:line="405" w:before="0" w:after="0"/>
+              <w:ind w:hanging="0" w:start="0" w:end="0"/>
+              <w:rPr>
+                <w:rFonts w:ascii="Droid Sans Mono;monospace" w:hAnsi="Droid Sans Mono;monospace"/>
+                <w:b w:val="false"/>
+                <w:color w:val="C9D1D9"/>
+                <w:sz w:val="30"/>
+                <w:shd w:fill="121314" w:val="clear"/>
+              </w:rPr>
+            </w:pPr>
+            <w:r>
+              <w:rPr>
+                <w:rFonts w:ascii="Droid Sans Mono;monospace" w:hAnsi="Droid Sans Mono;monospace"/>
+                <w:b w:val="false"/>
+                <w:color w:val="C9D1D9"/>
+                <w:sz w:val="30"/>
+                <w:shd w:fill="121314" w:val="clear"/>
+              </w:rPr>
+              <w:t>}</w:t>
+            </w:r>
+          </w:p>
+          <w:p>
+            <w:pPr>
+              <w:pStyle w:val="Normal"/>
+              <w:spacing w:lineRule="atLeast" w:line="405" w:before="0" w:after="0"/>
+              <w:ind w:hanging="0" w:start="0" w:end="0"/>
+              <w:rPr>
+                <w:rFonts w:ascii="Droid Sans Mono;monospace" w:hAnsi="Droid Sans Mono;monospace"/>
+                <w:b w:val="false"/>
+                <w:color w:val="BBBEBF"/>
+                <w:sz w:val="30"/>
+                <w:shd w:fill="121314" w:val="clear"/>
+              </w:rPr>
+            </w:pPr>
+            <w:r>
+              <w:rPr>
+                <w:rFonts w:ascii="Droid Sans Mono;monospace" w:hAnsi="Droid Sans Mono;monospace"/>
+                <w:b w:val="false"/>
+                <w:color w:val="C586C0"/>
+                <w:sz w:val="30"/>
+                <w:shd w:fill="121314" w:val="clear"/>
+              </w:rPr>
+              <w:t>if</w:t>
+            </w:r>
+            <w:r>
+              <w:rPr>
+                <w:rFonts w:ascii="Droid Sans Mono;monospace" w:hAnsi="Droid Sans Mono;monospace"/>
+                <w:b w:val="false"/>
+                <w:color w:val="C9D1D9"/>
+                <w:sz w:val="30"/>
+                <w:shd w:fill="121314" w:val="clear"/>
+              </w:rPr>
+              <w:t xml:space="preserve"> (</w:t>
+            </w:r>
+            <w:r>
+              <w:rPr>
+                <w:rFonts w:ascii="Droid Sans Mono;monospace" w:hAnsi="Droid Sans Mono;monospace"/>
+                <w:b w:val="false"/>
+                <w:color w:val="FFA657"/>
+                <w:sz w:val="30"/>
+                <w:shd w:fill="121314" w:val="clear"/>
+              </w:rPr>
+              <w:t>t</w:t>
+            </w:r>
+            <w:r>
+              <w:rPr>
+                <w:rFonts w:ascii="Droid Sans Mono;monospace" w:hAnsi="Droid Sans Mono;monospace"/>
+                <w:b w:val="false"/>
+                <w:color w:val="C9D1D9"/>
+                <w:sz w:val="30"/>
+                <w:shd w:fill="121314" w:val="clear"/>
+              </w:rPr>
+              <w:t xml:space="preserve">-&gt;right </w:t>
+            </w:r>
+            <w:r>
+              <w:rPr>
+                <w:rFonts w:ascii="Droid Sans Mono;monospace" w:hAnsi="Droid Sans Mono;monospace"/>
+                <w:b w:val="false"/>
+                <w:color w:val="D4D4D4"/>
+                <w:sz w:val="30"/>
+                <w:shd w:fill="121314" w:val="clear"/>
+              </w:rPr>
+              <w:t>!=</w:t>
+            </w:r>
+            <w:r>
+              <w:rPr>
+                <w:rFonts w:ascii="Droid Sans Mono;monospace" w:hAnsi="Droid Sans Mono;monospace"/>
+                <w:b w:val="false"/>
+                <w:color w:val="C9D1D9"/>
+                <w:sz w:val="30"/>
+                <w:shd w:fill="121314" w:val="clear"/>
+              </w:rPr>
+              <w:t xml:space="preserve"> </w:t>
+            </w:r>
+            <w:r>
+              <w:rPr>
+                <w:rFonts w:ascii="Droid Sans Mono;monospace" w:hAnsi="Droid Sans Mono;monospace"/>
+                <w:b w:val="false"/>
+                <w:color w:val="569CD6"/>
+                <w:sz w:val="30"/>
+                <w:shd w:fill="121314" w:val="clear"/>
+              </w:rPr>
+              <w:t>NULL</w:t>
+            </w:r>
+            <w:r>
+              <w:rPr>
+                <w:rFonts w:ascii="Droid Sans Mono;monospace" w:hAnsi="Droid Sans Mono;monospace"/>
+                <w:b w:val="false"/>
+                <w:color w:val="C9D1D9"/>
+                <w:sz w:val="30"/>
+                <w:shd w:fill="121314" w:val="clear"/>
+              </w:rPr>
+              <w:t>) {</w:t>
+            </w:r>
+          </w:p>
+          <w:p>
+            <w:pPr>
+              <w:pStyle w:val="Normal"/>
+              <w:spacing w:lineRule="atLeast" w:line="405" w:before="0" w:after="0"/>
+              <w:ind w:hanging="0" w:start="0" w:end="0"/>
+              <w:rPr>
+                <w:rFonts w:ascii="Droid Sans Mono;monospace" w:hAnsi="Droid Sans Mono;monospace"/>
+                <w:b w:val="false"/>
+                <w:color w:val="BBBEBF"/>
+                <w:sz w:val="30"/>
+                <w:shd w:fill="121314" w:val="clear"/>
+              </w:rPr>
+            </w:pPr>
+            <w:r>
+              <w:rPr>
+                <w:rFonts w:ascii="Droid Sans Mono;monospace" w:hAnsi="Droid Sans Mono;monospace"/>
+                <w:b w:val="false"/>
+                <w:color w:val="D2A8FF"/>
+                <w:sz w:val="30"/>
+                <w:shd w:fill="121314" w:val="clear"/>
+              </w:rPr>
+              <w:t>printf</w:t>
+            </w:r>
+            <w:r>
+              <w:rPr>
+                <w:rFonts w:ascii="Droid Sans Mono;monospace" w:hAnsi="Droid Sans Mono;monospace"/>
+                <w:b w:val="false"/>
+                <w:color w:val="C9D1D9"/>
+                <w:sz w:val="30"/>
+                <w:shd w:fill="121314" w:val="clear"/>
+              </w:rPr>
+              <w:t>(</w:t>
+            </w:r>
+            <w:r>
+              <w:rPr>
+                <w:rFonts w:ascii="Droid Sans Mono;monospace" w:hAnsi="Droid Sans Mono;monospace"/>
+                <w:b w:val="false"/>
+                <w:color w:val="A5D6FF"/>
+                <w:sz w:val="30"/>
+                <w:shd w:fill="121314" w:val="clear"/>
+              </w:rPr>
+              <w:t xml:space="preserve">"(right child already exists: </w:t>
+            </w:r>
+            <w:r>
+              <w:rPr>
+                <w:rFonts w:ascii="Droid Sans Mono;monospace" w:hAnsi="Droid Sans Mono;monospace"/>
+                <w:b w:val="false"/>
+                <w:color w:val="FF7B72"/>
+                <w:sz w:val="30"/>
+                <w:shd w:fill="121314" w:val="clear"/>
+              </w:rPr>
+              <w:t>%d</w:t>
+            </w:r>
+            <w:r>
+              <w:rPr>
+                <w:rFonts w:ascii="Droid Sans Mono;monospace" w:hAnsi="Droid Sans Mono;monospace"/>
+                <w:b w:val="false"/>
+                <w:color w:val="A5D6FF"/>
+                <w:sz w:val="30"/>
+                <w:shd w:fill="121314" w:val="clear"/>
+              </w:rPr>
+              <w:t>)</w:t>
+            </w:r>
+            <w:r>
+              <w:rPr>
+                <w:rFonts w:ascii="Droid Sans Mono;monospace" w:hAnsi="Droid Sans Mono;monospace"/>
+                <w:b w:val="false"/>
+                <w:color w:val="D7BA7D"/>
+                <w:sz w:val="30"/>
+                <w:shd w:fill="121314" w:val="clear"/>
+              </w:rPr>
+              <w:t>\n</w:t>
+            </w:r>
+            <w:r>
+              <w:rPr>
+                <w:rFonts w:ascii="Droid Sans Mono;monospace" w:hAnsi="Droid Sans Mono;monospace"/>
+                <w:b w:val="false"/>
+                <w:color w:val="A5D6FF"/>
+                <w:sz w:val="30"/>
+                <w:shd w:fill="121314" w:val="clear"/>
+              </w:rPr>
+              <w:t>"</w:t>
+            </w:r>
+            <w:r>
+              <w:rPr>
+                <w:rFonts w:ascii="Droid Sans Mono;monospace" w:hAnsi="Droid Sans Mono;monospace"/>
+                <w:b w:val="false"/>
+                <w:color w:val="C9D1D9"/>
+                <w:sz w:val="30"/>
+                <w:shd w:fill="121314" w:val="clear"/>
+              </w:rPr>
+              <w:t xml:space="preserve">, </w:t>
+            </w:r>
+            <w:r>
+              <w:rPr>
+                <w:rFonts w:ascii="Droid Sans Mono;monospace" w:hAnsi="Droid Sans Mono;monospace"/>
+                <w:b w:val="false"/>
+                <w:color w:val="FFA657"/>
+                <w:sz w:val="30"/>
+                <w:shd w:fill="121314" w:val="clear"/>
+              </w:rPr>
+              <w:t>t</w:t>
+            </w:r>
+            <w:r>
+              <w:rPr>
+                <w:rFonts w:ascii="Droid Sans Mono;monospace" w:hAnsi="Droid Sans Mono;monospace"/>
+                <w:b w:val="false"/>
+                <w:color w:val="C9D1D9"/>
+                <w:sz w:val="30"/>
+                <w:shd w:fill="121314" w:val="clear"/>
+              </w:rPr>
+              <w:t>-&gt;right-&gt;data);</w:t>
+            </w:r>
+          </w:p>
+          <w:p>
+            <w:pPr>
+              <w:pStyle w:val="Normal"/>
+              <w:spacing w:lineRule="atLeast" w:line="405" w:before="0" w:after="0"/>
+              <w:ind w:hanging="0" w:start="0" w:end="0"/>
+              <w:rPr>
+                <w:rFonts w:ascii="Droid Sans Mono;monospace" w:hAnsi="Droid Sans Mono;monospace"/>
+                <w:b w:val="false"/>
+                <w:color w:val="BBBEBF"/>
+                <w:sz w:val="30"/>
+                <w:shd w:fill="121314" w:val="clear"/>
+              </w:rPr>
+            </w:pPr>
+            <w:r>
+              <w:rPr>
+                <w:rFonts w:ascii="Droid Sans Mono;monospace" w:hAnsi="Droid Sans Mono;monospace"/>
+                <w:b w:val="false"/>
+                <w:color w:val="C586C0"/>
+                <w:sz w:val="30"/>
+                <w:shd w:fill="121314" w:val="clear"/>
+              </w:rPr>
+              <w:t>return</w:t>
+            </w:r>
+            <w:r>
+              <w:rPr>
+                <w:rFonts w:ascii="Droid Sans Mono;monospace" w:hAnsi="Droid Sans Mono;monospace"/>
+                <w:b w:val="false"/>
+                <w:color w:val="C9D1D9"/>
+                <w:sz w:val="30"/>
+                <w:shd w:fill="121314" w:val="clear"/>
+              </w:rPr>
+              <w:t xml:space="preserve"> </w:t>
+            </w:r>
+            <w:r>
+              <w:rPr>
+                <w:rFonts w:ascii="Droid Sans Mono;monospace" w:hAnsi="Droid Sans Mono;monospace"/>
+                <w:b w:val="false"/>
+                <w:color w:val="FFA657"/>
+                <w:sz w:val="30"/>
+                <w:shd w:fill="121314" w:val="clear"/>
+              </w:rPr>
+              <w:t>t</w:t>
+            </w:r>
+            <w:r>
+              <w:rPr>
+                <w:rFonts w:ascii="Droid Sans Mono;monospace" w:hAnsi="Droid Sans Mono;monospace"/>
+                <w:b w:val="false"/>
+                <w:color w:val="C9D1D9"/>
+                <w:sz w:val="30"/>
+                <w:shd w:fill="121314" w:val="clear"/>
+              </w:rPr>
+              <w:t>;</w:t>
+            </w:r>
+          </w:p>
+          <w:p>
+            <w:pPr>
+              <w:pStyle w:val="Normal"/>
+              <w:spacing w:lineRule="atLeast" w:line="405" w:before="0" w:after="0"/>
+              <w:ind w:hanging="0" w:start="0" w:end="0"/>
+              <w:rPr>
+                <w:rFonts w:ascii="Droid Sans Mono;monospace" w:hAnsi="Droid Sans Mono;monospace"/>
+                <w:b w:val="false"/>
+                <w:color w:val="C9D1D9"/>
+                <w:sz w:val="30"/>
+                <w:shd w:fill="121314" w:val="clear"/>
+              </w:rPr>
+            </w:pPr>
+            <w:r>
+              <w:rPr>
+                <w:rFonts w:ascii="Droid Sans Mono;monospace" w:hAnsi="Droid Sans Mono;monospace"/>
+                <w:b w:val="false"/>
+                <w:color w:val="C9D1D9"/>
+                <w:sz w:val="30"/>
+                <w:shd w:fill="121314" w:val="clear"/>
+              </w:rPr>
+              <w:t>}</w:t>
+            </w:r>
+          </w:p>
+          <w:p>
+            <w:pPr>
+              <w:pStyle w:val="Normal"/>
+              <w:spacing w:lineRule="atLeast" w:line="405" w:before="0" w:after="0"/>
+              <w:rPr/>
+            </w:pPr>
+            <w:r>
+              <w:rPr/>
+            </w:r>
+          </w:p>
+          <w:p>
+            <w:pPr>
+              <w:pStyle w:val="Normal"/>
+              <w:spacing w:lineRule="atLeast" w:line="405" w:before="0" w:after="0"/>
+              <w:ind w:hanging="0" w:start="0" w:end="0"/>
+              <w:rPr>
+                <w:rFonts w:ascii="Droid Sans Mono;monospace" w:hAnsi="Droid Sans Mono;monospace"/>
+                <w:b w:val="false"/>
+                <w:color w:val="BBBEBF"/>
+                <w:sz w:val="30"/>
+                <w:shd w:fill="121314" w:val="clear"/>
+              </w:rPr>
+            </w:pPr>
+            <w:r>
+              <w:rPr>
+                <w:rFonts w:ascii="Droid Sans Mono;monospace" w:hAnsi="Droid Sans Mono;monospace"/>
+                <w:b w:val="false"/>
+                <w:color w:val="4EC9B0"/>
+                <w:sz w:val="30"/>
+                <w:shd w:fill="121314" w:val="clear"/>
+              </w:rPr>
+              <w:t>TYPE_NODEPTR</w:t>
+            </w:r>
+            <w:r>
+              <w:rPr>
+                <w:rFonts w:ascii="Droid Sans Mono;monospace" w:hAnsi="Droid Sans Mono;monospace"/>
+                <w:b w:val="false"/>
+                <w:color w:val="C9D1D9"/>
+                <w:sz w:val="30"/>
+                <w:shd w:fill="121314" w:val="clear"/>
+              </w:rPr>
+              <w:t xml:space="preserve"> newNode </w:t>
+            </w:r>
+            <w:r>
+              <w:rPr>
+                <w:rFonts w:ascii="Droid Sans Mono;monospace" w:hAnsi="Droid Sans Mono;monospace"/>
+                <w:b w:val="false"/>
+                <w:color w:val="D4D4D4"/>
+                <w:sz w:val="30"/>
+                <w:shd w:fill="121314" w:val="clear"/>
+              </w:rPr>
+              <w:t>=</w:t>
+            </w:r>
+            <w:r>
+              <w:rPr>
+                <w:rFonts w:ascii="Droid Sans Mono;monospace" w:hAnsi="Droid Sans Mono;monospace"/>
+                <w:b w:val="false"/>
+                <w:color w:val="C9D1D9"/>
+                <w:sz w:val="30"/>
+                <w:shd w:fill="121314" w:val="clear"/>
+              </w:rPr>
+              <w:t xml:space="preserve"> (</w:t>
+            </w:r>
+            <w:r>
+              <w:rPr>
+                <w:rFonts w:ascii="Droid Sans Mono;monospace" w:hAnsi="Droid Sans Mono;monospace"/>
+                <w:b w:val="false"/>
+                <w:color w:val="4EC9B0"/>
+                <w:sz w:val="30"/>
+                <w:shd w:fill="121314" w:val="clear"/>
+              </w:rPr>
+              <w:t>TYPE_NODEPTR</w:t>
+            </w:r>
+            <w:r>
+              <w:rPr>
+                <w:rFonts w:ascii="Droid Sans Mono;monospace" w:hAnsi="Droid Sans Mono;monospace"/>
+                <w:b w:val="false"/>
+                <w:color w:val="C9D1D9"/>
+                <w:sz w:val="30"/>
+                <w:shd w:fill="121314" w:val="clear"/>
+              </w:rPr>
+              <w:t>)</w:t>
+            </w:r>
+            <w:r>
+              <w:rPr>
+                <w:rFonts w:ascii="Droid Sans Mono;monospace" w:hAnsi="Droid Sans Mono;monospace"/>
+                <w:b w:val="false"/>
+                <w:color w:val="D2A8FF"/>
+                <w:sz w:val="30"/>
+                <w:shd w:fill="121314" w:val="clear"/>
+              </w:rPr>
+              <w:t>malloc</w:t>
+            </w:r>
+            <w:r>
+              <w:rPr>
+                <w:rFonts w:ascii="Droid Sans Mono;monospace" w:hAnsi="Droid Sans Mono;monospace"/>
+                <w:b w:val="false"/>
+                <w:color w:val="C9D1D9"/>
+                <w:sz w:val="30"/>
+                <w:shd w:fill="121314" w:val="clear"/>
+              </w:rPr>
+              <w:t>(</w:t>
+            </w:r>
+            <w:r>
+              <w:rPr>
+                <w:rFonts w:ascii="Droid Sans Mono;monospace" w:hAnsi="Droid Sans Mono;monospace"/>
+                <w:b w:val="false"/>
+                <w:color w:val="569CD6"/>
+                <w:sz w:val="30"/>
+                <w:shd w:fill="121314" w:val="clear"/>
+              </w:rPr>
+              <w:t>sizeof</w:t>
+            </w:r>
+            <w:r>
+              <w:rPr>
+                <w:rFonts w:ascii="Droid Sans Mono;monospace" w:hAnsi="Droid Sans Mono;monospace"/>
+                <w:b w:val="false"/>
+                <w:color w:val="C9D1D9"/>
+                <w:sz w:val="30"/>
+                <w:shd w:fill="121314" w:val="clear"/>
+              </w:rPr>
+              <w:t>(</w:t>
+            </w:r>
+            <w:r>
+              <w:rPr>
+                <w:rFonts w:ascii="Droid Sans Mono;monospace" w:hAnsi="Droid Sans Mono;monospace"/>
+                <w:b w:val="false"/>
+                <w:color w:val="FF7B72"/>
+                <w:sz w:val="30"/>
+                <w:shd w:fill="121314" w:val="clear"/>
+              </w:rPr>
+              <w:t>struct</w:t>
+            </w:r>
+            <w:r>
+              <w:rPr>
+                <w:rFonts w:ascii="Droid Sans Mono;monospace" w:hAnsi="Droid Sans Mono;monospace"/>
+                <w:b w:val="false"/>
+                <w:color w:val="C9D1D9"/>
+                <w:sz w:val="30"/>
+                <w:shd w:fill="121314" w:val="clear"/>
+              </w:rPr>
+              <w:t xml:space="preserve"> </w:t>
+            </w:r>
+            <w:r>
+              <w:rPr>
+                <w:rFonts w:ascii="Droid Sans Mono;monospace" w:hAnsi="Droid Sans Mono;monospace"/>
+                <w:b w:val="false"/>
+                <w:color w:val="4EC9B0"/>
+                <w:sz w:val="30"/>
+                <w:shd w:fill="121314" w:val="clear"/>
+              </w:rPr>
+              <w:t>TreeNode</w:t>
+            </w:r>
+            <w:r>
+              <w:rPr>
+                <w:rFonts w:ascii="Droid Sans Mono;monospace" w:hAnsi="Droid Sans Mono;monospace"/>
+                <w:b w:val="false"/>
+                <w:color w:val="C9D1D9"/>
+                <w:sz w:val="30"/>
+                <w:shd w:fill="121314" w:val="clear"/>
+              </w:rPr>
+              <w:t>));</w:t>
+            </w:r>
+          </w:p>
+          <w:p>
+            <w:pPr>
+              <w:pStyle w:val="Normal"/>
+              <w:spacing w:lineRule="atLeast" w:line="405" w:before="0" w:after="0"/>
+              <w:ind w:hanging="0" w:start="0" w:end="0"/>
+              <w:rPr>
+                <w:rFonts w:ascii="Droid Sans Mono;monospace" w:hAnsi="Droid Sans Mono;monospace"/>
+                <w:b w:val="false"/>
+                <w:color w:val="BBBEBF"/>
+                <w:sz w:val="30"/>
+                <w:shd w:fill="121314" w:val="clear"/>
+              </w:rPr>
+            </w:pPr>
+            <w:r>
+              <w:rPr>
+                <w:rFonts w:ascii="Droid Sans Mono;monospace" w:hAnsi="Droid Sans Mono;monospace"/>
+                <w:b w:val="false"/>
+                <w:color w:val="C9D1D9"/>
+                <w:sz w:val="30"/>
+                <w:shd w:fill="121314" w:val="clear"/>
+              </w:rPr>
+              <w:t xml:space="preserve">newNode-&gt;data </w:t>
+            </w:r>
+            <w:r>
+              <w:rPr>
+                <w:rFonts w:ascii="Droid Sans Mono;monospace" w:hAnsi="Droid Sans Mono;monospace"/>
+                <w:b w:val="false"/>
+                <w:color w:val="D4D4D4"/>
+                <w:sz w:val="30"/>
+                <w:shd w:fill="121314" w:val="clear"/>
+              </w:rPr>
+              <w:t>=</w:t>
+            </w:r>
+            <w:r>
+              <w:rPr>
+                <w:rFonts w:ascii="Droid Sans Mono;monospace" w:hAnsi="Droid Sans Mono;monospace"/>
+                <w:b w:val="false"/>
+                <w:color w:val="C9D1D9"/>
+                <w:sz w:val="30"/>
+                <w:shd w:fill="121314" w:val="clear"/>
+              </w:rPr>
+              <w:t xml:space="preserve"> </w:t>
+            </w:r>
+            <w:r>
+              <w:rPr>
+                <w:rFonts w:ascii="Droid Sans Mono;monospace" w:hAnsi="Droid Sans Mono;monospace"/>
+                <w:b w:val="false"/>
+                <w:color w:val="FFA657"/>
+                <w:sz w:val="30"/>
+                <w:shd w:fill="121314" w:val="clear"/>
+              </w:rPr>
+              <w:t>data</w:t>
+            </w:r>
+            <w:r>
+              <w:rPr>
+                <w:rFonts w:ascii="Droid Sans Mono;monospace" w:hAnsi="Droid Sans Mono;monospace"/>
+                <w:b w:val="false"/>
+                <w:color w:val="C9D1D9"/>
+                <w:sz w:val="30"/>
+                <w:shd w:fill="121314" w:val="clear"/>
+              </w:rPr>
+              <w:t>;</w:t>
+            </w:r>
+          </w:p>
+          <w:p>
+            <w:pPr>
+              <w:pStyle w:val="Normal"/>
+              <w:spacing w:lineRule="atLeast" w:line="405" w:before="0" w:after="0"/>
+              <w:ind w:hanging="0" w:start="0" w:end="0"/>
+              <w:rPr>
+                <w:rFonts w:ascii="Droid Sans Mono;monospace" w:hAnsi="Droid Sans Mono;monospace"/>
+                <w:b w:val="false"/>
+                <w:color w:val="BBBEBF"/>
+                <w:sz w:val="30"/>
+                <w:shd w:fill="121314" w:val="clear"/>
+              </w:rPr>
+            </w:pPr>
+            <w:r>
+              <w:rPr>
+                <w:rFonts w:ascii="Droid Sans Mono;monospace" w:hAnsi="Droid Sans Mono;monospace"/>
+                <w:b w:val="false"/>
+                <w:color w:val="C9D1D9"/>
+                <w:sz w:val="30"/>
+                <w:shd w:fill="121314" w:val="clear"/>
+              </w:rPr>
+              <w:t xml:space="preserve">newNode-&gt;left </w:t>
+            </w:r>
+            <w:r>
+              <w:rPr>
+                <w:rFonts w:ascii="Droid Sans Mono;monospace" w:hAnsi="Droid Sans Mono;monospace"/>
+                <w:b w:val="false"/>
+                <w:color w:val="D4D4D4"/>
+                <w:sz w:val="30"/>
+                <w:shd w:fill="121314" w:val="clear"/>
+              </w:rPr>
+              <w:t>=</w:t>
+            </w:r>
+            <w:r>
+              <w:rPr>
+                <w:rFonts w:ascii="Droid Sans Mono;monospace" w:hAnsi="Droid Sans Mono;monospace"/>
+                <w:b w:val="false"/>
+                <w:color w:val="C9D1D9"/>
+                <w:sz w:val="30"/>
+                <w:shd w:fill="121314" w:val="clear"/>
+              </w:rPr>
+              <w:t xml:space="preserve"> </w:t>
+            </w:r>
+            <w:r>
+              <w:rPr>
+                <w:rFonts w:ascii="Droid Sans Mono;monospace" w:hAnsi="Droid Sans Mono;monospace"/>
+                <w:b w:val="false"/>
+                <w:color w:val="569CD6"/>
+                <w:sz w:val="30"/>
+                <w:shd w:fill="121314" w:val="clear"/>
+              </w:rPr>
+              <w:t>NULL</w:t>
+            </w:r>
+            <w:r>
+              <w:rPr>
+                <w:rFonts w:ascii="Droid Sans Mono;monospace" w:hAnsi="Droid Sans Mono;monospace"/>
+                <w:b w:val="false"/>
+                <w:color w:val="C9D1D9"/>
+                <w:sz w:val="30"/>
+                <w:shd w:fill="121314" w:val="clear"/>
+              </w:rPr>
+              <w:t>;</w:t>
+            </w:r>
+          </w:p>
+          <w:p>
+            <w:pPr>
+              <w:pStyle w:val="Normal"/>
+              <w:spacing w:lineRule="atLeast" w:line="405" w:before="0" w:after="0"/>
+              <w:ind w:hanging="0" w:start="0" w:end="0"/>
+              <w:rPr>
+                <w:rFonts w:ascii="Droid Sans Mono;monospace" w:hAnsi="Droid Sans Mono;monospace"/>
+                <w:b w:val="false"/>
+                <w:color w:val="BBBEBF"/>
+                <w:sz w:val="30"/>
+                <w:shd w:fill="121314" w:val="clear"/>
+              </w:rPr>
+            </w:pPr>
+            <w:r>
+              <w:rPr>
+                <w:rFonts w:ascii="Droid Sans Mono;monospace" w:hAnsi="Droid Sans Mono;monospace"/>
+                <w:b w:val="false"/>
+                <w:color w:val="C9D1D9"/>
+                <w:sz w:val="30"/>
+                <w:shd w:fill="121314" w:val="clear"/>
+              </w:rPr>
+              <w:t xml:space="preserve">newNode-&gt;right </w:t>
+            </w:r>
+            <w:r>
+              <w:rPr>
+                <w:rFonts w:ascii="Droid Sans Mono;monospace" w:hAnsi="Droid Sans Mono;monospace"/>
+                <w:b w:val="false"/>
+                <w:color w:val="D4D4D4"/>
+                <w:sz w:val="30"/>
+                <w:shd w:fill="121314" w:val="clear"/>
+              </w:rPr>
+              <w:t>=</w:t>
+            </w:r>
+            <w:r>
+              <w:rPr>
+                <w:rFonts w:ascii="Droid Sans Mono;monospace" w:hAnsi="Droid Sans Mono;monospace"/>
+                <w:b w:val="false"/>
+                <w:color w:val="C9D1D9"/>
+                <w:sz w:val="30"/>
+                <w:shd w:fill="121314" w:val="clear"/>
+              </w:rPr>
+              <w:t xml:space="preserve"> </w:t>
+            </w:r>
+            <w:r>
+              <w:rPr>
+                <w:rFonts w:ascii="Droid Sans Mono;monospace" w:hAnsi="Droid Sans Mono;monospace"/>
+                <w:b w:val="false"/>
+                <w:color w:val="569CD6"/>
+                <w:sz w:val="30"/>
+                <w:shd w:fill="121314" w:val="clear"/>
+              </w:rPr>
+              <w:t>NULL</w:t>
+            </w:r>
+            <w:r>
+              <w:rPr>
+                <w:rFonts w:ascii="Droid Sans Mono;monospace" w:hAnsi="Droid Sans Mono;monospace"/>
+                <w:b w:val="false"/>
+                <w:color w:val="C9D1D9"/>
+                <w:sz w:val="30"/>
+                <w:shd w:fill="121314" w:val="clear"/>
+              </w:rPr>
+              <w:t>;</w:t>
+            </w:r>
+          </w:p>
+          <w:p>
+            <w:pPr>
+              <w:pStyle w:val="Normal"/>
+              <w:spacing w:lineRule="atLeast" w:line="405" w:before="0" w:after="0"/>
+              <w:ind w:hanging="0" w:start="0" w:end="0"/>
+              <w:rPr>
+                <w:rFonts w:ascii="Droid Sans Mono;monospace" w:hAnsi="Droid Sans Mono;monospace"/>
+                <w:b w:val="false"/>
+                <w:color w:val="BBBEBF"/>
+                <w:sz w:val="30"/>
+                <w:shd w:fill="121314" w:val="clear"/>
+              </w:rPr>
+            </w:pPr>
+            <w:r>
+              <w:rPr>
+                <w:rFonts w:ascii="Droid Sans Mono;monospace" w:hAnsi="Droid Sans Mono;monospace"/>
+                <w:b w:val="false"/>
+                <w:color w:val="C9D1D9"/>
+                <w:sz w:val="30"/>
+                <w:shd w:fill="121314" w:val="clear"/>
+              </w:rPr>
+              <w:t xml:space="preserve">newNode-&gt;Mother </w:t>
+            </w:r>
+            <w:r>
+              <w:rPr>
+                <w:rFonts w:ascii="Droid Sans Mono;monospace" w:hAnsi="Droid Sans Mono;monospace"/>
+                <w:b w:val="false"/>
+                <w:color w:val="D4D4D4"/>
+                <w:sz w:val="30"/>
+                <w:shd w:fill="121314" w:val="clear"/>
+              </w:rPr>
+              <w:t>=</w:t>
+            </w:r>
+            <w:r>
+              <w:rPr>
+                <w:rFonts w:ascii="Droid Sans Mono;monospace" w:hAnsi="Droid Sans Mono;monospace"/>
+                <w:b w:val="false"/>
+                <w:color w:val="C9D1D9"/>
+                <w:sz w:val="30"/>
+                <w:shd w:fill="121314" w:val="clear"/>
+              </w:rPr>
+              <w:t xml:space="preserve"> </w:t>
+            </w:r>
+            <w:r>
+              <w:rPr>
+                <w:rFonts w:ascii="Droid Sans Mono;monospace" w:hAnsi="Droid Sans Mono;monospace"/>
+                <w:b w:val="false"/>
+                <w:color w:val="FFA657"/>
+                <w:sz w:val="30"/>
+                <w:shd w:fill="121314" w:val="clear"/>
+              </w:rPr>
+              <w:t>t</w:t>
+            </w:r>
+            <w:r>
+              <w:rPr>
+                <w:rFonts w:ascii="Droid Sans Mono;monospace" w:hAnsi="Droid Sans Mono;monospace"/>
+                <w:b w:val="false"/>
+                <w:color w:val="C9D1D9"/>
+                <w:sz w:val="30"/>
+                <w:shd w:fill="121314" w:val="clear"/>
+              </w:rPr>
+              <w:t>;</w:t>
+            </w:r>
+          </w:p>
+          <w:p>
+            <w:pPr>
+              <w:pStyle w:val="Normal"/>
+              <w:spacing w:lineRule="atLeast" w:line="405" w:before="0" w:after="0"/>
+              <w:rPr/>
+            </w:pPr>
+            <w:r>
+              <w:rPr/>
+            </w:r>
+          </w:p>
+          <w:p>
+            <w:pPr>
+              <w:pStyle w:val="Normal"/>
+              <w:spacing w:lineRule="atLeast" w:line="405" w:before="0" w:after="0"/>
+              <w:ind w:hanging="0" w:start="0" w:end="0"/>
+              <w:rPr>
+                <w:rFonts w:ascii="Droid Sans Mono;monospace" w:hAnsi="Droid Sans Mono;monospace"/>
+                <w:b w:val="false"/>
+                <w:color w:val="BBBEBF"/>
+                <w:sz w:val="30"/>
+                <w:shd w:fill="121314" w:val="clear"/>
+              </w:rPr>
+            </w:pPr>
+            <w:r>
+              <w:rPr>
+                <w:rFonts w:ascii="Droid Sans Mono;monospace" w:hAnsi="Droid Sans Mono;monospace"/>
+                <w:b w:val="false"/>
+                <w:color w:val="FFA657"/>
+                <w:sz w:val="30"/>
+                <w:shd w:fill="121314" w:val="clear"/>
+              </w:rPr>
+              <w:t>t</w:t>
+            </w:r>
+            <w:r>
+              <w:rPr>
+                <w:rFonts w:ascii="Droid Sans Mono;monospace" w:hAnsi="Droid Sans Mono;monospace"/>
+                <w:b w:val="false"/>
+                <w:color w:val="C9D1D9"/>
+                <w:sz w:val="30"/>
+                <w:shd w:fill="121314" w:val="clear"/>
+              </w:rPr>
+              <w:t xml:space="preserve">-&gt;right </w:t>
+            </w:r>
+            <w:r>
+              <w:rPr>
+                <w:rFonts w:ascii="Droid Sans Mono;monospace" w:hAnsi="Droid Sans Mono;monospace"/>
+                <w:b w:val="false"/>
+                <w:color w:val="D4D4D4"/>
+                <w:sz w:val="30"/>
+                <w:shd w:fill="121314" w:val="clear"/>
+              </w:rPr>
+              <w:t>=</w:t>
+            </w:r>
+            <w:r>
+              <w:rPr>
+                <w:rFonts w:ascii="Droid Sans Mono;monospace" w:hAnsi="Droid Sans Mono;monospace"/>
+                <w:b w:val="false"/>
+                <w:color w:val="C9D1D9"/>
+                <w:sz w:val="30"/>
+                <w:shd w:fill="121314" w:val="clear"/>
+              </w:rPr>
+              <w:t xml:space="preserve"> newNode;</w:t>
+            </w:r>
+          </w:p>
+          <w:p>
+            <w:pPr>
+              <w:pStyle w:val="Normal"/>
+              <w:spacing w:lineRule="atLeast" w:line="405" w:before="0" w:after="0"/>
+              <w:ind w:hanging="0" w:start="0" w:end="0"/>
+              <w:rPr>
+                <w:color w:val="BBBEBF"/>
+                <w:shd w:fill="121314" w:val="clear"/>
+              </w:rPr>
+            </w:pPr>
+            <w:r>
+              <w:rPr>
+                <w:rFonts w:ascii="Droid Sans Mono;monospace" w:hAnsi="Droid Sans Mono;monospace"/>
+                <w:b w:val="false"/>
+                <w:color w:val="C9D1D9"/>
+                <w:sz w:val="30"/>
+                <w:shd w:fill="121314" w:val="clear"/>
+              </w:rPr>
+              <w:t xml:space="preserve">roottmp </w:t>
+            </w:r>
+            <w:r>
+              <w:rPr>
+                <w:rFonts w:ascii="Droid Sans Mono;monospace" w:hAnsi="Droid Sans Mono;monospace"/>
+                <w:b w:val="false"/>
+                <w:color w:val="D4D4D4"/>
+                <w:sz w:val="30"/>
+                <w:shd w:fill="121314" w:val="clear"/>
+              </w:rPr>
+              <w:t>=</w:t>
+            </w:r>
+            <w:r>
+              <w:rPr>
+                <w:rFonts w:ascii="Droid Sans Mono;monospace" w:hAnsi="Droid Sans Mono;monospace"/>
+                <w:b w:val="false"/>
+                <w:color w:val="C9D1D9"/>
+                <w:sz w:val="30"/>
+                <w:shd w:fill="121314" w:val="clear"/>
+              </w:rPr>
+              <w:t xml:space="preserve"> newNode;</w:t>
+            </w:r>
+            <w:r>
+              <w:rPr>
+                <w:rFonts w:ascii="Droid Sans Mono;monospace" w:hAnsi="Droid Sans Mono;monospace"/>
+                <w:b w:val="false"/>
+                <w:color w:val="8B949E"/>
+                <w:sz w:val="30"/>
+                <w:shd w:fill="121314" w:val="clear"/>
+              </w:rPr>
+              <w:t xml:space="preserve"> // cursor </w:t>
+            </w:r>
+            <w:r>
+              <w:rPr>
+                <w:rFonts w:cs="Droid Sans Mono;monospace"/>
+                <w:bCs w:val="false"/>
+                <w:color w:val="8B949E"/>
+                <w:szCs w:val="30"/>
+                <w:shd w:fill="121314" w:val="clear"/>
+              </w:rPr>
+              <w:t xml:space="preserve">เดินตาม </w:t>
+            </w:r>
+            <w:r>
+              <w:rPr>
+                <w:rFonts w:ascii="Droid Sans Mono;monospace" w:hAnsi="Droid Sans Mono;monospace"/>
+                <w:b w:val="false"/>
+                <w:color w:val="8B949E"/>
+                <w:sz w:val="30"/>
+                <w:shd w:fill="121314" w:val="clear"/>
+              </w:rPr>
+              <w:t xml:space="preserve">node </w:t>
+            </w:r>
+            <w:r>
+              <w:rPr>
+                <w:rFonts w:cs="Droid Sans Mono;monospace"/>
+                <w:bCs w:val="false"/>
+                <w:color w:val="8B949E"/>
+                <w:szCs w:val="30"/>
+                <w:shd w:fill="121314" w:val="clear"/>
+              </w:rPr>
+              <w:t xml:space="preserve">ที่เพิ่ง </w:t>
+            </w:r>
+            <w:r>
+              <w:rPr>
+                <w:rFonts w:ascii="Droid Sans Mono;monospace" w:hAnsi="Droid Sans Mono;monospace"/>
+                <w:b w:val="false"/>
+                <w:color w:val="8B949E"/>
+                <w:sz w:val="30"/>
+                <w:shd w:fill="121314" w:val="clear"/>
+              </w:rPr>
+              <w:t>insert</w:t>
+            </w:r>
+          </w:p>
+          <w:p>
+            <w:pPr>
+              <w:pStyle w:val="Normal"/>
+              <w:spacing w:lineRule="atLeast" w:line="405" w:before="0" w:after="0"/>
+              <w:ind w:hanging="0" w:start="0" w:end="0"/>
+              <w:rPr>
+                <w:rFonts w:ascii="Droid Sans Mono;monospace" w:hAnsi="Droid Sans Mono;monospace"/>
+                <w:b w:val="false"/>
+                <w:color w:val="BBBEBF"/>
+                <w:sz w:val="30"/>
+                <w:shd w:fill="121314" w:val="clear"/>
+              </w:rPr>
+            </w:pPr>
+            <w:r>
+              <w:rPr>
+                <w:rFonts w:ascii="Droid Sans Mono;monospace" w:hAnsi="Droid Sans Mono;monospace"/>
+                <w:b w:val="false"/>
+                <w:color w:val="C586C0"/>
+                <w:sz w:val="30"/>
+                <w:shd w:fill="121314" w:val="clear"/>
+              </w:rPr>
+              <w:t>return</w:t>
+            </w:r>
+            <w:r>
+              <w:rPr>
+                <w:rFonts w:ascii="Droid Sans Mono;monospace" w:hAnsi="Droid Sans Mono;monospace"/>
+                <w:b w:val="false"/>
+                <w:color w:val="C9D1D9"/>
+                <w:sz w:val="30"/>
+                <w:shd w:fill="121314" w:val="clear"/>
+              </w:rPr>
+              <w:t xml:space="preserve"> </w:t>
+            </w:r>
+            <w:r>
+              <w:rPr>
+                <w:rFonts w:ascii="Droid Sans Mono;monospace" w:hAnsi="Droid Sans Mono;monospace"/>
+                <w:b w:val="false"/>
+                <w:color w:val="FFA657"/>
+                <w:sz w:val="30"/>
+                <w:shd w:fill="121314" w:val="clear"/>
+              </w:rPr>
+              <w:t>t</w:t>
+            </w:r>
+            <w:r>
+              <w:rPr>
+                <w:rFonts w:ascii="Droid Sans Mono;monospace" w:hAnsi="Droid Sans Mono;monospace"/>
+                <w:b w:val="false"/>
+                <w:color w:val="C9D1D9"/>
+                <w:sz w:val="30"/>
+                <w:shd w:fill="121314" w:val="clear"/>
+              </w:rPr>
+              <w:t>;</w:t>
+            </w:r>
+          </w:p>
+          <w:p>
+            <w:pPr>
+              <w:pStyle w:val="Normal"/>
+              <w:spacing w:lineRule="atLeast" w:line="405" w:before="0" w:after="0"/>
+              <w:ind w:hanging="0" w:start="0" w:end="0"/>
+              <w:rPr>
+                <w:rFonts w:ascii="Droid Sans Mono;monospace" w:hAnsi="Droid Sans Mono;monospace"/>
+                <w:b w:val="false"/>
+                <w:color w:val="C9D1D9"/>
+                <w:sz w:val="30"/>
+                <w:shd w:fill="121314" w:val="clear"/>
+              </w:rPr>
+            </w:pPr>
+            <w:r>
+              <w:rPr>
+                <w:rFonts w:ascii="Droid Sans Mono;monospace" w:hAnsi="Droid Sans Mono;monospace"/>
+                <w:b w:val="false"/>
+                <w:color w:val="C9D1D9"/>
+                <w:sz w:val="30"/>
+                <w:shd w:fill="121314" w:val="clear"/>
+              </w:rPr>
+              <w:t>}</w:t>
+            </w:r>
+          </w:p>
+          <w:p>
+            <w:pPr>
+              <w:pStyle w:val="Normal"/>
+              <w:spacing w:lineRule="atLeast" w:line="405" w:before="0" w:after="0"/>
+              <w:rPr>
+                <w:rFonts w:ascii="Droid Sans Mono;monospace" w:hAnsi="Droid Sans Mono;monospace"/>
+                <w:b w:val="false"/>
+                <w:color w:val="BBBEBF"/>
+                <w:sz w:val="30"/>
+                <w:shd w:fill="121314" w:val="clear"/>
+              </w:rPr>
+            </w:pPr>
+            <w:r>
+              <w:rPr>
+                <w:rFonts w:ascii="Droid Sans Mono;monospace" w:hAnsi="Droid Sans Mono;monospace"/>
+                <w:b w:val="false"/>
+                <w:color w:val="BBBEBF"/>
+                <w:sz w:val="30"/>
+                <w:shd w:fill="121314" w:val="clear"/>
+              </w:rPr>
+              <w:drawing>
+                <wp:anchor distT="0" distB="0" distL="0" distR="0" simplePos="0" relativeHeight="3" behindDoc="0" locked="0" layoutInCell="0" allowOverlap="1">
+                  <wp:simplePos x="0" y="0"/>
+                  <wp:positionH relativeFrom="column">
+                    <wp:align>center</wp:align>
+                  </wp:positionH>
+                  <wp:positionV relativeFrom="paragraph">
+                    <wp:posOffset>635</wp:posOffset>
+                  </wp:positionV>
+                  <wp:extent cx="3006090" cy="2148205"/>
+                  <wp:effectExtent l="0" t="0" r="0" b="0"/>
+                  <wp:wrapSquare wrapText="largest"/>
+                  <wp:docPr id="3" name="Image2"/>
+                  <wp:cNvGraphicFramePr>
+                    <a:graphicFrameLocks xmlns:a="http://schemas.openxmlformats.org/drawingml/2006/main" noChangeAspect="1"/>
+                  </wp:cNvGraphicFramePr>
+                  <a:graphic xmlns:a="http://schemas.openxmlformats.org/drawingml/2006/main">
+                    <a:graphicData uri="http://schemas.openxmlformats.org/drawingml/2006/picture">
+                      <pic:pic xmlns:pic="http://schemas.openxmlformats.org/drawingml/2006/picture">
+                        <pic:nvPicPr>
+                          <pic:cNvPr id="3" name="Image2"/>
+                          <pic:cNvPicPr>
+                            <a:picLocks noChangeAspect="1" noChangeArrowheads="1"/>
+                          </pic:cNvPicPr>
+                        </pic:nvPicPr>
+                        <pic:blipFill>
+                          <a:blip r:embed="rId4"/>
+                          <a:stretch>
+                            <a:fillRect/>
+                          </a:stretch>
+                        </pic:blipFill>
+                        <pic:spPr bwMode="auto">
+                          <a:xfrm>
+                            <a:off x="0" y="0"/>
+                            <a:ext cx="3006090" cy="2148205"/>
+                          </a:xfrm>
+                          <a:prstGeom prst="rect">
+                            <a:avLst/>
+                          </a:prstGeom>
+                          <a:noFill/>
+                        </pic:spPr>
+                      </pic:pic>
+                    </a:graphicData>
+                  </a:graphic>
+                </wp:anchor>
+              </w:drawing>
+            </w:r>
+          </w:p>
+          <w:p>
+            <w:pPr>
+              <w:pStyle w:val="Normal"/>
+              <w:widowControl/>
+              <w:tabs>
+                <w:tab w:val="clear" w:pos="720"/>
+                <w:tab w:val="left" w:pos="560" w:leader="none"/>
+                <w:tab w:val="left" w:pos="1120" w:leader="none"/>
+                <w:tab w:val="left" w:pos="1680" w:leader="none"/>
+                <w:tab w:val="left" w:pos="2240" w:leader="none"/>
+                <w:tab w:val="left" w:pos="2800" w:leader="none"/>
+                <w:tab w:val="left" w:pos="3360" w:leader="none"/>
+                <w:tab w:val="left" w:pos="3920" w:leader="none"/>
+                <w:tab w:val="left" w:pos="4480" w:leader="none"/>
+                <w:tab w:val="left" w:pos="5040" w:leader="none"/>
+                <w:tab w:val="left" w:pos="5600" w:leader="none"/>
+                <w:tab w:val="left" w:pos="6160" w:leader="none"/>
+                <w:tab w:val="left" w:pos="6720" w:leader="none"/>
+              </w:tabs>
+              <w:spacing w:lineRule="auto" w:line="240" w:before="0" w:after="0"/>
+              <w:jc w:val="start"/>
+              <w:rPr>
+                <w:rFonts w:ascii="Cordia New" w:hAnsi="Cordia New" w:asciiTheme="minorBidi" w:hAnsiTheme="minorBidi"/>
+                <w:sz w:val="28"/>
+                <w:szCs w:val="28"/>
+                <w:lang w:bidi="th-TH"/>
+              </w:rPr>
+            </w:pPr>
+            <w:r>
+              <w:rPr>
+                <w:rFonts w:eastAsia="Calibri" w:cs="Cordia New" w:ascii="Cordia New" w:hAnsi="Cordia New"/>
                 <w:kern w:val="0"/>
                 <w:sz w:val="28"/>
                 <w:szCs w:val="28"/>
                 <w:lang w:val="en-US" w:eastAsia="en-US" w:bidi="th-TH"/>
               </w:rPr>
-              <w:t>TYPE_NODEPTR InsertRight(TYPE_NODEPTR P,int Data)</w:t>
             </w:r>
           </w:p>
         </w:tc>
@@ -1901,34 +6102,314 @@
       </w:pPr>
       <w:r>
         <w:rPr>
+          <w:rFonts w:asciiTheme="minorBidi" w:hAnsiTheme="minorBidi" w:ascii="Cordia New" w:hAnsi="Cordia New"/>
+          <w:sz w:val="28"/>
+          <w:szCs w:val="28"/>
+          <w:lang w:bidi="th-TH"/>
+        </w:rPr>
+      </w:r>
+    </w:p>
+    <w:p>
+      <w:pPr>
+        <w:pStyle w:val="Normal"/>
+        <w:tabs>
+          <w:tab w:val="clear" w:pos="720"/>
+          <w:tab w:val="left" w:pos="560" w:leader="none"/>
+          <w:tab w:val="left" w:pos="1120" w:leader="none"/>
+          <w:tab w:val="left" w:pos="1680" w:leader="none"/>
+          <w:tab w:val="left" w:pos="2240" w:leader="none"/>
+          <w:tab w:val="left" w:pos="2800" w:leader="none"/>
+          <w:tab w:val="left" w:pos="3360" w:leader="none"/>
+          <w:tab w:val="left" w:pos="3920" w:leader="none"/>
+          <w:tab w:val="left" w:pos="4480" w:leader="none"/>
+          <w:tab w:val="left" w:pos="5040" w:leader="none"/>
+          <w:tab w:val="left" w:pos="5600" w:leader="none"/>
+          <w:tab w:val="left" w:pos="6160" w:leader="none"/>
+          <w:tab w:val="left" w:pos="6720" w:leader="none"/>
+        </w:tabs>
+        <w:spacing w:lineRule="auto" w:line="240" w:before="0" w:after="0"/>
+        <w:rPr>
           <w:rFonts w:ascii="Cordia New" w:hAnsi="Cordia New" w:asciiTheme="minorBidi" w:hAnsiTheme="minorBidi"/>
           <w:sz w:val="28"/>
           <w:szCs w:val="28"/>
           <w:lang w:bidi="th-TH"/>
         </w:rPr>
+      </w:pPr>
+      <w:r>
+        <w:rPr>
+          <w:rFonts w:asciiTheme="minorBidi" w:hAnsiTheme="minorBidi" w:ascii="Cordia New" w:hAnsi="Cordia New"/>
+          <w:sz w:val="28"/>
+          <w:szCs w:val="28"/>
+          <w:lang w:bidi="th-TH"/>
+        </w:rPr>
+      </w:r>
+    </w:p>
+    <w:p>
+      <w:pPr>
+        <w:pStyle w:val="Normal"/>
+        <w:tabs>
+          <w:tab w:val="clear" w:pos="720"/>
+          <w:tab w:val="left" w:pos="560" w:leader="none"/>
+          <w:tab w:val="left" w:pos="1120" w:leader="none"/>
+          <w:tab w:val="left" w:pos="1680" w:leader="none"/>
+          <w:tab w:val="left" w:pos="2240" w:leader="none"/>
+          <w:tab w:val="left" w:pos="2800" w:leader="none"/>
+          <w:tab w:val="left" w:pos="3360" w:leader="none"/>
+          <w:tab w:val="left" w:pos="3920" w:leader="none"/>
+          <w:tab w:val="left" w:pos="4480" w:leader="none"/>
+          <w:tab w:val="left" w:pos="5040" w:leader="none"/>
+          <w:tab w:val="left" w:pos="5600" w:leader="none"/>
+          <w:tab w:val="left" w:pos="6160" w:leader="none"/>
+          <w:tab w:val="left" w:pos="6720" w:leader="none"/>
+        </w:tabs>
+        <w:spacing w:lineRule="auto" w:line="240" w:before="0" w:after="0"/>
+        <w:rPr>
+          <w:rFonts w:ascii="Cordia New" w:hAnsi="Cordia New" w:asciiTheme="minorBidi" w:hAnsiTheme="minorBidi"/>
+          <w:sz w:val="28"/>
+          <w:szCs w:val="28"/>
+          <w:lang w:bidi="th-TH"/>
+        </w:rPr>
+      </w:pPr>
+      <w:r>
+        <w:rPr>
+          <w:rFonts w:asciiTheme="minorBidi" w:hAnsiTheme="minorBidi" w:ascii="Cordia New" w:hAnsi="Cordia New"/>
+          <w:sz w:val="28"/>
+          <w:szCs w:val="28"/>
+          <w:lang w:bidi="th-TH"/>
+        </w:rPr>
+      </w:r>
+    </w:p>
+    <w:p>
+      <w:pPr>
+        <w:pStyle w:val="Normal"/>
+        <w:tabs>
+          <w:tab w:val="clear" w:pos="720"/>
+          <w:tab w:val="left" w:pos="560" w:leader="none"/>
+          <w:tab w:val="left" w:pos="1120" w:leader="none"/>
+          <w:tab w:val="left" w:pos="1680" w:leader="none"/>
+          <w:tab w:val="left" w:pos="2240" w:leader="none"/>
+          <w:tab w:val="left" w:pos="2800" w:leader="none"/>
+          <w:tab w:val="left" w:pos="3360" w:leader="none"/>
+          <w:tab w:val="left" w:pos="3920" w:leader="none"/>
+          <w:tab w:val="left" w:pos="4480" w:leader="none"/>
+          <w:tab w:val="left" w:pos="5040" w:leader="none"/>
+          <w:tab w:val="left" w:pos="5600" w:leader="none"/>
+          <w:tab w:val="left" w:pos="6160" w:leader="none"/>
+          <w:tab w:val="left" w:pos="6720" w:leader="none"/>
+        </w:tabs>
+        <w:spacing w:lineRule="auto" w:line="240" w:before="0" w:after="0"/>
+        <w:rPr>
+          <w:rFonts w:ascii="Cordia New" w:hAnsi="Cordia New" w:asciiTheme="minorBidi" w:hAnsiTheme="minorBidi"/>
+          <w:sz w:val="28"/>
+          <w:szCs w:val="28"/>
+          <w:lang w:bidi="th-TH"/>
+        </w:rPr>
+      </w:pPr>
+      <w:r>
+        <w:rPr>
+          <w:rFonts w:asciiTheme="minorBidi" w:hAnsiTheme="minorBidi" w:ascii="Cordia New" w:hAnsi="Cordia New"/>
+          <w:sz w:val="28"/>
+          <w:szCs w:val="28"/>
+          <w:lang w:bidi="th-TH"/>
+        </w:rPr>
+      </w:r>
+    </w:p>
+    <w:p>
+      <w:pPr>
+        <w:pStyle w:val="Normal"/>
+        <w:tabs>
+          <w:tab w:val="clear" w:pos="720"/>
+          <w:tab w:val="left" w:pos="560" w:leader="none"/>
+          <w:tab w:val="left" w:pos="1120" w:leader="none"/>
+          <w:tab w:val="left" w:pos="1680" w:leader="none"/>
+          <w:tab w:val="left" w:pos="2240" w:leader="none"/>
+          <w:tab w:val="left" w:pos="2800" w:leader="none"/>
+          <w:tab w:val="left" w:pos="3360" w:leader="none"/>
+          <w:tab w:val="left" w:pos="3920" w:leader="none"/>
+          <w:tab w:val="left" w:pos="4480" w:leader="none"/>
+          <w:tab w:val="left" w:pos="5040" w:leader="none"/>
+          <w:tab w:val="left" w:pos="5600" w:leader="none"/>
+          <w:tab w:val="left" w:pos="6160" w:leader="none"/>
+          <w:tab w:val="left" w:pos="6720" w:leader="none"/>
+        </w:tabs>
+        <w:spacing w:lineRule="auto" w:line="240" w:before="0" w:after="0"/>
+        <w:rPr>
+          <w:rFonts w:ascii="Cordia New" w:hAnsi="Cordia New" w:asciiTheme="minorBidi" w:hAnsiTheme="minorBidi"/>
+          <w:sz w:val="28"/>
+          <w:szCs w:val="28"/>
+          <w:lang w:bidi="th-TH"/>
+        </w:rPr>
+      </w:pPr>
+      <w:r>
+        <w:rPr>
+          <w:rFonts w:asciiTheme="minorBidi" w:hAnsiTheme="minorBidi" w:ascii="Cordia New" w:hAnsi="Cordia New"/>
+          <w:sz w:val="28"/>
+          <w:szCs w:val="28"/>
+          <w:lang w:bidi="th-TH"/>
+        </w:rPr>
+      </w:r>
+    </w:p>
+    <w:p>
+      <w:pPr>
+        <w:pStyle w:val="Normal"/>
+        <w:tabs>
+          <w:tab w:val="clear" w:pos="720"/>
+          <w:tab w:val="left" w:pos="560" w:leader="none"/>
+          <w:tab w:val="left" w:pos="1120" w:leader="none"/>
+          <w:tab w:val="left" w:pos="1680" w:leader="none"/>
+          <w:tab w:val="left" w:pos="2240" w:leader="none"/>
+          <w:tab w:val="left" w:pos="2800" w:leader="none"/>
+          <w:tab w:val="left" w:pos="3360" w:leader="none"/>
+          <w:tab w:val="left" w:pos="3920" w:leader="none"/>
+          <w:tab w:val="left" w:pos="4480" w:leader="none"/>
+          <w:tab w:val="left" w:pos="5040" w:leader="none"/>
+          <w:tab w:val="left" w:pos="5600" w:leader="none"/>
+          <w:tab w:val="left" w:pos="6160" w:leader="none"/>
+          <w:tab w:val="left" w:pos="6720" w:leader="none"/>
+        </w:tabs>
+        <w:spacing w:lineRule="auto" w:line="240" w:before="0" w:after="0"/>
+        <w:rPr>
+          <w:rFonts w:ascii="Cordia New" w:hAnsi="Cordia New" w:asciiTheme="minorBidi" w:hAnsiTheme="minorBidi"/>
+          <w:sz w:val="28"/>
+          <w:szCs w:val="28"/>
+          <w:lang w:bidi="th-TH"/>
+        </w:rPr>
+      </w:pPr>
+      <w:r>
+        <w:rPr>
+          <w:rFonts w:asciiTheme="minorBidi" w:hAnsiTheme="minorBidi" w:ascii="Cordia New" w:hAnsi="Cordia New"/>
+          <w:sz w:val="28"/>
+          <w:szCs w:val="28"/>
+          <w:lang w:bidi="th-TH"/>
+        </w:rPr>
+      </w:r>
+    </w:p>
+    <w:p>
+      <w:pPr>
+        <w:pStyle w:val="Normal"/>
+        <w:tabs>
+          <w:tab w:val="clear" w:pos="720"/>
+          <w:tab w:val="left" w:pos="560" w:leader="none"/>
+          <w:tab w:val="left" w:pos="1120" w:leader="none"/>
+          <w:tab w:val="left" w:pos="1680" w:leader="none"/>
+          <w:tab w:val="left" w:pos="2240" w:leader="none"/>
+          <w:tab w:val="left" w:pos="2800" w:leader="none"/>
+          <w:tab w:val="left" w:pos="3360" w:leader="none"/>
+          <w:tab w:val="left" w:pos="3920" w:leader="none"/>
+          <w:tab w:val="left" w:pos="4480" w:leader="none"/>
+          <w:tab w:val="left" w:pos="5040" w:leader="none"/>
+          <w:tab w:val="left" w:pos="5600" w:leader="none"/>
+          <w:tab w:val="left" w:pos="6160" w:leader="none"/>
+          <w:tab w:val="left" w:pos="6720" w:leader="none"/>
+        </w:tabs>
+        <w:spacing w:lineRule="auto" w:line="240" w:before="0" w:after="0"/>
+        <w:rPr>
+          <w:rFonts w:ascii="Cordia New" w:hAnsi="Cordia New" w:asciiTheme="minorBidi" w:hAnsiTheme="minorBidi"/>
+          <w:sz w:val="28"/>
+          <w:szCs w:val="28"/>
+          <w:lang w:bidi="th-TH"/>
+        </w:rPr>
+      </w:pPr>
+      <w:r>
+        <w:rPr>
+          <w:rFonts w:asciiTheme="minorBidi" w:hAnsiTheme="minorBidi" w:ascii="Cordia New" w:hAnsi="Cordia New"/>
+          <w:sz w:val="28"/>
+          <w:szCs w:val="28"/>
+          <w:lang w:bidi="th-TH"/>
+        </w:rPr>
+      </w:r>
+    </w:p>
+    <w:p>
+      <w:pPr>
+        <w:pStyle w:val="Normal"/>
+        <w:tabs>
+          <w:tab w:val="clear" w:pos="720"/>
+          <w:tab w:val="left" w:pos="560" w:leader="none"/>
+          <w:tab w:val="left" w:pos="1120" w:leader="none"/>
+          <w:tab w:val="left" w:pos="1680" w:leader="none"/>
+          <w:tab w:val="left" w:pos="2240" w:leader="none"/>
+          <w:tab w:val="left" w:pos="2800" w:leader="none"/>
+          <w:tab w:val="left" w:pos="3360" w:leader="none"/>
+          <w:tab w:val="left" w:pos="3920" w:leader="none"/>
+          <w:tab w:val="left" w:pos="4480" w:leader="none"/>
+          <w:tab w:val="left" w:pos="5040" w:leader="none"/>
+          <w:tab w:val="left" w:pos="5600" w:leader="none"/>
+          <w:tab w:val="left" w:pos="6160" w:leader="none"/>
+          <w:tab w:val="left" w:pos="6720" w:leader="none"/>
+        </w:tabs>
+        <w:spacing w:lineRule="auto" w:line="240" w:before="0" w:after="0"/>
+        <w:rPr>
+          <w:rFonts w:ascii="Cordia New" w:hAnsi="Cordia New" w:asciiTheme="minorBidi" w:hAnsiTheme="minorBidi"/>
+          <w:sz w:val="28"/>
+          <w:szCs w:val="28"/>
+          <w:lang w:bidi="th-TH"/>
+        </w:rPr>
+      </w:pPr>
+      <w:r>
+        <w:rPr>
+          <w:rFonts w:asciiTheme="minorBidi" w:hAnsiTheme="minorBidi" w:ascii="Cordia New" w:hAnsi="Cordia New"/>
+          <w:sz w:val="28"/>
+          <w:szCs w:val="28"/>
+          <w:lang w:bidi="th-TH"/>
+        </w:rPr>
+      </w:r>
+    </w:p>
+    <w:p>
+      <w:pPr>
+        <w:pStyle w:val="Normal"/>
+        <w:tabs>
+          <w:tab w:val="clear" w:pos="720"/>
+          <w:tab w:val="left" w:pos="560" w:leader="none"/>
+          <w:tab w:val="left" w:pos="1120" w:leader="none"/>
+          <w:tab w:val="left" w:pos="1680" w:leader="none"/>
+          <w:tab w:val="left" w:pos="2240" w:leader="none"/>
+          <w:tab w:val="left" w:pos="2800" w:leader="none"/>
+          <w:tab w:val="left" w:pos="3360" w:leader="none"/>
+          <w:tab w:val="left" w:pos="3920" w:leader="none"/>
+          <w:tab w:val="left" w:pos="4480" w:leader="none"/>
+          <w:tab w:val="left" w:pos="5040" w:leader="none"/>
+          <w:tab w:val="left" w:pos="5600" w:leader="none"/>
+          <w:tab w:val="left" w:pos="6160" w:leader="none"/>
+          <w:tab w:val="left" w:pos="6720" w:leader="none"/>
+        </w:tabs>
+        <w:spacing w:lineRule="auto" w:line="240" w:before="0" w:after="0"/>
+        <w:rPr>
+          <w:rFonts w:ascii="Cordia New" w:hAnsi="Cordia New" w:asciiTheme="minorBidi" w:hAnsiTheme="minorBidi"/>
+          <w:sz w:val="28"/>
+          <w:szCs w:val="28"/>
+          <w:lang w:bidi="th-TH"/>
+        </w:rPr>
+      </w:pPr>
+      <w:r>
+        <w:rPr>
+          <w:rFonts w:ascii="Cordia New" w:hAnsi="Cordia New" w:asciiTheme="minorBidi" w:hAnsiTheme="minorBidi"/>
+          <w:sz w:val="28"/>
+          <w:szCs w:val="28"/>
+          <w:lang w:bidi="th-TH"/>
+        </w:rPr>
         <w:t xml:space="preserve">การทดลองที่ </w:t>
       </w:r>
       <w:r>
         <w:rPr>
+          <w:rFonts w:asciiTheme="minorBidi" w:hAnsiTheme="minorBidi" w:ascii="Cordia New" w:hAnsi="Cordia New"/>
+          <w:sz w:val="28"/>
+          <w:szCs w:val="28"/>
+          <w:lang w:bidi="th-TH"/>
+        </w:rPr>
+        <w:t xml:space="preserve">3  </w:t>
+      </w:r>
+      <w:r>
+        <w:rPr>
           <w:rFonts w:ascii="Cordia New" w:hAnsi="Cordia New" w:asciiTheme="minorBidi" w:hAnsiTheme="minorBidi"/>
           <w:sz w:val="28"/>
           <w:szCs w:val="28"/>
           <w:lang w:bidi="th-TH"/>
         </w:rPr>
-        <w:t xml:space="preserve">3  </w:t>
-      </w:r>
-      <w:r>
-        <w:rPr>
-          <w:rFonts w:ascii="Cordia New" w:hAnsi="Cordia New" w:asciiTheme="minorBidi" w:hAnsiTheme="minorBidi"/>
-          <w:sz w:val="28"/>
-          <w:szCs w:val="28"/>
-          <w:lang w:bidi="th-TH"/>
-        </w:rPr>
         <w:t xml:space="preserve">สร้างฟังก์ชันในการท่องเข้าไปในต้นไม้ </w:t>
       </w:r>
       <w:r>
         <w:rPr>
-          <w:rFonts w:ascii="Cordia New" w:hAnsi="Cordia New" w:asciiTheme="minorBidi" w:hAnsiTheme="minorBidi"/>
+          <w:rFonts w:asciiTheme="minorBidi" w:hAnsiTheme="minorBidi" w:ascii="Cordia New" w:hAnsi="Cordia New"/>
           <w:sz w:val="28"/>
           <w:szCs w:val="28"/>
           <w:lang w:bidi="th-TH"/>
@@ -2179,13 +6660,464 @@
             </w:pPr>
             <w:r>
               <w:rPr>
-                <w:rFonts w:eastAsia="Calibri" w:cs="Cordia New" w:ascii="Cordia New" w:hAnsi="Cordia New" w:asciiTheme="minorBidi" w:hAnsiTheme="minorBidi"/>
+                <w:rFonts w:eastAsia="Calibri" w:cs="Cordia New" w:ascii="Droid Sans Mono;monospace" w:hAnsi="Droid Sans Mono;monospace"/>
+                <w:b w:val="false"/>
+                <w:color w:val="FF7B72"/>
                 <w:kern w:val="0"/>
-                <w:sz w:val="28"/>
-                <w:szCs w:val="28"/>
+                <w:sz w:val="30"/>
+                <w:szCs w:val="28"/>
+                <w:shd w:fill="121314" w:val="clear"/>
                 <w:lang w:val="en-US" w:eastAsia="en-US" w:bidi="th-TH"/>
               </w:rPr>
-              <w:t>void PreOrder(TYPE_NODEPTR T)</w:t>
+              <w:t>void</w:t>
+            </w:r>
+            <w:r>
+              <w:rPr>
+                <w:rFonts w:eastAsia="Calibri" w:cs="Cordia New" w:ascii="Droid Sans Mono;monospace" w:hAnsi="Droid Sans Mono;monospace"/>
+                <w:b w:val="false"/>
+                <w:color w:val="BBBEBF"/>
+                <w:kern w:val="0"/>
+                <w:sz w:val="30"/>
+                <w:szCs w:val="28"/>
+                <w:shd w:fill="121314" w:val="clear"/>
+                <w:lang w:val="en-US" w:eastAsia="en-US" w:bidi="th-TH"/>
+              </w:rPr>
+              <w:t xml:space="preserve"> </w:t>
+            </w:r>
+            <w:r>
+              <w:rPr>
+                <w:rFonts w:eastAsia="Calibri" w:cs="Cordia New" w:ascii="Droid Sans Mono;monospace" w:hAnsi="Droid Sans Mono;monospace"/>
+                <w:b w:val="false"/>
+                <w:color w:val="D2A8FF"/>
+                <w:kern w:val="0"/>
+                <w:sz w:val="30"/>
+                <w:szCs w:val="28"/>
+                <w:shd w:fill="121314" w:val="clear"/>
+                <w:lang w:val="en-US" w:eastAsia="en-US" w:bidi="th-TH"/>
+              </w:rPr>
+              <w:t>preOrderTraversal</w:t>
+            </w:r>
+            <w:r>
+              <w:rPr>
+                <w:rFonts w:eastAsia="Calibri" w:cs="Cordia New" w:ascii="Droid Sans Mono;monospace" w:hAnsi="Droid Sans Mono;monospace"/>
+                <w:b w:val="false"/>
+                <w:color w:val="BBBEBF"/>
+                <w:kern w:val="0"/>
+                <w:sz w:val="30"/>
+                <w:szCs w:val="28"/>
+                <w:shd w:fill="121314" w:val="clear"/>
+                <w:lang w:val="en-US" w:eastAsia="en-US" w:bidi="th-TH"/>
+              </w:rPr>
+              <w:t>(</w:t>
+            </w:r>
+            <w:r>
+              <w:rPr>
+                <w:rFonts w:eastAsia="Calibri" w:cs="Cordia New" w:ascii="Droid Sans Mono;monospace" w:hAnsi="Droid Sans Mono;monospace"/>
+                <w:b w:val="false"/>
+                <w:color w:val="4EC9B0"/>
+                <w:kern w:val="0"/>
+                <w:sz w:val="30"/>
+                <w:szCs w:val="28"/>
+                <w:shd w:fill="121314" w:val="clear"/>
+                <w:lang w:val="en-US" w:eastAsia="en-US" w:bidi="th-TH"/>
+              </w:rPr>
+              <w:t>TYPE_NODEPTR</w:t>
+            </w:r>
+            <w:r>
+              <w:rPr>
+                <w:rFonts w:eastAsia="Calibri" w:cs="Cordia New" w:ascii="Droid Sans Mono;monospace" w:hAnsi="Droid Sans Mono;monospace"/>
+                <w:b w:val="false"/>
+                <w:color w:val="BBBEBF"/>
+                <w:kern w:val="0"/>
+                <w:sz w:val="30"/>
+                <w:szCs w:val="28"/>
+                <w:shd w:fill="121314" w:val="clear"/>
+                <w:lang w:val="en-US" w:eastAsia="en-US" w:bidi="th-TH"/>
+              </w:rPr>
+              <w:t xml:space="preserve"> </w:t>
+            </w:r>
+            <w:r>
+              <w:rPr>
+                <w:rFonts w:eastAsia="Calibri" w:cs="Cordia New" w:ascii="Droid Sans Mono;monospace" w:hAnsi="Droid Sans Mono;monospace"/>
+                <w:b w:val="false"/>
+                <w:color w:val="FFA657"/>
+                <w:kern w:val="0"/>
+                <w:sz w:val="30"/>
+                <w:szCs w:val="28"/>
+                <w:shd w:fill="121314" w:val="clear"/>
+                <w:lang w:val="en-US" w:eastAsia="en-US" w:bidi="th-TH"/>
+              </w:rPr>
+              <w:t>node</w:t>
+            </w:r>
+            <w:r>
+              <w:rPr>
+                <w:rFonts w:eastAsia="Calibri" w:cs="Cordia New" w:ascii="Droid Sans Mono;monospace" w:hAnsi="Droid Sans Mono;monospace"/>
+                <w:b w:val="false"/>
+                <w:color w:val="BBBEBF"/>
+                <w:kern w:val="0"/>
+                <w:sz w:val="30"/>
+                <w:szCs w:val="28"/>
+                <w:shd w:fill="121314" w:val="clear"/>
+                <w:lang w:val="en-US" w:eastAsia="en-US" w:bidi="th-TH"/>
+              </w:rPr>
+              <w:t xml:space="preserve">) </w:t>
+            </w:r>
+            <w:r>
+              <w:rPr>
+                <w:rFonts w:eastAsia="Calibri" w:cs="Cordia New" w:ascii="Droid Sans Mono;monospace" w:hAnsi="Droid Sans Mono;monospace"/>
+                <w:b w:val="false"/>
+                <w:color w:val="C9D1D9"/>
+                <w:kern w:val="0"/>
+                <w:sz w:val="30"/>
+                <w:szCs w:val="28"/>
+                <w:shd w:fill="121314" w:val="clear"/>
+                <w:lang w:val="en-US" w:eastAsia="en-US" w:bidi="th-TH"/>
+              </w:rPr>
+              <w:t>{</w:t>
+            </w:r>
+          </w:p>
+          <w:p>
+            <w:pPr>
+              <w:pStyle w:val="Normal"/>
+              <w:spacing w:lineRule="atLeast" w:line="405" w:before="0" w:after="0"/>
+              <w:ind w:hanging="0" w:start="0" w:end="0"/>
+              <w:rPr>
+                <w:rFonts w:ascii="Droid Sans Mono;monospace" w:hAnsi="Droid Sans Mono;monospace"/>
+                <w:b w:val="false"/>
+                <w:color w:val="BBBEBF"/>
+                <w:sz w:val="30"/>
+                <w:shd w:fill="121314" w:val="clear"/>
+              </w:rPr>
+            </w:pPr>
+            <w:r>
+              <w:rPr>
+                <w:rFonts w:ascii="Droid Sans Mono;monospace" w:hAnsi="Droid Sans Mono;monospace"/>
+                <w:b w:val="false"/>
+                <w:color w:val="C586C0"/>
+                <w:sz w:val="30"/>
+                <w:shd w:fill="121314" w:val="clear"/>
+              </w:rPr>
+              <w:t>if</w:t>
+            </w:r>
+            <w:r>
+              <w:rPr>
+                <w:rFonts w:ascii="Droid Sans Mono;monospace" w:hAnsi="Droid Sans Mono;monospace"/>
+                <w:b w:val="false"/>
+                <w:color w:val="C9D1D9"/>
+                <w:sz w:val="30"/>
+                <w:shd w:fill="121314" w:val="clear"/>
+              </w:rPr>
+              <w:t xml:space="preserve"> (</w:t>
+            </w:r>
+            <w:r>
+              <w:rPr>
+                <w:rFonts w:ascii="Droid Sans Mono;monospace" w:hAnsi="Droid Sans Mono;monospace"/>
+                <w:b w:val="false"/>
+                <w:color w:val="FFA657"/>
+                <w:sz w:val="30"/>
+                <w:shd w:fill="121314" w:val="clear"/>
+              </w:rPr>
+              <w:t>node</w:t>
+            </w:r>
+            <w:r>
+              <w:rPr>
+                <w:rFonts w:ascii="Droid Sans Mono;monospace" w:hAnsi="Droid Sans Mono;monospace"/>
+                <w:b w:val="false"/>
+                <w:color w:val="C9D1D9"/>
+                <w:sz w:val="30"/>
+                <w:shd w:fill="121314" w:val="clear"/>
+              </w:rPr>
+              <w:t xml:space="preserve"> </w:t>
+            </w:r>
+            <w:r>
+              <w:rPr>
+                <w:rFonts w:ascii="Droid Sans Mono;monospace" w:hAnsi="Droid Sans Mono;monospace"/>
+                <w:b w:val="false"/>
+                <w:color w:val="D4D4D4"/>
+                <w:sz w:val="30"/>
+                <w:shd w:fill="121314" w:val="clear"/>
+              </w:rPr>
+              <w:t>!=</w:t>
+            </w:r>
+            <w:r>
+              <w:rPr>
+                <w:rFonts w:ascii="Droid Sans Mono;monospace" w:hAnsi="Droid Sans Mono;monospace"/>
+                <w:b w:val="false"/>
+                <w:color w:val="C9D1D9"/>
+                <w:sz w:val="30"/>
+                <w:shd w:fill="121314" w:val="clear"/>
+              </w:rPr>
+              <w:t xml:space="preserve"> </w:t>
+            </w:r>
+            <w:r>
+              <w:rPr>
+                <w:rFonts w:ascii="Droid Sans Mono;monospace" w:hAnsi="Droid Sans Mono;monospace"/>
+                <w:b w:val="false"/>
+                <w:color w:val="569CD6"/>
+                <w:sz w:val="30"/>
+                <w:shd w:fill="121314" w:val="clear"/>
+              </w:rPr>
+              <w:t>NULL</w:t>
+            </w:r>
+            <w:r>
+              <w:rPr>
+                <w:rFonts w:ascii="Droid Sans Mono;monospace" w:hAnsi="Droid Sans Mono;monospace"/>
+                <w:b w:val="false"/>
+                <w:color w:val="C9D1D9"/>
+                <w:sz w:val="30"/>
+                <w:shd w:fill="121314" w:val="clear"/>
+              </w:rPr>
+              <w:t>) {</w:t>
+            </w:r>
+          </w:p>
+          <w:p>
+            <w:pPr>
+              <w:pStyle w:val="Normal"/>
+              <w:spacing w:lineRule="atLeast" w:line="405" w:before="0" w:after="0"/>
+              <w:ind w:hanging="0" w:start="0" w:end="0"/>
+              <w:rPr>
+                <w:rFonts w:ascii="Droid Sans Mono;monospace" w:hAnsi="Droid Sans Mono;monospace"/>
+                <w:b w:val="false"/>
+                <w:color w:val="BBBEBF"/>
+                <w:sz w:val="30"/>
+                <w:shd w:fill="121314" w:val="clear"/>
+              </w:rPr>
+            </w:pPr>
+            <w:r>
+              <w:rPr>
+                <w:rFonts w:ascii="Droid Sans Mono;monospace" w:hAnsi="Droid Sans Mono;monospace"/>
+                <w:b w:val="false"/>
+                <w:color w:val="D2A8FF"/>
+                <w:sz w:val="30"/>
+                <w:shd w:fill="121314" w:val="clear"/>
+              </w:rPr>
+              <w:t>printf</w:t>
+            </w:r>
+            <w:r>
+              <w:rPr>
+                <w:rFonts w:ascii="Droid Sans Mono;monospace" w:hAnsi="Droid Sans Mono;monospace"/>
+                <w:b w:val="false"/>
+                <w:color w:val="C9D1D9"/>
+                <w:sz w:val="30"/>
+                <w:shd w:fill="121314" w:val="clear"/>
+              </w:rPr>
+              <w:t>(</w:t>
+            </w:r>
+            <w:r>
+              <w:rPr>
+                <w:rFonts w:ascii="Droid Sans Mono;monospace" w:hAnsi="Droid Sans Mono;monospace"/>
+                <w:b w:val="false"/>
+                <w:color w:val="A5D6FF"/>
+                <w:sz w:val="30"/>
+                <w:shd w:fill="121314" w:val="clear"/>
+              </w:rPr>
+              <w:t xml:space="preserve">" </w:t>
+            </w:r>
+            <w:r>
+              <w:rPr>
+                <w:rFonts w:ascii="Droid Sans Mono;monospace" w:hAnsi="Droid Sans Mono;monospace"/>
+                <w:b w:val="false"/>
+                <w:color w:val="FF7B72"/>
+                <w:sz w:val="30"/>
+                <w:shd w:fill="121314" w:val="clear"/>
+              </w:rPr>
+              <w:t>%d</w:t>
+            </w:r>
+            <w:r>
+              <w:rPr>
+                <w:rFonts w:ascii="Droid Sans Mono;monospace" w:hAnsi="Droid Sans Mono;monospace"/>
+                <w:b w:val="false"/>
+                <w:color w:val="A5D6FF"/>
+                <w:sz w:val="30"/>
+                <w:shd w:fill="121314" w:val="clear"/>
+              </w:rPr>
+              <w:t xml:space="preserve"> -&gt;"</w:t>
+            </w:r>
+            <w:r>
+              <w:rPr>
+                <w:rFonts w:ascii="Droid Sans Mono;monospace" w:hAnsi="Droid Sans Mono;monospace"/>
+                <w:b w:val="false"/>
+                <w:color w:val="C9D1D9"/>
+                <w:sz w:val="30"/>
+                <w:shd w:fill="121314" w:val="clear"/>
+              </w:rPr>
+              <w:t xml:space="preserve">, </w:t>
+            </w:r>
+            <w:r>
+              <w:rPr>
+                <w:rFonts w:ascii="Droid Sans Mono;monospace" w:hAnsi="Droid Sans Mono;monospace"/>
+                <w:b w:val="false"/>
+                <w:color w:val="FFA657"/>
+                <w:sz w:val="30"/>
+                <w:shd w:fill="121314" w:val="clear"/>
+              </w:rPr>
+              <w:t>node</w:t>
+            </w:r>
+            <w:r>
+              <w:rPr>
+                <w:rFonts w:ascii="Droid Sans Mono;monospace" w:hAnsi="Droid Sans Mono;monospace"/>
+                <w:b w:val="false"/>
+                <w:color w:val="C9D1D9"/>
+                <w:sz w:val="30"/>
+                <w:shd w:fill="121314" w:val="clear"/>
+              </w:rPr>
+              <w:t>-&gt;data);</w:t>
+            </w:r>
+          </w:p>
+          <w:p>
+            <w:pPr>
+              <w:pStyle w:val="Normal"/>
+              <w:spacing w:lineRule="atLeast" w:line="405" w:before="0" w:after="0"/>
+              <w:ind w:hanging="0" w:start="0" w:end="0"/>
+              <w:rPr>
+                <w:rFonts w:ascii="Droid Sans Mono;monospace" w:hAnsi="Droid Sans Mono;monospace"/>
+                <w:b w:val="false"/>
+                <w:color w:val="BBBEBF"/>
+                <w:sz w:val="30"/>
+                <w:shd w:fill="121314" w:val="clear"/>
+              </w:rPr>
+            </w:pPr>
+            <w:r>
+              <w:rPr>
+                <w:rFonts w:ascii="Droid Sans Mono;monospace" w:hAnsi="Droid Sans Mono;monospace"/>
+                <w:b w:val="false"/>
+                <w:color w:val="D2A8FF"/>
+                <w:sz w:val="30"/>
+                <w:shd w:fill="121314" w:val="clear"/>
+              </w:rPr>
+              <w:t>preOrderTraversal</w:t>
+            </w:r>
+            <w:r>
+              <w:rPr>
+                <w:rFonts w:ascii="Droid Sans Mono;monospace" w:hAnsi="Droid Sans Mono;monospace"/>
+                <w:b w:val="false"/>
+                <w:color w:val="C9D1D9"/>
+                <w:sz w:val="30"/>
+                <w:shd w:fill="121314" w:val="clear"/>
+              </w:rPr>
+              <w:t>(</w:t>
+            </w:r>
+            <w:r>
+              <w:rPr>
+                <w:rFonts w:ascii="Droid Sans Mono;monospace" w:hAnsi="Droid Sans Mono;monospace"/>
+                <w:b w:val="false"/>
+                <w:color w:val="FFA657"/>
+                <w:sz w:val="30"/>
+                <w:shd w:fill="121314" w:val="clear"/>
+              </w:rPr>
+              <w:t>node</w:t>
+            </w:r>
+            <w:r>
+              <w:rPr>
+                <w:rFonts w:ascii="Droid Sans Mono;monospace" w:hAnsi="Droid Sans Mono;monospace"/>
+                <w:b w:val="false"/>
+                <w:color w:val="C9D1D9"/>
+                <w:sz w:val="30"/>
+                <w:shd w:fill="121314" w:val="clear"/>
+              </w:rPr>
+              <w:t>-&gt;left);</w:t>
+            </w:r>
+          </w:p>
+          <w:p>
+            <w:pPr>
+              <w:pStyle w:val="Normal"/>
+              <w:spacing w:lineRule="atLeast" w:line="405" w:before="0" w:after="0"/>
+              <w:ind w:hanging="0" w:start="0" w:end="0"/>
+              <w:rPr>
+                <w:rFonts w:ascii="Droid Sans Mono;monospace" w:hAnsi="Droid Sans Mono;monospace"/>
+                <w:b w:val="false"/>
+                <w:color w:val="BBBEBF"/>
+                <w:sz w:val="30"/>
+                <w:shd w:fill="121314" w:val="clear"/>
+              </w:rPr>
+            </w:pPr>
+            <w:r>
+              <w:rPr>
+                <w:rFonts w:ascii="Droid Sans Mono;monospace" w:hAnsi="Droid Sans Mono;monospace"/>
+                <w:b w:val="false"/>
+                <w:color w:val="D2A8FF"/>
+                <w:sz w:val="30"/>
+                <w:shd w:fill="121314" w:val="clear"/>
+              </w:rPr>
+              <w:t>preOrderTraversal</w:t>
+            </w:r>
+            <w:r>
+              <w:rPr>
+                <w:rFonts w:ascii="Droid Sans Mono;monospace" w:hAnsi="Droid Sans Mono;monospace"/>
+                <w:b w:val="false"/>
+                <w:color w:val="C9D1D9"/>
+                <w:sz w:val="30"/>
+                <w:shd w:fill="121314" w:val="clear"/>
+              </w:rPr>
+              <w:t>(</w:t>
+            </w:r>
+            <w:r>
+              <w:rPr>
+                <w:rFonts w:ascii="Droid Sans Mono;monospace" w:hAnsi="Droid Sans Mono;monospace"/>
+                <w:b w:val="false"/>
+                <w:color w:val="FFA657"/>
+                <w:sz w:val="30"/>
+                <w:shd w:fill="121314" w:val="clear"/>
+              </w:rPr>
+              <w:t>node</w:t>
+            </w:r>
+            <w:r>
+              <w:rPr>
+                <w:rFonts w:ascii="Droid Sans Mono;monospace" w:hAnsi="Droid Sans Mono;monospace"/>
+                <w:b w:val="false"/>
+                <w:color w:val="C9D1D9"/>
+                <w:sz w:val="30"/>
+                <w:shd w:fill="121314" w:val="clear"/>
+              </w:rPr>
+              <w:t>-&gt;right);</w:t>
+            </w:r>
+          </w:p>
+          <w:p>
+            <w:pPr>
+              <w:pStyle w:val="Normal"/>
+              <w:spacing w:lineRule="atLeast" w:line="405" w:before="0" w:after="0"/>
+              <w:ind w:hanging="0" w:start="0" w:end="0"/>
+              <w:rPr>
+                <w:rFonts w:ascii="Droid Sans Mono;monospace" w:hAnsi="Droid Sans Mono;monospace"/>
+                <w:b w:val="false"/>
+                <w:color w:val="C9D1D9"/>
+                <w:sz w:val="30"/>
+                <w:shd w:fill="121314" w:val="clear"/>
+              </w:rPr>
+            </w:pPr>
+            <w:r>
+              <w:rPr>
+                <w:rFonts w:ascii="Droid Sans Mono;monospace" w:hAnsi="Droid Sans Mono;monospace"/>
+                <w:b w:val="false"/>
+                <w:color w:val="C9D1D9"/>
+                <w:sz w:val="30"/>
+                <w:shd w:fill="121314" w:val="clear"/>
+              </w:rPr>
+              <w:t>}</w:t>
+            </w:r>
+          </w:p>
+          <w:p>
+            <w:pPr>
+              <w:pStyle w:val="Normal"/>
+              <w:spacing w:lineRule="atLeast" w:line="405" w:before="0" w:after="0"/>
+              <w:ind w:hanging="0" w:start="0" w:end="0"/>
+              <w:rPr>
+                <w:rFonts w:ascii="Droid Sans Mono;monospace" w:hAnsi="Droid Sans Mono;monospace"/>
+                <w:b w:val="false"/>
+                <w:color w:val="C9D1D9"/>
+                <w:sz w:val="30"/>
+                <w:shd w:fill="121314" w:val="clear"/>
+              </w:rPr>
+            </w:pPr>
+            <w:r>
+              <w:rPr>
+                <w:rFonts w:ascii="Droid Sans Mono;monospace" w:hAnsi="Droid Sans Mono;monospace"/>
+                <w:b w:val="false"/>
+                <w:color w:val="C9D1D9"/>
+                <w:sz w:val="30"/>
+                <w:shd w:fill="121314" w:val="clear"/>
+              </w:rPr>
+              <w:t>}</w:t>
             </w:r>
           </w:p>
           <w:p>
@@ -2530,12 +7462,6 @@
               </w:rPr>
             </w:r>
           </w:p>
-        </w:tc>
-        <w:tc>
-          <w:tcPr>
-            <w:tcW w:w="3290" w:type="dxa"/>
-            <w:tcBorders/>
-          </w:tcPr>
           <w:p>
             <w:pPr>
               <w:pStyle w:val="Normal"/>
@@ -2566,15 +7492,20 @@
             </w:pPr>
             <w:r>
               <w:rPr>
-                <w:rFonts w:eastAsia="Calibri" w:cs="Cordia New" w:ascii="Cordia New" w:hAnsi="Cordia New" w:asciiTheme="minorBidi" w:hAnsiTheme="minorBidi"/>
+                <w:rFonts w:eastAsia="Calibri" w:cs="Cordia New" w:ascii="Cordia New" w:hAnsi="Cordia New"/>
                 <w:kern w:val="0"/>
                 <w:sz w:val="28"/>
                 <w:szCs w:val="28"/>
                 <w:lang w:val="en-US" w:eastAsia="en-US" w:bidi="th-TH"/>
               </w:rPr>
-              <w:t>void InOrder(TYPE_NODEPTR T)</w:t>
-            </w:r>
-          </w:p>
+            </w:r>
+          </w:p>
+        </w:tc>
+        <w:tc>
+          <w:tcPr>
+            <w:tcW w:w="3290" w:type="dxa"/>
+            <w:tcBorders/>
+          </w:tcPr>
           <w:p>
             <w:pPr>
               <w:pStyle w:val="Normal"/>
@@ -2605,20 +7536,466 @@
             </w:pPr>
             <w:r>
               <w:rPr>
-                <w:rFonts w:eastAsia="Calibri" w:cs="Cordia New" w:ascii="Cordia New" w:hAnsi="Cordia New"/>
+                <w:rFonts w:eastAsia="Calibri" w:cs="Cordia New" w:ascii="Droid Sans Mono;monospace" w:hAnsi="Droid Sans Mono;monospace"/>
+                <w:b w:val="false"/>
+                <w:color w:val="FF7B72"/>
                 <w:kern w:val="0"/>
-                <w:sz w:val="28"/>
-                <w:szCs w:val="28"/>
+                <w:sz w:val="30"/>
+                <w:szCs w:val="28"/>
+                <w:shd w:fill="121314" w:val="clear"/>
                 <w:lang w:val="en-US" w:eastAsia="en-US" w:bidi="th-TH"/>
               </w:rPr>
-            </w:r>
-          </w:p>
-        </w:tc>
-        <w:tc>
-          <w:tcPr>
-            <w:tcW w:w="3331" w:type="dxa"/>
-            <w:tcBorders/>
-          </w:tcPr>
+              <w:t>void</w:t>
+            </w:r>
+            <w:r>
+              <w:rPr>
+                <w:rFonts w:eastAsia="Calibri" w:cs="Cordia New" w:ascii="Droid Sans Mono;monospace" w:hAnsi="Droid Sans Mono;monospace"/>
+                <w:b w:val="false"/>
+                <w:color w:val="BBBEBF"/>
+                <w:kern w:val="0"/>
+                <w:sz w:val="30"/>
+                <w:szCs w:val="28"/>
+                <w:shd w:fill="121314" w:val="clear"/>
+                <w:lang w:val="en-US" w:eastAsia="en-US" w:bidi="th-TH"/>
+              </w:rPr>
+              <w:t xml:space="preserve"> </w:t>
+            </w:r>
+            <w:r>
+              <w:rPr>
+                <w:rFonts w:eastAsia="Calibri" w:cs="Cordia New" w:ascii="Droid Sans Mono;monospace" w:hAnsi="Droid Sans Mono;monospace"/>
+                <w:b w:val="false"/>
+                <w:color w:val="D2A8FF"/>
+                <w:kern w:val="0"/>
+                <w:sz w:val="30"/>
+                <w:szCs w:val="28"/>
+                <w:shd w:fill="121314" w:val="clear"/>
+                <w:lang w:val="en-US" w:eastAsia="en-US" w:bidi="th-TH"/>
+              </w:rPr>
+              <w:t>inorderTraversal</w:t>
+            </w:r>
+            <w:r>
+              <w:rPr>
+                <w:rFonts w:eastAsia="Calibri" w:cs="Cordia New" w:ascii="Droid Sans Mono;monospace" w:hAnsi="Droid Sans Mono;monospace"/>
+                <w:b w:val="false"/>
+                <w:color w:val="BBBEBF"/>
+                <w:kern w:val="0"/>
+                <w:sz w:val="30"/>
+                <w:szCs w:val="28"/>
+                <w:shd w:fill="121314" w:val="clear"/>
+                <w:lang w:val="en-US" w:eastAsia="en-US" w:bidi="th-TH"/>
+              </w:rPr>
+              <w:t>(</w:t>
+            </w:r>
+            <w:r>
+              <w:rPr>
+                <w:rFonts w:eastAsia="Calibri" w:cs="Cordia New" w:ascii="Droid Sans Mono;monospace" w:hAnsi="Droid Sans Mono;monospace"/>
+                <w:b w:val="false"/>
+                <w:color w:val="4EC9B0"/>
+                <w:kern w:val="0"/>
+                <w:sz w:val="30"/>
+                <w:szCs w:val="28"/>
+                <w:shd w:fill="121314" w:val="clear"/>
+                <w:lang w:val="en-US" w:eastAsia="en-US" w:bidi="th-TH"/>
+              </w:rPr>
+              <w:t>TYPE_NODEPTR</w:t>
+            </w:r>
+            <w:r>
+              <w:rPr>
+                <w:rFonts w:eastAsia="Calibri" w:cs="Cordia New" w:ascii="Droid Sans Mono;monospace" w:hAnsi="Droid Sans Mono;monospace"/>
+                <w:b w:val="false"/>
+                <w:color w:val="BBBEBF"/>
+                <w:kern w:val="0"/>
+                <w:sz w:val="30"/>
+                <w:szCs w:val="28"/>
+                <w:shd w:fill="121314" w:val="clear"/>
+                <w:lang w:val="en-US" w:eastAsia="en-US" w:bidi="th-TH"/>
+              </w:rPr>
+              <w:t xml:space="preserve"> </w:t>
+            </w:r>
+            <w:r>
+              <w:rPr>
+                <w:rFonts w:eastAsia="Calibri" w:cs="Cordia New" w:ascii="Droid Sans Mono;monospace" w:hAnsi="Droid Sans Mono;monospace"/>
+                <w:b w:val="false"/>
+                <w:color w:val="FFA657"/>
+                <w:kern w:val="0"/>
+                <w:sz w:val="30"/>
+                <w:szCs w:val="28"/>
+                <w:shd w:fill="121314" w:val="clear"/>
+                <w:lang w:val="en-US" w:eastAsia="en-US" w:bidi="th-TH"/>
+              </w:rPr>
+              <w:t>node</w:t>
+            </w:r>
+            <w:r>
+              <w:rPr>
+                <w:rFonts w:eastAsia="Calibri" w:cs="Cordia New" w:ascii="Droid Sans Mono;monospace" w:hAnsi="Droid Sans Mono;monospace"/>
+                <w:b w:val="false"/>
+                <w:color w:val="BBBEBF"/>
+                <w:kern w:val="0"/>
+                <w:sz w:val="30"/>
+                <w:szCs w:val="28"/>
+                <w:shd w:fill="121314" w:val="clear"/>
+                <w:lang w:val="en-US" w:eastAsia="en-US" w:bidi="th-TH"/>
+              </w:rPr>
+              <w:t xml:space="preserve">) </w:t>
+            </w:r>
+            <w:r>
+              <w:rPr>
+                <w:rFonts w:eastAsia="Calibri" w:cs="Cordia New" w:ascii="Droid Sans Mono;monospace" w:hAnsi="Droid Sans Mono;monospace"/>
+                <w:b w:val="false"/>
+                <w:color w:val="C9D1D9"/>
+                <w:kern w:val="0"/>
+                <w:sz w:val="30"/>
+                <w:szCs w:val="28"/>
+                <w:shd w:fill="121314" w:val="clear"/>
+                <w:lang w:val="en-US" w:eastAsia="en-US" w:bidi="th-TH"/>
+              </w:rPr>
+              <w:t>{</w:t>
+            </w:r>
+          </w:p>
+          <w:p>
+            <w:pPr>
+              <w:pStyle w:val="Normal"/>
+              <w:spacing w:lineRule="atLeast" w:line="405" w:before="0" w:after="0"/>
+              <w:ind w:hanging="0" w:start="0" w:end="0"/>
+              <w:rPr>
+                <w:rFonts w:ascii="Droid Sans Mono;monospace" w:hAnsi="Droid Sans Mono;monospace"/>
+                <w:b w:val="false"/>
+                <w:color w:val="BBBEBF"/>
+                <w:sz w:val="30"/>
+                <w:shd w:fill="121314" w:val="clear"/>
+              </w:rPr>
+            </w:pPr>
+            <w:r>
+              <w:rPr>
+                <w:rFonts w:ascii="Droid Sans Mono;monospace" w:hAnsi="Droid Sans Mono;monospace"/>
+                <w:b w:val="false"/>
+                <w:color w:val="C586C0"/>
+                <w:sz w:val="30"/>
+                <w:shd w:fill="121314" w:val="clear"/>
+              </w:rPr>
+              <w:t>if</w:t>
+            </w:r>
+            <w:r>
+              <w:rPr>
+                <w:rFonts w:ascii="Droid Sans Mono;monospace" w:hAnsi="Droid Sans Mono;monospace"/>
+                <w:b w:val="false"/>
+                <w:color w:val="C9D1D9"/>
+                <w:sz w:val="30"/>
+                <w:shd w:fill="121314" w:val="clear"/>
+              </w:rPr>
+              <w:t xml:space="preserve"> (</w:t>
+            </w:r>
+            <w:r>
+              <w:rPr>
+                <w:rFonts w:ascii="Droid Sans Mono;monospace" w:hAnsi="Droid Sans Mono;monospace"/>
+                <w:b w:val="false"/>
+                <w:color w:val="FFA657"/>
+                <w:sz w:val="30"/>
+                <w:shd w:fill="121314" w:val="clear"/>
+              </w:rPr>
+              <w:t>node</w:t>
+            </w:r>
+            <w:r>
+              <w:rPr>
+                <w:rFonts w:ascii="Droid Sans Mono;monospace" w:hAnsi="Droid Sans Mono;monospace"/>
+                <w:b w:val="false"/>
+                <w:color w:val="C9D1D9"/>
+                <w:sz w:val="30"/>
+                <w:shd w:fill="121314" w:val="clear"/>
+              </w:rPr>
+              <w:t xml:space="preserve"> </w:t>
+            </w:r>
+            <w:r>
+              <w:rPr>
+                <w:rFonts w:ascii="Droid Sans Mono;monospace" w:hAnsi="Droid Sans Mono;monospace"/>
+                <w:b w:val="false"/>
+                <w:color w:val="D4D4D4"/>
+                <w:sz w:val="30"/>
+                <w:shd w:fill="121314" w:val="clear"/>
+              </w:rPr>
+              <w:t>!=</w:t>
+            </w:r>
+            <w:r>
+              <w:rPr>
+                <w:rFonts w:ascii="Droid Sans Mono;monospace" w:hAnsi="Droid Sans Mono;monospace"/>
+                <w:b w:val="false"/>
+                <w:color w:val="C9D1D9"/>
+                <w:sz w:val="30"/>
+                <w:shd w:fill="121314" w:val="clear"/>
+              </w:rPr>
+              <w:t xml:space="preserve"> </w:t>
+            </w:r>
+            <w:r>
+              <w:rPr>
+                <w:rFonts w:ascii="Droid Sans Mono;monospace" w:hAnsi="Droid Sans Mono;monospace"/>
+                <w:b w:val="false"/>
+                <w:color w:val="569CD6"/>
+                <w:sz w:val="30"/>
+                <w:shd w:fill="121314" w:val="clear"/>
+              </w:rPr>
+              <w:t>NULL</w:t>
+            </w:r>
+            <w:r>
+              <w:rPr>
+                <w:rFonts w:ascii="Droid Sans Mono;monospace" w:hAnsi="Droid Sans Mono;monospace"/>
+                <w:b w:val="false"/>
+                <w:color w:val="C9D1D9"/>
+                <w:sz w:val="30"/>
+                <w:shd w:fill="121314" w:val="clear"/>
+              </w:rPr>
+              <w:t>) {</w:t>
+            </w:r>
+          </w:p>
+          <w:p>
+            <w:pPr>
+              <w:pStyle w:val="Normal"/>
+              <w:spacing w:lineRule="atLeast" w:line="405" w:before="0" w:after="0"/>
+              <w:ind w:hanging="0" w:start="0" w:end="0"/>
+              <w:rPr>
+                <w:rFonts w:ascii="Droid Sans Mono;monospace" w:hAnsi="Droid Sans Mono;monospace"/>
+                <w:b w:val="false"/>
+                <w:color w:val="BBBEBF"/>
+                <w:sz w:val="30"/>
+                <w:shd w:fill="121314" w:val="clear"/>
+              </w:rPr>
+            </w:pPr>
+            <w:r>
+              <w:rPr>
+                <w:rFonts w:ascii="Droid Sans Mono;monospace" w:hAnsi="Droid Sans Mono;monospace"/>
+                <w:b w:val="false"/>
+                <w:color w:val="D2A8FF"/>
+                <w:sz w:val="30"/>
+                <w:shd w:fill="121314" w:val="clear"/>
+              </w:rPr>
+              <w:t>inorderTraversal</w:t>
+            </w:r>
+            <w:r>
+              <w:rPr>
+                <w:rFonts w:ascii="Droid Sans Mono;monospace" w:hAnsi="Droid Sans Mono;monospace"/>
+                <w:b w:val="false"/>
+                <w:color w:val="C9D1D9"/>
+                <w:sz w:val="30"/>
+                <w:shd w:fill="121314" w:val="clear"/>
+              </w:rPr>
+              <w:t>(</w:t>
+            </w:r>
+            <w:r>
+              <w:rPr>
+                <w:rFonts w:ascii="Droid Sans Mono;monospace" w:hAnsi="Droid Sans Mono;monospace"/>
+                <w:b w:val="false"/>
+                <w:color w:val="FFA657"/>
+                <w:sz w:val="30"/>
+                <w:shd w:fill="121314" w:val="clear"/>
+              </w:rPr>
+              <w:t>node</w:t>
+            </w:r>
+            <w:r>
+              <w:rPr>
+                <w:rFonts w:ascii="Droid Sans Mono;monospace" w:hAnsi="Droid Sans Mono;monospace"/>
+                <w:b w:val="false"/>
+                <w:color w:val="C9D1D9"/>
+                <w:sz w:val="30"/>
+                <w:shd w:fill="121314" w:val="clear"/>
+              </w:rPr>
+              <w:t>-&gt;left);</w:t>
+            </w:r>
+          </w:p>
+          <w:p>
+            <w:pPr>
+              <w:pStyle w:val="Normal"/>
+              <w:spacing w:lineRule="atLeast" w:line="405" w:before="0" w:after="0"/>
+              <w:ind w:hanging="0" w:start="0" w:end="0"/>
+              <w:rPr>
+                <w:rFonts w:ascii="Droid Sans Mono;monospace" w:hAnsi="Droid Sans Mono;monospace"/>
+                <w:b w:val="false"/>
+                <w:color w:val="BBBEBF"/>
+                <w:sz w:val="30"/>
+                <w:shd w:fill="121314" w:val="clear"/>
+              </w:rPr>
+            </w:pPr>
+            <w:r>
+              <w:rPr>
+                <w:rFonts w:ascii="Droid Sans Mono;monospace" w:hAnsi="Droid Sans Mono;monospace"/>
+                <w:b w:val="false"/>
+                <w:color w:val="D2A8FF"/>
+                <w:sz w:val="30"/>
+                <w:shd w:fill="121314" w:val="clear"/>
+              </w:rPr>
+              <w:t>printf</w:t>
+            </w:r>
+            <w:r>
+              <w:rPr>
+                <w:rFonts w:ascii="Droid Sans Mono;monospace" w:hAnsi="Droid Sans Mono;monospace"/>
+                <w:b w:val="false"/>
+                <w:color w:val="C9D1D9"/>
+                <w:sz w:val="30"/>
+                <w:shd w:fill="121314" w:val="clear"/>
+              </w:rPr>
+              <w:t>(</w:t>
+            </w:r>
+            <w:r>
+              <w:rPr>
+                <w:rFonts w:ascii="Droid Sans Mono;monospace" w:hAnsi="Droid Sans Mono;monospace"/>
+                <w:b w:val="false"/>
+                <w:color w:val="A5D6FF"/>
+                <w:sz w:val="30"/>
+                <w:shd w:fill="121314" w:val="clear"/>
+              </w:rPr>
+              <w:t xml:space="preserve">" </w:t>
+            </w:r>
+            <w:r>
+              <w:rPr>
+                <w:rFonts w:ascii="Droid Sans Mono;monospace" w:hAnsi="Droid Sans Mono;monospace"/>
+                <w:b w:val="false"/>
+                <w:color w:val="FF7B72"/>
+                <w:sz w:val="30"/>
+                <w:shd w:fill="121314" w:val="clear"/>
+              </w:rPr>
+              <w:t>%d</w:t>
+            </w:r>
+            <w:r>
+              <w:rPr>
+                <w:rFonts w:ascii="Droid Sans Mono;monospace" w:hAnsi="Droid Sans Mono;monospace"/>
+                <w:b w:val="false"/>
+                <w:color w:val="A5D6FF"/>
+                <w:sz w:val="30"/>
+                <w:shd w:fill="121314" w:val="clear"/>
+              </w:rPr>
+              <w:t xml:space="preserve"> -&gt;"</w:t>
+            </w:r>
+            <w:r>
+              <w:rPr>
+                <w:rFonts w:ascii="Droid Sans Mono;monospace" w:hAnsi="Droid Sans Mono;monospace"/>
+                <w:b w:val="false"/>
+                <w:color w:val="C9D1D9"/>
+                <w:sz w:val="30"/>
+                <w:shd w:fill="121314" w:val="clear"/>
+              </w:rPr>
+              <w:t xml:space="preserve">, </w:t>
+            </w:r>
+            <w:r>
+              <w:rPr>
+                <w:rFonts w:ascii="Droid Sans Mono;monospace" w:hAnsi="Droid Sans Mono;monospace"/>
+                <w:b w:val="false"/>
+                <w:color w:val="FFA657"/>
+                <w:sz w:val="30"/>
+                <w:shd w:fill="121314" w:val="clear"/>
+              </w:rPr>
+              <w:t>node</w:t>
+            </w:r>
+            <w:r>
+              <w:rPr>
+                <w:rFonts w:ascii="Droid Sans Mono;monospace" w:hAnsi="Droid Sans Mono;monospace"/>
+                <w:b w:val="false"/>
+                <w:color w:val="C9D1D9"/>
+                <w:sz w:val="30"/>
+                <w:shd w:fill="121314" w:val="clear"/>
+              </w:rPr>
+              <w:t>-&gt;data);</w:t>
+            </w:r>
+          </w:p>
+          <w:p>
+            <w:pPr>
+              <w:pStyle w:val="Normal"/>
+              <w:spacing w:lineRule="atLeast" w:line="405" w:before="0" w:after="0"/>
+              <w:ind w:hanging="0" w:start="0" w:end="0"/>
+              <w:rPr>
+                <w:rFonts w:ascii="Droid Sans Mono;monospace" w:hAnsi="Droid Sans Mono;monospace"/>
+                <w:b w:val="false"/>
+                <w:color w:val="BBBEBF"/>
+                <w:sz w:val="30"/>
+                <w:shd w:fill="121314" w:val="clear"/>
+              </w:rPr>
+            </w:pPr>
+            <w:r>
+              <w:rPr>
+                <w:rFonts w:ascii="Droid Sans Mono;monospace" w:hAnsi="Droid Sans Mono;monospace"/>
+                <w:b w:val="false"/>
+                <w:color w:val="D2A8FF"/>
+                <w:sz w:val="30"/>
+                <w:shd w:fill="121314" w:val="clear"/>
+              </w:rPr>
+              <w:t>inorderTraversal</w:t>
+            </w:r>
+            <w:r>
+              <w:rPr>
+                <w:rFonts w:ascii="Droid Sans Mono;monospace" w:hAnsi="Droid Sans Mono;monospace"/>
+                <w:b w:val="false"/>
+                <w:color w:val="C9D1D9"/>
+                <w:sz w:val="30"/>
+                <w:shd w:fill="121314" w:val="clear"/>
+              </w:rPr>
+              <w:t>(</w:t>
+            </w:r>
+            <w:r>
+              <w:rPr>
+                <w:rFonts w:ascii="Droid Sans Mono;monospace" w:hAnsi="Droid Sans Mono;monospace"/>
+                <w:b w:val="false"/>
+                <w:color w:val="FFA657"/>
+                <w:sz w:val="30"/>
+                <w:shd w:fill="121314" w:val="clear"/>
+              </w:rPr>
+              <w:t>node</w:t>
+            </w:r>
+            <w:r>
+              <w:rPr>
+                <w:rFonts w:ascii="Droid Sans Mono;monospace" w:hAnsi="Droid Sans Mono;monospace"/>
+                <w:b w:val="false"/>
+                <w:color w:val="C9D1D9"/>
+                <w:sz w:val="30"/>
+                <w:shd w:fill="121314" w:val="clear"/>
+              </w:rPr>
+              <w:t>-&gt;right);</w:t>
+            </w:r>
+          </w:p>
+          <w:p>
+            <w:pPr>
+              <w:pStyle w:val="Normal"/>
+              <w:spacing w:lineRule="atLeast" w:line="405" w:before="0" w:after="0"/>
+              <w:ind w:hanging="0" w:start="0" w:end="0"/>
+              <w:rPr>
+                <w:rFonts w:ascii="Droid Sans Mono;monospace" w:hAnsi="Droid Sans Mono;monospace"/>
+                <w:b w:val="false"/>
+                <w:color w:val="C9D1D9"/>
+                <w:sz w:val="30"/>
+                <w:shd w:fill="121314" w:val="clear"/>
+              </w:rPr>
+            </w:pPr>
+            <w:r>
+              <w:rPr>
+                <w:rFonts w:ascii="Droid Sans Mono;monospace" w:hAnsi="Droid Sans Mono;monospace"/>
+                <w:b w:val="false"/>
+                <w:color w:val="C9D1D9"/>
+                <w:sz w:val="30"/>
+                <w:shd w:fill="121314" w:val="clear"/>
+              </w:rPr>
+              <w:t>}</w:t>
+            </w:r>
+          </w:p>
+          <w:p>
+            <w:pPr>
+              <w:pStyle w:val="Normal"/>
+              <w:spacing w:lineRule="atLeast" w:line="405" w:before="0" w:after="0"/>
+              <w:ind w:hanging="0" w:start="0" w:end="0"/>
+              <w:rPr>
+                <w:rFonts w:ascii="Droid Sans Mono;monospace" w:hAnsi="Droid Sans Mono;monospace"/>
+                <w:b w:val="false"/>
+                <w:color w:val="C9D1D9"/>
+                <w:sz w:val="30"/>
+                <w:shd w:fill="121314" w:val="clear"/>
+              </w:rPr>
+            </w:pPr>
+            <w:r>
+              <w:rPr>
+                <w:rFonts w:ascii="Droid Sans Mono;monospace" w:hAnsi="Droid Sans Mono;monospace"/>
+                <w:b w:val="false"/>
+                <w:color w:val="C9D1D9"/>
+                <w:sz w:val="30"/>
+                <w:shd w:fill="121314" w:val="clear"/>
+              </w:rPr>
+              <w:t>}</w:t>
+            </w:r>
+          </w:p>
           <w:p>
             <w:pPr>
               <w:pStyle w:val="Normal"/>
@@ -2649,13 +8026,12 @@
             </w:pPr>
             <w:r>
               <w:rPr>
-                <w:rFonts w:eastAsia="Calibri" w:cs="Cordia New" w:ascii="Cordia New" w:hAnsi="Cordia New" w:asciiTheme="minorBidi" w:hAnsiTheme="minorBidi"/>
+                <w:rFonts w:eastAsia="Calibri" w:cs="Cordia New" w:ascii="Cordia New" w:hAnsi="Cordia New"/>
                 <w:kern w:val="0"/>
                 <w:sz w:val="28"/>
                 <w:szCs w:val="28"/>
                 <w:lang w:val="en-US" w:eastAsia="en-US" w:bidi="th-TH"/>
               </w:rPr>
-              <w:t>void PostOrder(TYPE_NODEPTR T)</w:t>
             </w:r>
           </w:p>
           <w:p>
@@ -2694,6 +8070,470 @@
                 <w:szCs w:val="28"/>
                 <w:lang w:val="en-US" w:eastAsia="en-US" w:bidi="th-TH"/>
               </w:rPr>
+            </w:r>
+          </w:p>
+        </w:tc>
+        <w:tc>
+          <w:tcPr>
+            <w:tcW w:w="3331" w:type="dxa"/>
+            <w:tcBorders/>
+          </w:tcPr>
+          <w:p>
+            <w:pPr>
+              <w:pStyle w:val="Normal"/>
+              <w:spacing w:lineRule="atLeast" w:line="405" w:before="0" w:after="0"/>
+              <w:ind w:hanging="0" w:start="0" w:end="0"/>
+              <w:rPr>
+                <w:rFonts w:ascii="Droid Sans Mono;monospace" w:hAnsi="Droid Sans Mono;monospace"/>
+                <w:sz w:val="30"/>
+              </w:rPr>
+            </w:pPr>
+            <w:r>
+              <w:rPr>
+                <w:rFonts w:ascii="Droid Sans Mono;monospace" w:hAnsi="Droid Sans Mono;monospace"/>
+                <w:b w:val="false"/>
+                <w:color w:val="FF7B72"/>
+                <w:sz w:val="30"/>
+                <w:shd w:fill="121314" w:val="clear"/>
+              </w:rPr>
+              <w:t>void</w:t>
+            </w:r>
+            <w:r>
+              <w:rPr>
+                <w:rFonts w:ascii="Droid Sans Mono;monospace" w:hAnsi="Droid Sans Mono;monospace"/>
+                <w:b w:val="false"/>
+                <w:color w:val="BBBEBF"/>
+                <w:sz w:val="30"/>
+                <w:shd w:fill="121314" w:val="clear"/>
+              </w:rPr>
+              <w:t xml:space="preserve"> </w:t>
+            </w:r>
+            <w:r>
+              <w:rPr>
+                <w:rFonts w:ascii="Droid Sans Mono;monospace" w:hAnsi="Droid Sans Mono;monospace"/>
+                <w:b w:val="false"/>
+                <w:color w:val="D2A8FF"/>
+                <w:sz w:val="30"/>
+                <w:shd w:fill="121314" w:val="clear"/>
+              </w:rPr>
+              <w:t>postOrderTraversal</w:t>
+            </w:r>
+            <w:r>
+              <w:rPr>
+                <w:rFonts w:ascii="Droid Sans Mono;monospace" w:hAnsi="Droid Sans Mono;monospace"/>
+                <w:b w:val="false"/>
+                <w:color w:val="BBBEBF"/>
+                <w:sz w:val="30"/>
+                <w:shd w:fill="121314" w:val="clear"/>
+              </w:rPr>
+              <w:t>(</w:t>
+            </w:r>
+            <w:r>
+              <w:rPr>
+                <w:rFonts w:ascii="Droid Sans Mono;monospace" w:hAnsi="Droid Sans Mono;monospace"/>
+                <w:b w:val="false"/>
+                <w:color w:val="4EC9B0"/>
+                <w:sz w:val="30"/>
+                <w:shd w:fill="121314" w:val="clear"/>
+              </w:rPr>
+              <w:t>TYPE_NODEPTR</w:t>
+            </w:r>
+            <w:r>
+              <w:rPr>
+                <w:rFonts w:ascii="Droid Sans Mono;monospace" w:hAnsi="Droid Sans Mono;monospace"/>
+                <w:b w:val="false"/>
+                <w:color w:val="BBBEBF"/>
+                <w:sz w:val="30"/>
+                <w:shd w:fill="121314" w:val="clear"/>
+              </w:rPr>
+              <w:t xml:space="preserve"> </w:t>
+            </w:r>
+            <w:r>
+              <w:rPr>
+                <w:rFonts w:ascii="Droid Sans Mono;monospace" w:hAnsi="Droid Sans Mono;monospace"/>
+                <w:b w:val="false"/>
+                <w:color w:val="FFA657"/>
+                <w:sz w:val="30"/>
+                <w:shd w:fill="121314" w:val="clear"/>
+              </w:rPr>
+              <w:t>node</w:t>
+            </w:r>
+            <w:r>
+              <w:rPr>
+                <w:rFonts w:ascii="Droid Sans Mono;monospace" w:hAnsi="Droid Sans Mono;monospace"/>
+                <w:b w:val="false"/>
+                <w:color w:val="BBBEBF"/>
+                <w:sz w:val="30"/>
+                <w:shd w:fill="121314" w:val="clear"/>
+              </w:rPr>
+              <w:t xml:space="preserve">) </w:t>
+            </w:r>
+            <w:r>
+              <w:rPr>
+                <w:rFonts w:ascii="Droid Sans Mono;monospace" w:hAnsi="Droid Sans Mono;monospace"/>
+                <w:b w:val="false"/>
+                <w:color w:val="C9D1D9"/>
+                <w:sz w:val="30"/>
+                <w:shd w:fill="121314" w:val="clear"/>
+              </w:rPr>
+              <w:t>{</w:t>
+            </w:r>
+          </w:p>
+          <w:p>
+            <w:pPr>
+              <w:pStyle w:val="Normal"/>
+              <w:spacing w:lineRule="atLeast" w:line="405" w:before="0" w:after="0"/>
+              <w:ind w:hanging="0" w:start="0" w:end="0"/>
+              <w:rPr>
+                <w:rFonts w:ascii="Droid Sans Mono;monospace" w:hAnsi="Droid Sans Mono;monospace"/>
+                <w:b w:val="false"/>
+                <w:color w:val="BBBEBF"/>
+                <w:sz w:val="30"/>
+                <w:shd w:fill="121314" w:val="clear"/>
+              </w:rPr>
+            </w:pPr>
+            <w:r>
+              <w:rPr>
+                <w:rFonts w:ascii="Droid Sans Mono;monospace" w:hAnsi="Droid Sans Mono;monospace"/>
+                <w:b w:val="false"/>
+                <w:color w:val="C586C0"/>
+                <w:sz w:val="30"/>
+                <w:shd w:fill="121314" w:val="clear"/>
+              </w:rPr>
+              <w:t>if</w:t>
+            </w:r>
+            <w:r>
+              <w:rPr>
+                <w:rFonts w:ascii="Droid Sans Mono;monospace" w:hAnsi="Droid Sans Mono;monospace"/>
+                <w:b w:val="false"/>
+                <w:color w:val="C9D1D9"/>
+                <w:sz w:val="30"/>
+                <w:shd w:fill="121314" w:val="clear"/>
+              </w:rPr>
+              <w:t xml:space="preserve"> (</w:t>
+            </w:r>
+            <w:r>
+              <w:rPr>
+                <w:rFonts w:ascii="Droid Sans Mono;monospace" w:hAnsi="Droid Sans Mono;monospace"/>
+                <w:b w:val="false"/>
+                <w:color w:val="FFA657"/>
+                <w:sz w:val="30"/>
+                <w:shd w:fill="121314" w:val="clear"/>
+              </w:rPr>
+              <w:t>node</w:t>
+            </w:r>
+            <w:r>
+              <w:rPr>
+                <w:rFonts w:ascii="Droid Sans Mono;monospace" w:hAnsi="Droid Sans Mono;monospace"/>
+                <w:b w:val="false"/>
+                <w:color w:val="C9D1D9"/>
+                <w:sz w:val="30"/>
+                <w:shd w:fill="121314" w:val="clear"/>
+              </w:rPr>
+              <w:t xml:space="preserve"> </w:t>
+            </w:r>
+            <w:r>
+              <w:rPr>
+                <w:rFonts w:ascii="Droid Sans Mono;monospace" w:hAnsi="Droid Sans Mono;monospace"/>
+                <w:b w:val="false"/>
+                <w:color w:val="D4D4D4"/>
+                <w:sz w:val="30"/>
+                <w:shd w:fill="121314" w:val="clear"/>
+              </w:rPr>
+              <w:t>!=</w:t>
+            </w:r>
+            <w:r>
+              <w:rPr>
+                <w:rFonts w:ascii="Droid Sans Mono;monospace" w:hAnsi="Droid Sans Mono;monospace"/>
+                <w:b w:val="false"/>
+                <w:color w:val="C9D1D9"/>
+                <w:sz w:val="30"/>
+                <w:shd w:fill="121314" w:val="clear"/>
+              </w:rPr>
+              <w:t xml:space="preserve"> </w:t>
+            </w:r>
+            <w:r>
+              <w:rPr>
+                <w:rFonts w:ascii="Droid Sans Mono;monospace" w:hAnsi="Droid Sans Mono;monospace"/>
+                <w:b w:val="false"/>
+                <w:color w:val="569CD6"/>
+                <w:sz w:val="30"/>
+                <w:shd w:fill="121314" w:val="clear"/>
+              </w:rPr>
+              <w:t>NULL</w:t>
+            </w:r>
+            <w:r>
+              <w:rPr>
+                <w:rFonts w:ascii="Droid Sans Mono;monospace" w:hAnsi="Droid Sans Mono;monospace"/>
+                <w:b w:val="false"/>
+                <w:color w:val="C9D1D9"/>
+                <w:sz w:val="30"/>
+                <w:shd w:fill="121314" w:val="clear"/>
+              </w:rPr>
+              <w:t>) {</w:t>
+            </w:r>
+          </w:p>
+          <w:p>
+            <w:pPr>
+              <w:pStyle w:val="Normal"/>
+              <w:spacing w:lineRule="atLeast" w:line="405" w:before="0" w:after="0"/>
+              <w:ind w:hanging="0" w:start="0" w:end="0"/>
+              <w:rPr>
+                <w:rFonts w:ascii="Droid Sans Mono;monospace" w:hAnsi="Droid Sans Mono;monospace"/>
+                <w:b w:val="false"/>
+                <w:color w:val="BBBEBF"/>
+                <w:sz w:val="30"/>
+                <w:shd w:fill="121314" w:val="clear"/>
+              </w:rPr>
+            </w:pPr>
+            <w:r>
+              <w:rPr>
+                <w:rFonts w:ascii="Droid Sans Mono;monospace" w:hAnsi="Droid Sans Mono;monospace"/>
+                <w:b w:val="false"/>
+                <w:color w:val="D2A8FF"/>
+                <w:sz w:val="30"/>
+                <w:shd w:fill="121314" w:val="clear"/>
+              </w:rPr>
+              <w:t>postOrderTraversal</w:t>
+            </w:r>
+            <w:r>
+              <w:rPr>
+                <w:rFonts w:ascii="Droid Sans Mono;monospace" w:hAnsi="Droid Sans Mono;monospace"/>
+                <w:b w:val="false"/>
+                <w:color w:val="C9D1D9"/>
+                <w:sz w:val="30"/>
+                <w:shd w:fill="121314" w:val="clear"/>
+              </w:rPr>
+              <w:t>(</w:t>
+            </w:r>
+            <w:r>
+              <w:rPr>
+                <w:rFonts w:ascii="Droid Sans Mono;monospace" w:hAnsi="Droid Sans Mono;monospace"/>
+                <w:b w:val="false"/>
+                <w:color w:val="FFA657"/>
+                <w:sz w:val="30"/>
+                <w:shd w:fill="121314" w:val="clear"/>
+              </w:rPr>
+              <w:t>node</w:t>
+            </w:r>
+            <w:r>
+              <w:rPr>
+                <w:rFonts w:ascii="Droid Sans Mono;monospace" w:hAnsi="Droid Sans Mono;monospace"/>
+                <w:b w:val="false"/>
+                <w:color w:val="C9D1D9"/>
+                <w:sz w:val="30"/>
+                <w:shd w:fill="121314" w:val="clear"/>
+              </w:rPr>
+              <w:t>-&gt;left);</w:t>
+            </w:r>
+          </w:p>
+          <w:p>
+            <w:pPr>
+              <w:pStyle w:val="Normal"/>
+              <w:spacing w:lineRule="atLeast" w:line="405" w:before="0" w:after="0"/>
+              <w:ind w:hanging="0" w:start="0" w:end="0"/>
+              <w:rPr>
+                <w:rFonts w:ascii="Droid Sans Mono;monospace" w:hAnsi="Droid Sans Mono;monospace"/>
+                <w:b w:val="false"/>
+                <w:color w:val="BBBEBF"/>
+                <w:sz w:val="30"/>
+                <w:shd w:fill="121314" w:val="clear"/>
+              </w:rPr>
+            </w:pPr>
+            <w:r>
+              <w:rPr>
+                <w:rFonts w:ascii="Droid Sans Mono;monospace" w:hAnsi="Droid Sans Mono;monospace"/>
+                <w:b w:val="false"/>
+                <w:color w:val="D2A8FF"/>
+                <w:sz w:val="30"/>
+                <w:shd w:fill="121314" w:val="clear"/>
+              </w:rPr>
+              <w:t>postOrderTraversal</w:t>
+            </w:r>
+            <w:r>
+              <w:rPr>
+                <w:rFonts w:ascii="Droid Sans Mono;monospace" w:hAnsi="Droid Sans Mono;monospace"/>
+                <w:b w:val="false"/>
+                <w:color w:val="C9D1D9"/>
+                <w:sz w:val="30"/>
+                <w:shd w:fill="121314" w:val="clear"/>
+              </w:rPr>
+              <w:t>(</w:t>
+            </w:r>
+            <w:r>
+              <w:rPr>
+                <w:rFonts w:ascii="Droid Sans Mono;monospace" w:hAnsi="Droid Sans Mono;monospace"/>
+                <w:b w:val="false"/>
+                <w:color w:val="FFA657"/>
+                <w:sz w:val="30"/>
+                <w:shd w:fill="121314" w:val="clear"/>
+              </w:rPr>
+              <w:t>node</w:t>
+            </w:r>
+            <w:r>
+              <w:rPr>
+                <w:rFonts w:ascii="Droid Sans Mono;monospace" w:hAnsi="Droid Sans Mono;monospace"/>
+                <w:b w:val="false"/>
+                <w:color w:val="C9D1D9"/>
+                <w:sz w:val="30"/>
+                <w:shd w:fill="121314" w:val="clear"/>
+              </w:rPr>
+              <w:t>-&gt;right);</w:t>
+            </w:r>
+          </w:p>
+          <w:p>
+            <w:pPr>
+              <w:pStyle w:val="Normal"/>
+              <w:spacing w:lineRule="atLeast" w:line="405" w:before="0" w:after="0"/>
+              <w:ind w:hanging="0" w:start="0" w:end="0"/>
+              <w:rPr>
+                <w:rFonts w:ascii="Droid Sans Mono;monospace" w:hAnsi="Droid Sans Mono;monospace"/>
+                <w:b w:val="false"/>
+                <w:color w:val="BBBEBF"/>
+                <w:sz w:val="30"/>
+                <w:shd w:fill="121314" w:val="clear"/>
+              </w:rPr>
+            </w:pPr>
+            <w:r>
+              <w:rPr>
+                <w:rFonts w:ascii="Droid Sans Mono;monospace" w:hAnsi="Droid Sans Mono;monospace"/>
+                <w:b w:val="false"/>
+                <w:color w:val="D2A8FF"/>
+                <w:sz w:val="30"/>
+                <w:shd w:fill="121314" w:val="clear"/>
+              </w:rPr>
+              <w:t>printf</w:t>
+            </w:r>
+            <w:r>
+              <w:rPr>
+                <w:rFonts w:ascii="Droid Sans Mono;monospace" w:hAnsi="Droid Sans Mono;monospace"/>
+                <w:b w:val="false"/>
+                <w:color w:val="C9D1D9"/>
+                <w:sz w:val="30"/>
+                <w:shd w:fill="121314" w:val="clear"/>
+              </w:rPr>
+              <w:t>(</w:t>
+            </w:r>
+            <w:r>
+              <w:rPr>
+                <w:rFonts w:ascii="Droid Sans Mono;monospace" w:hAnsi="Droid Sans Mono;monospace"/>
+                <w:b w:val="false"/>
+                <w:color w:val="A5D6FF"/>
+                <w:sz w:val="30"/>
+                <w:shd w:fill="121314" w:val="clear"/>
+              </w:rPr>
+              <w:t xml:space="preserve">" </w:t>
+            </w:r>
+            <w:r>
+              <w:rPr>
+                <w:rFonts w:ascii="Droid Sans Mono;monospace" w:hAnsi="Droid Sans Mono;monospace"/>
+                <w:b w:val="false"/>
+                <w:color w:val="FF7B72"/>
+                <w:sz w:val="30"/>
+                <w:shd w:fill="121314" w:val="clear"/>
+              </w:rPr>
+              <w:t>%d</w:t>
+            </w:r>
+            <w:r>
+              <w:rPr>
+                <w:rFonts w:ascii="Droid Sans Mono;monospace" w:hAnsi="Droid Sans Mono;monospace"/>
+                <w:b w:val="false"/>
+                <w:color w:val="A5D6FF"/>
+                <w:sz w:val="30"/>
+                <w:shd w:fill="121314" w:val="clear"/>
+              </w:rPr>
+              <w:t xml:space="preserve"> -&gt;"</w:t>
+            </w:r>
+            <w:r>
+              <w:rPr>
+                <w:rFonts w:ascii="Droid Sans Mono;monospace" w:hAnsi="Droid Sans Mono;monospace"/>
+                <w:b w:val="false"/>
+                <w:color w:val="C9D1D9"/>
+                <w:sz w:val="30"/>
+                <w:shd w:fill="121314" w:val="clear"/>
+              </w:rPr>
+              <w:t xml:space="preserve">, </w:t>
+            </w:r>
+            <w:r>
+              <w:rPr>
+                <w:rFonts w:ascii="Droid Sans Mono;monospace" w:hAnsi="Droid Sans Mono;monospace"/>
+                <w:b w:val="false"/>
+                <w:color w:val="FFA657"/>
+                <w:sz w:val="30"/>
+                <w:shd w:fill="121314" w:val="clear"/>
+              </w:rPr>
+              <w:t>node</w:t>
+            </w:r>
+            <w:r>
+              <w:rPr>
+                <w:rFonts w:ascii="Droid Sans Mono;monospace" w:hAnsi="Droid Sans Mono;monospace"/>
+                <w:b w:val="false"/>
+                <w:color w:val="C9D1D9"/>
+                <w:sz w:val="30"/>
+                <w:shd w:fill="121314" w:val="clear"/>
+              </w:rPr>
+              <w:t>-&gt;data);</w:t>
+            </w:r>
+          </w:p>
+          <w:p>
+            <w:pPr>
+              <w:pStyle w:val="Normal"/>
+              <w:spacing w:lineRule="atLeast" w:line="405" w:before="0" w:after="0"/>
+              <w:ind w:hanging="0" w:start="0" w:end="0"/>
+              <w:rPr>
+                <w:rFonts w:ascii="Droid Sans Mono;monospace" w:hAnsi="Droid Sans Mono;monospace"/>
+                <w:b w:val="false"/>
+                <w:color w:val="C9D1D9"/>
+                <w:sz w:val="30"/>
+                <w:shd w:fill="121314" w:val="clear"/>
+              </w:rPr>
+            </w:pPr>
+            <w:r>
+              <w:rPr>
+                <w:rFonts w:ascii="Droid Sans Mono;monospace" w:hAnsi="Droid Sans Mono;monospace"/>
+                <w:b w:val="false"/>
+                <w:color w:val="C9D1D9"/>
+                <w:sz w:val="30"/>
+                <w:shd w:fill="121314" w:val="clear"/>
+              </w:rPr>
+              <w:t>}</w:t>
+            </w:r>
+          </w:p>
+          <w:p>
+            <w:pPr>
+              <w:pStyle w:val="Normal"/>
+              <w:spacing w:lineRule="atLeast" w:line="405" w:before="0" w:after="0"/>
+              <w:ind w:hanging="0" w:start="0" w:end="0"/>
+              <w:rPr>
+                <w:rFonts w:ascii="Droid Sans Mono;monospace" w:hAnsi="Droid Sans Mono;monospace"/>
+                <w:b w:val="false"/>
+                <w:color w:val="C9D1D9"/>
+                <w:sz w:val="30"/>
+                <w:shd w:fill="121314" w:val="clear"/>
+              </w:rPr>
+            </w:pPr>
+            <w:r>
+              <w:rPr>
+                <w:rFonts w:ascii="Droid Sans Mono;monospace" w:hAnsi="Droid Sans Mono;monospace"/>
+                <w:b w:val="false"/>
+                <w:color w:val="C9D1D9"/>
+                <w:sz w:val="30"/>
+                <w:shd w:fill="121314" w:val="clear"/>
+              </w:rPr>
+              <w:t>}</w:t>
+            </w:r>
+          </w:p>
+          <w:p>
+            <w:pPr>
+              <w:pStyle w:val="Normal"/>
+              <w:widowControl/>
+              <w:bidi w:val="0"/>
+              <w:spacing w:lineRule="auto" w:line="259" w:before="0" w:after="160"/>
+              <w:jc w:val="start"/>
+              <w:rPr/>
+            </w:pPr>
+            <w:r>
+              <w:rPr/>
             </w:r>
           </w:p>
         </w:tc>
@@ -2727,16 +8567,191 @@
       </w:pPr>
       <w:r>
         <w:rPr>
+          <w:rFonts w:asciiTheme="minorBidi" w:hAnsiTheme="minorBidi" w:ascii="Cordia New" w:hAnsi="Cordia New"/>
+          <w:sz w:val="28"/>
+          <w:szCs w:val="28"/>
+          <w:lang w:bidi="th-TH"/>
+        </w:rPr>
+      </w:r>
+    </w:p>
+    <w:p>
+      <w:pPr>
+        <w:pStyle w:val="Normal"/>
+        <w:tabs>
+          <w:tab w:val="clear" w:pos="720"/>
+          <w:tab w:val="left" w:pos="560" w:leader="none"/>
+          <w:tab w:val="left" w:pos="1120" w:leader="none"/>
+          <w:tab w:val="left" w:pos="1680" w:leader="none"/>
+          <w:tab w:val="left" w:pos="2240" w:leader="none"/>
+          <w:tab w:val="left" w:pos="2800" w:leader="none"/>
+          <w:tab w:val="left" w:pos="3360" w:leader="none"/>
+          <w:tab w:val="left" w:pos="3920" w:leader="none"/>
+          <w:tab w:val="left" w:pos="4480" w:leader="none"/>
+          <w:tab w:val="left" w:pos="5040" w:leader="none"/>
+          <w:tab w:val="left" w:pos="5600" w:leader="none"/>
+          <w:tab w:val="left" w:pos="6160" w:leader="none"/>
+          <w:tab w:val="left" w:pos="6720" w:leader="none"/>
+        </w:tabs>
+        <w:spacing w:lineRule="auto" w:line="240" w:before="0" w:after="0"/>
+        <w:rPr>
           <w:rFonts w:ascii="Cordia New" w:hAnsi="Cordia New" w:asciiTheme="minorBidi" w:hAnsiTheme="minorBidi"/>
           <w:sz w:val="28"/>
           <w:szCs w:val="28"/>
           <w:lang w:bidi="th-TH"/>
         </w:rPr>
+      </w:pPr>
+      <w:r>
+        <w:rPr>
+          <w:rFonts w:asciiTheme="minorBidi" w:hAnsiTheme="minorBidi" w:ascii="Cordia New" w:hAnsi="Cordia New"/>
+          <w:sz w:val="28"/>
+          <w:szCs w:val="28"/>
+          <w:lang w:bidi="th-TH"/>
+        </w:rPr>
+      </w:r>
+    </w:p>
+    <w:p>
+      <w:pPr>
+        <w:pStyle w:val="Normal"/>
+        <w:tabs>
+          <w:tab w:val="clear" w:pos="720"/>
+          <w:tab w:val="left" w:pos="560" w:leader="none"/>
+          <w:tab w:val="left" w:pos="1120" w:leader="none"/>
+          <w:tab w:val="left" w:pos="1680" w:leader="none"/>
+          <w:tab w:val="left" w:pos="2240" w:leader="none"/>
+          <w:tab w:val="left" w:pos="2800" w:leader="none"/>
+          <w:tab w:val="left" w:pos="3360" w:leader="none"/>
+          <w:tab w:val="left" w:pos="3920" w:leader="none"/>
+          <w:tab w:val="left" w:pos="4480" w:leader="none"/>
+          <w:tab w:val="left" w:pos="5040" w:leader="none"/>
+          <w:tab w:val="left" w:pos="5600" w:leader="none"/>
+          <w:tab w:val="left" w:pos="6160" w:leader="none"/>
+          <w:tab w:val="left" w:pos="6720" w:leader="none"/>
+        </w:tabs>
+        <w:spacing w:lineRule="auto" w:line="240" w:before="0" w:after="0"/>
+        <w:rPr>
+          <w:rFonts w:ascii="Cordia New" w:hAnsi="Cordia New" w:asciiTheme="minorBidi" w:hAnsiTheme="minorBidi"/>
+          <w:sz w:val="28"/>
+          <w:szCs w:val="28"/>
+          <w:lang w:bidi="th-TH"/>
+        </w:rPr>
+      </w:pPr>
+      <w:r>
+        <w:rPr>
+          <w:rFonts w:asciiTheme="minorBidi" w:hAnsiTheme="minorBidi" w:ascii="Cordia New" w:hAnsi="Cordia New"/>
+          <w:sz w:val="28"/>
+          <w:szCs w:val="28"/>
+          <w:lang w:bidi="th-TH"/>
+        </w:rPr>
+      </w:r>
+    </w:p>
+    <w:p>
+      <w:pPr>
+        <w:pStyle w:val="Normal"/>
+        <w:tabs>
+          <w:tab w:val="clear" w:pos="720"/>
+          <w:tab w:val="left" w:pos="560" w:leader="none"/>
+          <w:tab w:val="left" w:pos="1120" w:leader="none"/>
+          <w:tab w:val="left" w:pos="1680" w:leader="none"/>
+          <w:tab w:val="left" w:pos="2240" w:leader="none"/>
+          <w:tab w:val="left" w:pos="2800" w:leader="none"/>
+          <w:tab w:val="left" w:pos="3360" w:leader="none"/>
+          <w:tab w:val="left" w:pos="3920" w:leader="none"/>
+          <w:tab w:val="left" w:pos="4480" w:leader="none"/>
+          <w:tab w:val="left" w:pos="5040" w:leader="none"/>
+          <w:tab w:val="left" w:pos="5600" w:leader="none"/>
+          <w:tab w:val="left" w:pos="6160" w:leader="none"/>
+          <w:tab w:val="left" w:pos="6720" w:leader="none"/>
+        </w:tabs>
+        <w:spacing w:lineRule="auto" w:line="240" w:before="0" w:after="0"/>
+        <w:rPr>
+          <w:rFonts w:ascii="Cordia New" w:hAnsi="Cordia New" w:asciiTheme="minorBidi" w:hAnsiTheme="minorBidi"/>
+          <w:sz w:val="28"/>
+          <w:szCs w:val="28"/>
+          <w:lang w:bidi="th-TH"/>
+        </w:rPr>
+      </w:pPr>
+      <w:r>
+        <w:rPr>
+          <w:rFonts w:asciiTheme="minorBidi" w:hAnsiTheme="minorBidi" w:ascii="Cordia New" w:hAnsi="Cordia New"/>
+          <w:sz w:val="28"/>
+          <w:szCs w:val="28"/>
+          <w:lang w:bidi="th-TH"/>
+        </w:rPr>
+      </w:r>
+    </w:p>
+    <w:p>
+      <w:pPr>
+        <w:pStyle w:val="Normal"/>
+        <w:tabs>
+          <w:tab w:val="clear" w:pos="720"/>
+          <w:tab w:val="left" w:pos="560" w:leader="none"/>
+          <w:tab w:val="left" w:pos="1120" w:leader="none"/>
+          <w:tab w:val="left" w:pos="1680" w:leader="none"/>
+          <w:tab w:val="left" w:pos="2240" w:leader="none"/>
+          <w:tab w:val="left" w:pos="2800" w:leader="none"/>
+          <w:tab w:val="left" w:pos="3360" w:leader="none"/>
+          <w:tab w:val="left" w:pos="3920" w:leader="none"/>
+          <w:tab w:val="left" w:pos="4480" w:leader="none"/>
+          <w:tab w:val="left" w:pos="5040" w:leader="none"/>
+          <w:tab w:val="left" w:pos="5600" w:leader="none"/>
+          <w:tab w:val="left" w:pos="6160" w:leader="none"/>
+          <w:tab w:val="left" w:pos="6720" w:leader="none"/>
+        </w:tabs>
+        <w:spacing w:lineRule="auto" w:line="240" w:before="0" w:after="0"/>
+        <w:rPr>
+          <w:rFonts w:ascii="Cordia New" w:hAnsi="Cordia New" w:asciiTheme="minorBidi" w:hAnsiTheme="minorBidi"/>
+          <w:sz w:val="28"/>
+          <w:szCs w:val="28"/>
+          <w:lang w:bidi="th-TH"/>
+        </w:rPr>
+      </w:pPr>
+      <w:r>
+        <w:rPr>
+          <w:rFonts w:asciiTheme="minorBidi" w:hAnsiTheme="minorBidi" w:ascii="Cordia New" w:hAnsi="Cordia New"/>
+          <w:sz w:val="28"/>
+          <w:szCs w:val="28"/>
+          <w:lang w:bidi="th-TH"/>
+        </w:rPr>
+      </w:r>
+    </w:p>
+    <w:p>
+      <w:pPr>
+        <w:pStyle w:val="Normal"/>
+        <w:tabs>
+          <w:tab w:val="clear" w:pos="720"/>
+          <w:tab w:val="left" w:pos="560" w:leader="none"/>
+          <w:tab w:val="left" w:pos="1120" w:leader="none"/>
+          <w:tab w:val="left" w:pos="1680" w:leader="none"/>
+          <w:tab w:val="left" w:pos="2240" w:leader="none"/>
+          <w:tab w:val="left" w:pos="2800" w:leader="none"/>
+          <w:tab w:val="left" w:pos="3360" w:leader="none"/>
+          <w:tab w:val="left" w:pos="3920" w:leader="none"/>
+          <w:tab w:val="left" w:pos="4480" w:leader="none"/>
+          <w:tab w:val="left" w:pos="5040" w:leader="none"/>
+          <w:tab w:val="left" w:pos="5600" w:leader="none"/>
+          <w:tab w:val="left" w:pos="6160" w:leader="none"/>
+          <w:tab w:val="left" w:pos="6720" w:leader="none"/>
+        </w:tabs>
+        <w:spacing w:lineRule="auto" w:line="240" w:before="0" w:after="0"/>
+        <w:rPr>
+          <w:rFonts w:ascii="Cordia New" w:hAnsi="Cordia New" w:asciiTheme="minorBidi" w:hAnsiTheme="minorBidi"/>
+          <w:sz w:val="28"/>
+          <w:szCs w:val="28"/>
+          <w:lang w:bidi="th-TH"/>
+        </w:rPr>
+      </w:pPr>
+      <w:r>
+        <w:rPr>
+          <w:rFonts w:ascii="Cordia New" w:hAnsi="Cordia New" w:asciiTheme="minorBidi" w:hAnsiTheme="minorBidi"/>
+          <w:sz w:val="28"/>
+          <w:szCs w:val="28"/>
+          <w:lang w:bidi="th-TH"/>
+        </w:rPr>
         <w:t xml:space="preserve">การทดลองที่ </w:t>
       </w:r>
       <w:r>
         <w:rPr>
-          <w:rFonts w:ascii="Cordia New" w:hAnsi="Cordia New" w:asciiTheme="minorBidi" w:hAnsiTheme="minorBidi"/>
+          <w:rFonts w:asciiTheme="minorBidi" w:hAnsiTheme="minorBidi" w:ascii="Cordia New" w:hAnsi="Cordia New"/>
           <w:sz w:val="28"/>
           <w:szCs w:val="28"/>
           <w:lang w:bidi="th-TH"/>
@@ -2773,7 +8788,9 @@
         <w:gridCol w:w="4613"/>
       </w:tblGrid>
       <w:tr>
-        <w:trPr/>
+        <w:trPr>
+          <w:trHeight w:val="1185" w:hRule="atLeast"/>
+        </w:trPr>
         <w:tc>
           <w:tcPr>
             <w:tcW w:w="4680" w:type="dxa"/>
@@ -2809,52 +8826,12 @@
             </w:pPr>
             <w:r>
               <w:rPr>
-                <w:rFonts w:eastAsia="Calibri" w:cs="Cordia New" w:ascii="Cordia New" w:hAnsi="Cordia New" w:asciiTheme="minorBidi" w:hAnsiTheme="minorBidi"/>
+                <w:rFonts w:eastAsia="Calibri" w:cs="Cordia New"/>
                 <w:kern w:val="0"/>
-                <w:sz w:val="28"/>
-                <w:szCs w:val="28"/>
-                <w:lang w:val="en-US" w:eastAsia="en-US" w:bidi="th-TH"/>
-              </w:rPr>
-              <w:t xml:space="preserve">printf("------- 7 -----\n"); </w:t>
-            </w:r>
-          </w:p>
-          <w:p>
-            <w:pPr>
-              <w:pStyle w:val="Normal"/>
-              <w:widowControl/>
-              <w:tabs>
-                <w:tab w:val="clear" w:pos="720"/>
-                <w:tab w:val="left" w:pos="560" w:leader="none"/>
-                <w:tab w:val="left" w:pos="1120" w:leader="none"/>
-                <w:tab w:val="left" w:pos="1680" w:leader="none"/>
-                <w:tab w:val="left" w:pos="2240" w:leader="none"/>
-                <w:tab w:val="left" w:pos="2800" w:leader="none"/>
-                <w:tab w:val="left" w:pos="3360" w:leader="none"/>
-                <w:tab w:val="left" w:pos="3920" w:leader="none"/>
-                <w:tab w:val="left" w:pos="4480" w:leader="none"/>
-                <w:tab w:val="left" w:pos="5040" w:leader="none"/>
-                <w:tab w:val="left" w:pos="5600" w:leader="none"/>
-                <w:tab w:val="left" w:pos="6160" w:leader="none"/>
-                <w:tab w:val="left" w:pos="6720" w:leader="none"/>
-              </w:tabs>
-              <w:spacing w:lineRule="auto" w:line="240" w:before="0" w:after="0"/>
-              <w:jc w:val="start"/>
-              <w:rPr>
-                <w:rFonts w:ascii="Cordia New" w:hAnsi="Cordia New" w:asciiTheme="minorBidi" w:hAnsiTheme="minorBidi"/>
-                <w:sz w:val="28"/>
-                <w:szCs w:val="28"/>
-                <w:lang w:bidi="th-TH"/>
-              </w:rPr>
-            </w:pPr>
-            <w:r>
-              <w:rPr>
-                <w:rFonts w:eastAsia="Calibri" w:cs="Cordia New" w:ascii="Cordia New" w:hAnsi="Cordia New" w:asciiTheme="minorBidi" w:hAnsiTheme="minorBidi"/>
-                <w:kern w:val="0"/>
-                <w:sz w:val="28"/>
-                <w:szCs w:val="28"/>
-                <w:lang w:val="en-US" w:eastAsia="en-US" w:bidi="th-TH"/>
-              </w:rPr>
-              <w:t>T=MakeT(T,8);  P=T; InOrder(T); printf(“\n”);</w:t>
+                <w:sz w:val="22"/>
+                <w:szCs w:val="22"/>
+                <w:lang w:val="en-US" w:eastAsia="en-US" w:bidi="ar-SA"/>
+              </w:rPr>
             </w:r>
           </w:p>
           <w:p>
@@ -3808,12 +9785,12 @@
       </w:r>
     </w:p>
     <w:sectPr>
-      <w:headerReference w:type="even" r:id="rId2"/>
-      <w:headerReference w:type="default" r:id="rId3"/>
-      <w:headerReference w:type="first" r:id="rId4"/>
-      <w:footerReference w:type="even" r:id="rId5"/>
-      <w:footerReference w:type="default" r:id="rId6"/>
-      <w:footerReference w:type="first" r:id="rId7"/>
+      <w:headerReference w:type="even" r:id="rId5"/>
+      <w:headerReference w:type="default" r:id="rId6"/>
+      <w:headerReference w:type="first" r:id="rId7"/>
+      <w:footerReference w:type="even" r:id="rId8"/>
+      <w:footerReference w:type="default" r:id="rId9"/>
+      <w:footerReference w:type="first" r:id="rId10"/>
       <w:type w:val="nextPage"/>
       <w:pgSz w:w="11906" w:h="16838"/>
       <w:pgMar w:left="1440" w:right="1440" w:gutter="0" w:header="720" w:top="1440" w:footer="720" w:bottom="1440"/>
